--- a/Training Tasks/006CQ6744-Day16.docx
+++ b/Training Tasks/006CQ6744-Day16.docx
@@ -10738,7 +10738,5054 @@
       </w:hyperlink>
     </w:p>
     <w:p/>
+    <w:p>
+      <w:pPr>
+        <w:shd w:val="clear" w:color="auto" w:fill="121314"/>
+        <w:spacing w:after="0" w:line="285" w:lineRule="atLeast"/>
+        <w:rPr>
+          <w:rFonts w:ascii="Consolas" w:eastAsia="Times New Roman" w:hAnsi="Consolas" w:cs="Times New Roman"/>
+          <w:color w:val="BBBEBF"/>
+          <w:kern w:val="0"/>
+          <w:sz w:val="21"/>
+          <w:szCs w:val="21"/>
+          <w:lang w:eastAsia="en-IN"/>
+          <w14:ligatures w14:val="none"/>
+        </w:rPr>
+      </w:pPr>
+      <w:r>
+        <w:rPr>
+          <w:rFonts w:ascii="Consolas" w:eastAsia="Times New Roman" w:hAnsi="Consolas" w:cs="Times New Roman"/>
+          <w:color w:val="C586C0"/>
+          <w:kern w:val="0"/>
+          <w:sz w:val="21"/>
+          <w:szCs w:val="21"/>
+          <w:lang w:eastAsia="en-IN"/>
+          <w14:ligatures w14:val="none"/>
+        </w:rPr>
+        <w:t>import</w:t>
+      </w:r>
+      <w:r>
+        <w:rPr>
+          <w:rFonts w:ascii="Consolas" w:eastAsia="Times New Roman" w:hAnsi="Consolas" w:cs="Times New Roman"/>
+          <w:color w:val="BBBEBF"/>
+          <w:kern w:val="0"/>
+          <w:sz w:val="21"/>
+          <w:szCs w:val="21"/>
+          <w:lang w:eastAsia="en-IN"/>
+          <w14:ligatures w14:val="none"/>
+        </w:rPr>
+        <w:t xml:space="preserve"> </w:t>
+      </w:r>
+      <w:proofErr w:type="gramStart"/>
+      <w:r>
+        <w:rPr>
+          <w:rFonts w:ascii="Consolas" w:eastAsia="Times New Roman" w:hAnsi="Consolas" w:cs="Times New Roman"/>
+          <w:color w:val="C9D1D9"/>
+          <w:kern w:val="0"/>
+          <w:sz w:val="21"/>
+          <w:szCs w:val="21"/>
+          <w:lang w:eastAsia="en-IN"/>
+          <w14:ligatures w14:val="none"/>
+        </w:rPr>
+        <w:t>{ Component</w:t>
+      </w:r>
+      <w:proofErr w:type="gramEnd"/>
+      <w:r>
+        <w:rPr>
+          <w:rFonts w:ascii="Consolas" w:eastAsia="Times New Roman" w:hAnsi="Consolas" w:cs="Times New Roman"/>
+          <w:color w:val="C9D1D9"/>
+          <w:kern w:val="0"/>
+          <w:sz w:val="21"/>
+          <w:szCs w:val="21"/>
+          <w:lang w:eastAsia="en-IN"/>
+          <w14:ligatures w14:val="none"/>
+        </w:rPr>
+        <w:t xml:space="preserve"> }</w:t>
+      </w:r>
+      <w:r>
+        <w:rPr>
+          <w:rFonts w:ascii="Consolas" w:eastAsia="Times New Roman" w:hAnsi="Consolas" w:cs="Times New Roman"/>
+          <w:color w:val="BBBEBF"/>
+          <w:kern w:val="0"/>
+          <w:sz w:val="21"/>
+          <w:szCs w:val="21"/>
+          <w:lang w:eastAsia="en-IN"/>
+          <w14:ligatures w14:val="none"/>
+        </w:rPr>
+        <w:t xml:space="preserve"> </w:t>
+      </w:r>
+      <w:r>
+        <w:rPr>
+          <w:rFonts w:ascii="Consolas" w:eastAsia="Times New Roman" w:hAnsi="Consolas" w:cs="Times New Roman"/>
+          <w:color w:val="C586C0"/>
+          <w:kern w:val="0"/>
+          <w:sz w:val="21"/>
+          <w:szCs w:val="21"/>
+          <w:lang w:eastAsia="en-IN"/>
+          <w14:ligatures w14:val="none"/>
+        </w:rPr>
+        <w:t>from</w:t>
+      </w:r>
+      <w:r>
+        <w:rPr>
+          <w:rFonts w:ascii="Consolas" w:eastAsia="Times New Roman" w:hAnsi="Consolas" w:cs="Times New Roman"/>
+          <w:color w:val="BBBEBF"/>
+          <w:kern w:val="0"/>
+          <w:sz w:val="21"/>
+          <w:szCs w:val="21"/>
+          <w:lang w:eastAsia="en-IN"/>
+          <w14:ligatures w14:val="none"/>
+        </w:rPr>
+        <w:t xml:space="preserve"> </w:t>
+      </w:r>
+      <w:r>
+        <w:rPr>
+          <w:rFonts w:ascii="Consolas" w:eastAsia="Times New Roman" w:hAnsi="Consolas" w:cs="Times New Roman"/>
+          <w:color w:val="A5D6FF"/>
+          <w:kern w:val="0"/>
+          <w:sz w:val="21"/>
+          <w:szCs w:val="21"/>
+          <w:lang w:eastAsia="en-IN"/>
+          <w14:ligatures w14:val="none"/>
+        </w:rPr>
+        <w:t>"@angular/core"</w:t>
+      </w:r>
+      <w:r>
+        <w:rPr>
+          <w:rFonts w:ascii="Consolas" w:eastAsia="Times New Roman" w:hAnsi="Consolas" w:cs="Times New Roman"/>
+          <w:color w:val="BBBEBF"/>
+          <w:kern w:val="0"/>
+          <w:sz w:val="21"/>
+          <w:szCs w:val="21"/>
+          <w:lang w:eastAsia="en-IN"/>
+          <w14:ligatures w14:val="none"/>
+        </w:rPr>
+        <w:t>;</w:t>
+      </w:r>
+    </w:p>
+    <w:p>
+      <w:pPr>
+        <w:shd w:val="clear" w:color="auto" w:fill="121314"/>
+        <w:spacing w:after="0" w:line="285" w:lineRule="atLeast"/>
+        <w:rPr>
+          <w:rFonts w:ascii="Consolas" w:eastAsia="Times New Roman" w:hAnsi="Consolas" w:cs="Times New Roman"/>
+          <w:color w:val="BBBEBF"/>
+          <w:kern w:val="0"/>
+          <w:sz w:val="21"/>
+          <w:szCs w:val="21"/>
+          <w:lang w:eastAsia="en-IN"/>
+          <w14:ligatures w14:val="none"/>
+        </w:rPr>
+      </w:pPr>
+      <w:r>
+        <w:rPr>
+          <w:rFonts w:ascii="Consolas" w:eastAsia="Times New Roman" w:hAnsi="Consolas" w:cs="Times New Roman"/>
+          <w:color w:val="C586C0"/>
+          <w:kern w:val="0"/>
+          <w:sz w:val="21"/>
+          <w:szCs w:val="21"/>
+          <w:lang w:eastAsia="en-IN"/>
+          <w14:ligatures w14:val="none"/>
+        </w:rPr>
+        <w:t>import</w:t>
+      </w:r>
+      <w:r>
+        <w:rPr>
+          <w:rFonts w:ascii="Consolas" w:eastAsia="Times New Roman" w:hAnsi="Consolas" w:cs="Times New Roman"/>
+          <w:color w:val="BBBEBF"/>
+          <w:kern w:val="0"/>
+          <w:sz w:val="21"/>
+          <w:szCs w:val="21"/>
+          <w:lang w:eastAsia="en-IN"/>
+          <w14:ligatures w14:val="none"/>
+        </w:rPr>
+        <w:t xml:space="preserve"> </w:t>
+      </w:r>
+      <w:proofErr w:type="gramStart"/>
+      <w:r>
+        <w:rPr>
+          <w:rFonts w:ascii="Consolas" w:eastAsia="Times New Roman" w:hAnsi="Consolas" w:cs="Times New Roman"/>
+          <w:color w:val="C9D1D9"/>
+          <w:kern w:val="0"/>
+          <w:sz w:val="21"/>
+          <w:szCs w:val="21"/>
+          <w:lang w:eastAsia="en-IN"/>
+          <w14:ligatures w14:val="none"/>
+        </w:rPr>
+        <w:t>{ Router</w:t>
+      </w:r>
+      <w:proofErr w:type="gramEnd"/>
+      <w:r>
+        <w:rPr>
+          <w:rFonts w:ascii="Consolas" w:eastAsia="Times New Roman" w:hAnsi="Consolas" w:cs="Times New Roman"/>
+          <w:color w:val="C9D1D9"/>
+          <w:kern w:val="0"/>
+          <w:sz w:val="21"/>
+          <w:szCs w:val="21"/>
+          <w:lang w:eastAsia="en-IN"/>
+          <w14:ligatures w14:val="none"/>
+        </w:rPr>
+        <w:t xml:space="preserve"> }</w:t>
+      </w:r>
+      <w:r>
+        <w:rPr>
+          <w:rFonts w:ascii="Consolas" w:eastAsia="Times New Roman" w:hAnsi="Consolas" w:cs="Times New Roman"/>
+          <w:color w:val="BBBEBF"/>
+          <w:kern w:val="0"/>
+          <w:sz w:val="21"/>
+          <w:szCs w:val="21"/>
+          <w:lang w:eastAsia="en-IN"/>
+          <w14:ligatures w14:val="none"/>
+        </w:rPr>
+        <w:t xml:space="preserve"> </w:t>
+      </w:r>
+      <w:r>
+        <w:rPr>
+          <w:rFonts w:ascii="Consolas" w:eastAsia="Times New Roman" w:hAnsi="Consolas" w:cs="Times New Roman"/>
+          <w:color w:val="C586C0"/>
+          <w:kern w:val="0"/>
+          <w:sz w:val="21"/>
+          <w:szCs w:val="21"/>
+          <w:lang w:eastAsia="en-IN"/>
+          <w14:ligatures w14:val="none"/>
+        </w:rPr>
+        <w:t>from</w:t>
+      </w:r>
+      <w:r>
+        <w:rPr>
+          <w:rFonts w:ascii="Consolas" w:eastAsia="Times New Roman" w:hAnsi="Consolas" w:cs="Times New Roman"/>
+          <w:color w:val="BBBEBF"/>
+          <w:kern w:val="0"/>
+          <w:sz w:val="21"/>
+          <w:szCs w:val="21"/>
+          <w:lang w:eastAsia="en-IN"/>
+          <w14:ligatures w14:val="none"/>
+        </w:rPr>
+        <w:t xml:space="preserve"> </w:t>
+      </w:r>
+      <w:r>
+        <w:rPr>
+          <w:rFonts w:ascii="Consolas" w:eastAsia="Times New Roman" w:hAnsi="Consolas" w:cs="Times New Roman"/>
+          <w:color w:val="A5D6FF"/>
+          <w:kern w:val="0"/>
+          <w:sz w:val="21"/>
+          <w:szCs w:val="21"/>
+          <w:lang w:eastAsia="en-IN"/>
+          <w14:ligatures w14:val="none"/>
+        </w:rPr>
+        <w:t>"@angular/router"</w:t>
+      </w:r>
+      <w:r>
+        <w:rPr>
+          <w:rFonts w:ascii="Consolas" w:eastAsia="Times New Roman" w:hAnsi="Consolas" w:cs="Times New Roman"/>
+          <w:color w:val="BBBEBF"/>
+          <w:kern w:val="0"/>
+          <w:sz w:val="21"/>
+          <w:szCs w:val="21"/>
+          <w:lang w:eastAsia="en-IN"/>
+          <w14:ligatures w14:val="none"/>
+        </w:rPr>
+        <w:t>;</w:t>
+      </w:r>
+    </w:p>
+    <w:p>
+      <w:pPr>
+        <w:shd w:val="clear" w:color="auto" w:fill="121314"/>
+        <w:spacing w:after="0" w:line="285" w:lineRule="atLeast"/>
+        <w:rPr>
+          <w:rFonts w:ascii="Consolas" w:eastAsia="Times New Roman" w:hAnsi="Consolas" w:cs="Times New Roman"/>
+          <w:color w:val="BBBEBF"/>
+          <w:kern w:val="0"/>
+          <w:sz w:val="21"/>
+          <w:szCs w:val="21"/>
+          <w:lang w:eastAsia="en-IN"/>
+          <w14:ligatures w14:val="none"/>
+        </w:rPr>
+      </w:pPr>
+      <w:r>
+        <w:rPr>
+          <w:rFonts w:ascii="Consolas" w:eastAsia="Times New Roman" w:hAnsi="Consolas" w:cs="Times New Roman"/>
+          <w:color w:val="C586C0"/>
+          <w:kern w:val="0"/>
+          <w:sz w:val="21"/>
+          <w:szCs w:val="21"/>
+          <w:lang w:eastAsia="en-IN"/>
+          <w14:ligatures w14:val="none"/>
+        </w:rPr>
+        <w:t>import</w:t>
+      </w:r>
+      <w:r>
+        <w:rPr>
+          <w:rFonts w:ascii="Consolas" w:eastAsia="Times New Roman" w:hAnsi="Consolas" w:cs="Times New Roman"/>
+          <w:color w:val="BBBEBF"/>
+          <w:kern w:val="0"/>
+          <w:sz w:val="21"/>
+          <w:szCs w:val="21"/>
+          <w:lang w:eastAsia="en-IN"/>
+          <w14:ligatures w14:val="none"/>
+        </w:rPr>
+        <w:t xml:space="preserve"> </w:t>
+      </w:r>
+      <w:r>
+        <w:rPr>
+          <w:rFonts w:ascii="Consolas" w:eastAsia="Times New Roman" w:hAnsi="Consolas" w:cs="Times New Roman"/>
+          <w:color w:val="C9D1D9"/>
+          <w:kern w:val="0"/>
+          <w:sz w:val="21"/>
+          <w:szCs w:val="21"/>
+          <w:lang w:eastAsia="en-IN"/>
+          <w14:ligatures w14:val="none"/>
+        </w:rPr>
+        <w:t>{</w:t>
+      </w:r>
+    </w:p>
+    <w:p>
+      <w:pPr>
+        <w:shd w:val="clear" w:color="auto" w:fill="121314"/>
+        <w:spacing w:after="0" w:line="285" w:lineRule="atLeast"/>
+        <w:rPr>
+          <w:rFonts w:ascii="Consolas" w:eastAsia="Times New Roman" w:hAnsi="Consolas" w:cs="Times New Roman"/>
+          <w:color w:val="BBBEBF"/>
+          <w:kern w:val="0"/>
+          <w:sz w:val="21"/>
+          <w:szCs w:val="21"/>
+          <w:lang w:eastAsia="en-IN"/>
+          <w14:ligatures w14:val="none"/>
+        </w:rPr>
+      </w:pPr>
+      <w:r>
+        <w:rPr>
+          <w:rFonts w:ascii="Consolas" w:eastAsia="Times New Roman" w:hAnsi="Consolas" w:cs="Times New Roman"/>
+          <w:color w:val="C9D1D9"/>
+          <w:kern w:val="0"/>
+          <w:sz w:val="21"/>
+          <w:szCs w:val="21"/>
+          <w:lang w:eastAsia="en-IN"/>
+          <w14:ligatures w14:val="none"/>
+        </w:rPr>
+        <w:t xml:space="preserve">    </w:t>
+      </w:r>
+      <w:proofErr w:type="spellStart"/>
+      <w:r>
+        <w:rPr>
+          <w:rFonts w:ascii="Consolas" w:eastAsia="Times New Roman" w:hAnsi="Consolas" w:cs="Times New Roman"/>
+          <w:color w:val="C9D1D9"/>
+          <w:kern w:val="0"/>
+          <w:sz w:val="21"/>
+          <w:szCs w:val="21"/>
+          <w:lang w:eastAsia="en-IN"/>
+          <w14:ligatures w14:val="none"/>
+        </w:rPr>
+        <w:t>FormControl</w:t>
+      </w:r>
+      <w:proofErr w:type="spellEnd"/>
+      <w:r>
+        <w:rPr>
+          <w:rFonts w:ascii="Consolas" w:eastAsia="Times New Roman" w:hAnsi="Consolas" w:cs="Times New Roman"/>
+          <w:color w:val="C9D1D9"/>
+          <w:kern w:val="0"/>
+          <w:sz w:val="21"/>
+          <w:szCs w:val="21"/>
+          <w:lang w:eastAsia="en-IN"/>
+          <w14:ligatures w14:val="none"/>
+        </w:rPr>
+        <w:t>,</w:t>
+      </w:r>
+    </w:p>
+    <w:p>
+      <w:pPr>
+        <w:shd w:val="clear" w:color="auto" w:fill="121314"/>
+        <w:spacing w:after="0" w:line="285" w:lineRule="atLeast"/>
+        <w:rPr>
+          <w:rFonts w:ascii="Consolas" w:eastAsia="Times New Roman" w:hAnsi="Consolas" w:cs="Times New Roman"/>
+          <w:color w:val="BBBEBF"/>
+          <w:kern w:val="0"/>
+          <w:sz w:val="21"/>
+          <w:szCs w:val="21"/>
+          <w:lang w:eastAsia="en-IN"/>
+          <w14:ligatures w14:val="none"/>
+        </w:rPr>
+      </w:pPr>
+      <w:r>
+        <w:rPr>
+          <w:rFonts w:ascii="Consolas" w:eastAsia="Times New Roman" w:hAnsi="Consolas" w:cs="Times New Roman"/>
+          <w:color w:val="C9D1D9"/>
+          <w:kern w:val="0"/>
+          <w:sz w:val="21"/>
+          <w:szCs w:val="21"/>
+          <w:lang w:eastAsia="en-IN"/>
+          <w14:ligatures w14:val="none"/>
+        </w:rPr>
+        <w:t xml:space="preserve">    </w:t>
+      </w:r>
+      <w:proofErr w:type="spellStart"/>
+      <w:r>
+        <w:rPr>
+          <w:rFonts w:ascii="Consolas" w:eastAsia="Times New Roman" w:hAnsi="Consolas" w:cs="Times New Roman"/>
+          <w:color w:val="C9D1D9"/>
+          <w:kern w:val="0"/>
+          <w:sz w:val="21"/>
+          <w:szCs w:val="21"/>
+          <w:lang w:eastAsia="en-IN"/>
+          <w14:ligatures w14:val="none"/>
+        </w:rPr>
+        <w:t>FormGroup</w:t>
+      </w:r>
+      <w:proofErr w:type="spellEnd"/>
+      <w:r>
+        <w:rPr>
+          <w:rFonts w:ascii="Consolas" w:eastAsia="Times New Roman" w:hAnsi="Consolas" w:cs="Times New Roman"/>
+          <w:color w:val="C9D1D9"/>
+          <w:kern w:val="0"/>
+          <w:sz w:val="21"/>
+          <w:szCs w:val="21"/>
+          <w:lang w:eastAsia="en-IN"/>
+          <w14:ligatures w14:val="none"/>
+        </w:rPr>
+        <w:t>,</w:t>
+      </w:r>
+    </w:p>
+    <w:p>
+      <w:pPr>
+        <w:shd w:val="clear" w:color="auto" w:fill="121314"/>
+        <w:spacing w:after="0" w:line="285" w:lineRule="atLeast"/>
+        <w:rPr>
+          <w:rFonts w:ascii="Consolas" w:eastAsia="Times New Roman" w:hAnsi="Consolas" w:cs="Times New Roman"/>
+          <w:color w:val="BBBEBF"/>
+          <w:kern w:val="0"/>
+          <w:sz w:val="21"/>
+          <w:szCs w:val="21"/>
+          <w:lang w:eastAsia="en-IN"/>
+          <w14:ligatures w14:val="none"/>
+        </w:rPr>
+      </w:pPr>
+      <w:r>
+        <w:rPr>
+          <w:rFonts w:ascii="Consolas" w:eastAsia="Times New Roman" w:hAnsi="Consolas" w:cs="Times New Roman"/>
+          <w:color w:val="C9D1D9"/>
+          <w:kern w:val="0"/>
+          <w:sz w:val="21"/>
+          <w:szCs w:val="21"/>
+          <w:lang w:eastAsia="en-IN"/>
+          <w14:ligatures w14:val="none"/>
+        </w:rPr>
+        <w:t xml:space="preserve">    </w:t>
+      </w:r>
+      <w:proofErr w:type="spellStart"/>
+      <w:r>
+        <w:rPr>
+          <w:rFonts w:ascii="Consolas" w:eastAsia="Times New Roman" w:hAnsi="Consolas" w:cs="Times New Roman"/>
+          <w:color w:val="C9D1D9"/>
+          <w:kern w:val="0"/>
+          <w:sz w:val="21"/>
+          <w:szCs w:val="21"/>
+          <w:lang w:eastAsia="en-IN"/>
+          <w14:ligatures w14:val="none"/>
+        </w:rPr>
+        <w:t>ReactiveFormsModule</w:t>
+      </w:r>
+      <w:proofErr w:type="spellEnd"/>
+      <w:r>
+        <w:rPr>
+          <w:rFonts w:ascii="Consolas" w:eastAsia="Times New Roman" w:hAnsi="Consolas" w:cs="Times New Roman"/>
+          <w:color w:val="C9D1D9"/>
+          <w:kern w:val="0"/>
+          <w:sz w:val="21"/>
+          <w:szCs w:val="21"/>
+          <w:lang w:eastAsia="en-IN"/>
+          <w14:ligatures w14:val="none"/>
+        </w:rPr>
+        <w:t>,</w:t>
+      </w:r>
+    </w:p>
+    <w:p>
+      <w:pPr>
+        <w:shd w:val="clear" w:color="auto" w:fill="121314"/>
+        <w:spacing w:after="0" w:line="285" w:lineRule="atLeast"/>
+        <w:rPr>
+          <w:rFonts w:ascii="Consolas" w:eastAsia="Times New Roman" w:hAnsi="Consolas" w:cs="Times New Roman"/>
+          <w:color w:val="BBBEBF"/>
+          <w:kern w:val="0"/>
+          <w:sz w:val="21"/>
+          <w:szCs w:val="21"/>
+          <w:lang w:eastAsia="en-IN"/>
+          <w14:ligatures w14:val="none"/>
+        </w:rPr>
+      </w:pPr>
+      <w:r>
+        <w:rPr>
+          <w:rFonts w:ascii="Consolas" w:eastAsia="Times New Roman" w:hAnsi="Consolas" w:cs="Times New Roman"/>
+          <w:color w:val="C9D1D9"/>
+          <w:kern w:val="0"/>
+          <w:sz w:val="21"/>
+          <w:szCs w:val="21"/>
+          <w:lang w:eastAsia="en-IN"/>
+          <w14:ligatures w14:val="none"/>
+        </w:rPr>
+        <w:t>    Validators</w:t>
+      </w:r>
+    </w:p>
+    <w:p>
+      <w:pPr>
+        <w:shd w:val="clear" w:color="auto" w:fill="121314"/>
+        <w:spacing w:after="0" w:line="285" w:lineRule="atLeast"/>
+        <w:rPr>
+          <w:rFonts w:ascii="Consolas" w:eastAsia="Times New Roman" w:hAnsi="Consolas" w:cs="Times New Roman"/>
+          <w:color w:val="BBBEBF"/>
+          <w:kern w:val="0"/>
+          <w:sz w:val="21"/>
+          <w:szCs w:val="21"/>
+          <w:lang w:eastAsia="en-IN"/>
+          <w14:ligatures w14:val="none"/>
+        </w:rPr>
+      </w:pPr>
+      <w:r>
+        <w:rPr>
+          <w:rFonts w:ascii="Consolas" w:eastAsia="Times New Roman" w:hAnsi="Consolas" w:cs="Times New Roman"/>
+          <w:color w:val="C9D1D9"/>
+          <w:kern w:val="0"/>
+          <w:sz w:val="21"/>
+          <w:szCs w:val="21"/>
+          <w:lang w:eastAsia="en-IN"/>
+          <w14:ligatures w14:val="none"/>
+        </w:rPr>
+        <w:t>}</w:t>
+      </w:r>
+      <w:r>
+        <w:rPr>
+          <w:rFonts w:ascii="Consolas" w:eastAsia="Times New Roman" w:hAnsi="Consolas" w:cs="Times New Roman"/>
+          <w:color w:val="BBBEBF"/>
+          <w:kern w:val="0"/>
+          <w:sz w:val="21"/>
+          <w:szCs w:val="21"/>
+          <w:lang w:eastAsia="en-IN"/>
+          <w14:ligatures w14:val="none"/>
+        </w:rPr>
+        <w:t xml:space="preserve"> </w:t>
+      </w:r>
+      <w:r>
+        <w:rPr>
+          <w:rFonts w:ascii="Consolas" w:eastAsia="Times New Roman" w:hAnsi="Consolas" w:cs="Times New Roman"/>
+          <w:color w:val="C586C0"/>
+          <w:kern w:val="0"/>
+          <w:sz w:val="21"/>
+          <w:szCs w:val="21"/>
+          <w:lang w:eastAsia="en-IN"/>
+          <w14:ligatures w14:val="none"/>
+        </w:rPr>
+        <w:t>from</w:t>
+      </w:r>
+      <w:r>
+        <w:rPr>
+          <w:rFonts w:ascii="Consolas" w:eastAsia="Times New Roman" w:hAnsi="Consolas" w:cs="Times New Roman"/>
+          <w:color w:val="BBBEBF"/>
+          <w:kern w:val="0"/>
+          <w:sz w:val="21"/>
+          <w:szCs w:val="21"/>
+          <w:lang w:eastAsia="en-IN"/>
+          <w14:ligatures w14:val="none"/>
+        </w:rPr>
+        <w:t xml:space="preserve"> </w:t>
+      </w:r>
+      <w:r>
+        <w:rPr>
+          <w:rFonts w:ascii="Consolas" w:eastAsia="Times New Roman" w:hAnsi="Consolas" w:cs="Times New Roman"/>
+          <w:color w:val="A5D6FF"/>
+          <w:kern w:val="0"/>
+          <w:sz w:val="21"/>
+          <w:szCs w:val="21"/>
+          <w:lang w:eastAsia="en-IN"/>
+          <w14:ligatures w14:val="none"/>
+        </w:rPr>
+        <w:t>"@angular/forms"</w:t>
+      </w:r>
+      <w:r>
+        <w:rPr>
+          <w:rFonts w:ascii="Consolas" w:eastAsia="Times New Roman" w:hAnsi="Consolas" w:cs="Times New Roman"/>
+          <w:color w:val="BBBEBF"/>
+          <w:kern w:val="0"/>
+          <w:sz w:val="21"/>
+          <w:szCs w:val="21"/>
+          <w:lang w:eastAsia="en-IN"/>
+          <w14:ligatures w14:val="none"/>
+        </w:rPr>
+        <w:t>;</w:t>
+      </w:r>
+    </w:p>
+    <w:p>
+      <w:pPr>
+        <w:shd w:val="clear" w:color="auto" w:fill="121314"/>
+        <w:spacing w:after="0" w:line="285" w:lineRule="atLeast"/>
+        <w:rPr>
+          <w:rFonts w:ascii="Consolas" w:eastAsia="Times New Roman" w:hAnsi="Consolas" w:cs="Times New Roman"/>
+          <w:color w:val="BBBEBF"/>
+          <w:kern w:val="0"/>
+          <w:sz w:val="21"/>
+          <w:szCs w:val="21"/>
+          <w:lang w:eastAsia="en-IN"/>
+          <w14:ligatures w14:val="none"/>
+        </w:rPr>
+      </w:pPr>
+    </w:p>
+    <w:p>
+      <w:pPr>
+        <w:shd w:val="clear" w:color="auto" w:fill="121314"/>
+        <w:spacing w:after="0" w:line="285" w:lineRule="atLeast"/>
+        <w:rPr>
+          <w:rFonts w:ascii="Consolas" w:eastAsia="Times New Roman" w:hAnsi="Consolas" w:cs="Times New Roman"/>
+          <w:color w:val="BBBEBF"/>
+          <w:kern w:val="0"/>
+          <w:sz w:val="21"/>
+          <w:szCs w:val="21"/>
+          <w:lang w:eastAsia="en-IN"/>
+          <w14:ligatures w14:val="none"/>
+        </w:rPr>
+      </w:pPr>
+      <w:r>
+        <w:rPr>
+          <w:rFonts w:ascii="Consolas" w:eastAsia="Times New Roman" w:hAnsi="Consolas" w:cs="Times New Roman"/>
+          <w:color w:val="BBBEBF"/>
+          <w:kern w:val="0"/>
+          <w:sz w:val="21"/>
+          <w:szCs w:val="21"/>
+          <w:lang w:eastAsia="en-IN"/>
+          <w14:ligatures w14:val="none"/>
+        </w:rPr>
+        <w:t>@</w:t>
+      </w:r>
+      <w:proofErr w:type="gramStart"/>
+      <w:r>
+        <w:rPr>
+          <w:rFonts w:ascii="Consolas" w:eastAsia="Times New Roman" w:hAnsi="Consolas" w:cs="Times New Roman"/>
+          <w:color w:val="4EC9B0"/>
+          <w:kern w:val="0"/>
+          <w:sz w:val="21"/>
+          <w:szCs w:val="21"/>
+          <w:lang w:eastAsia="en-IN"/>
+          <w14:ligatures w14:val="none"/>
+        </w:rPr>
+        <w:t>Component</w:t>
+      </w:r>
+      <w:r>
+        <w:rPr>
+          <w:rFonts w:ascii="Consolas" w:eastAsia="Times New Roman" w:hAnsi="Consolas" w:cs="Times New Roman"/>
+          <w:color w:val="BBBEBF"/>
+          <w:kern w:val="0"/>
+          <w:sz w:val="21"/>
+          <w:szCs w:val="21"/>
+          <w:lang w:eastAsia="en-IN"/>
+          <w14:ligatures w14:val="none"/>
+        </w:rPr>
+        <w:t>(</w:t>
+      </w:r>
+      <w:proofErr w:type="gramEnd"/>
+      <w:r>
+        <w:rPr>
+          <w:rFonts w:ascii="Consolas" w:eastAsia="Times New Roman" w:hAnsi="Consolas" w:cs="Times New Roman"/>
+          <w:color w:val="BBBEBF"/>
+          <w:kern w:val="0"/>
+          <w:sz w:val="21"/>
+          <w:szCs w:val="21"/>
+          <w:lang w:eastAsia="en-IN"/>
+          <w14:ligatures w14:val="none"/>
+        </w:rPr>
+        <w:t>{</w:t>
+      </w:r>
+    </w:p>
+    <w:p>
+      <w:pPr>
+        <w:shd w:val="clear" w:color="auto" w:fill="121314"/>
+        <w:spacing w:after="0" w:line="285" w:lineRule="atLeast"/>
+        <w:rPr>
+          <w:rFonts w:ascii="Consolas" w:eastAsia="Times New Roman" w:hAnsi="Consolas" w:cs="Times New Roman"/>
+          <w:color w:val="BBBEBF"/>
+          <w:kern w:val="0"/>
+          <w:sz w:val="21"/>
+          <w:szCs w:val="21"/>
+          <w:lang w:eastAsia="en-IN"/>
+          <w14:ligatures w14:val="none"/>
+        </w:rPr>
+      </w:pPr>
+      <w:r>
+        <w:rPr>
+          <w:rFonts w:ascii="Consolas" w:eastAsia="Times New Roman" w:hAnsi="Consolas" w:cs="Times New Roman"/>
+          <w:color w:val="BBBEBF"/>
+          <w:kern w:val="0"/>
+          <w:sz w:val="21"/>
+          <w:szCs w:val="21"/>
+          <w:lang w:eastAsia="en-IN"/>
+          <w14:ligatures w14:val="none"/>
+        </w:rPr>
+        <w:t xml:space="preserve">    </w:t>
+      </w:r>
+      <w:r>
+        <w:rPr>
+          <w:rFonts w:ascii="Consolas" w:eastAsia="Times New Roman" w:hAnsi="Consolas" w:cs="Times New Roman"/>
+          <w:color w:val="C9D1D9"/>
+          <w:kern w:val="0"/>
+          <w:sz w:val="21"/>
+          <w:szCs w:val="21"/>
+          <w:lang w:eastAsia="en-IN"/>
+          <w14:ligatures w14:val="none"/>
+        </w:rPr>
+        <w:t>selector</w:t>
+      </w:r>
+      <w:r>
+        <w:rPr>
+          <w:rFonts w:ascii="Consolas" w:eastAsia="Times New Roman" w:hAnsi="Consolas" w:cs="Times New Roman"/>
+          <w:color w:val="9CDCFE"/>
+          <w:kern w:val="0"/>
+          <w:sz w:val="21"/>
+          <w:szCs w:val="21"/>
+          <w:lang w:eastAsia="en-IN"/>
+          <w14:ligatures w14:val="none"/>
+        </w:rPr>
+        <w:t>:</w:t>
+      </w:r>
+      <w:r>
+        <w:rPr>
+          <w:rFonts w:ascii="Consolas" w:eastAsia="Times New Roman" w:hAnsi="Consolas" w:cs="Times New Roman"/>
+          <w:color w:val="C9D1D9"/>
+          <w:kern w:val="0"/>
+          <w:sz w:val="21"/>
+          <w:szCs w:val="21"/>
+          <w:lang w:eastAsia="en-IN"/>
+          <w14:ligatures w14:val="none"/>
+        </w:rPr>
+        <w:t xml:space="preserve"> </w:t>
+      </w:r>
+      <w:r>
+        <w:rPr>
+          <w:rFonts w:ascii="Consolas" w:eastAsia="Times New Roman" w:hAnsi="Consolas" w:cs="Times New Roman"/>
+          <w:color w:val="A5D6FF"/>
+          <w:kern w:val="0"/>
+          <w:sz w:val="21"/>
+          <w:szCs w:val="21"/>
+          <w:lang w:eastAsia="en-IN"/>
+          <w14:ligatures w14:val="none"/>
+        </w:rPr>
+        <w:t>"app-login"</w:t>
+      </w:r>
+      <w:r>
+        <w:rPr>
+          <w:rFonts w:ascii="Consolas" w:eastAsia="Times New Roman" w:hAnsi="Consolas" w:cs="Times New Roman"/>
+          <w:color w:val="BBBEBF"/>
+          <w:kern w:val="0"/>
+          <w:sz w:val="21"/>
+          <w:szCs w:val="21"/>
+          <w:lang w:eastAsia="en-IN"/>
+          <w14:ligatures w14:val="none"/>
+        </w:rPr>
+        <w:t>,</w:t>
+      </w:r>
+    </w:p>
+    <w:p>
+      <w:pPr>
+        <w:shd w:val="clear" w:color="auto" w:fill="121314"/>
+        <w:spacing w:after="0" w:line="285" w:lineRule="atLeast"/>
+        <w:rPr>
+          <w:rFonts w:ascii="Consolas" w:eastAsia="Times New Roman" w:hAnsi="Consolas" w:cs="Times New Roman"/>
+          <w:color w:val="BBBEBF"/>
+          <w:kern w:val="0"/>
+          <w:sz w:val="21"/>
+          <w:szCs w:val="21"/>
+          <w:lang w:eastAsia="en-IN"/>
+          <w14:ligatures w14:val="none"/>
+        </w:rPr>
+      </w:pPr>
+      <w:r>
+        <w:rPr>
+          <w:rFonts w:ascii="Consolas" w:eastAsia="Times New Roman" w:hAnsi="Consolas" w:cs="Times New Roman"/>
+          <w:color w:val="BBBEBF"/>
+          <w:kern w:val="0"/>
+          <w:sz w:val="21"/>
+          <w:szCs w:val="21"/>
+          <w:lang w:eastAsia="en-IN"/>
+          <w14:ligatures w14:val="none"/>
+        </w:rPr>
+        <w:t xml:space="preserve">    </w:t>
+      </w:r>
+      <w:r>
+        <w:rPr>
+          <w:rFonts w:ascii="Consolas" w:eastAsia="Times New Roman" w:hAnsi="Consolas" w:cs="Times New Roman"/>
+          <w:color w:val="C9D1D9"/>
+          <w:kern w:val="0"/>
+          <w:sz w:val="21"/>
+          <w:szCs w:val="21"/>
+          <w:lang w:eastAsia="en-IN"/>
+          <w14:ligatures w14:val="none"/>
+        </w:rPr>
+        <w:t>standalone</w:t>
+      </w:r>
+      <w:r>
+        <w:rPr>
+          <w:rFonts w:ascii="Consolas" w:eastAsia="Times New Roman" w:hAnsi="Consolas" w:cs="Times New Roman"/>
+          <w:color w:val="9CDCFE"/>
+          <w:kern w:val="0"/>
+          <w:sz w:val="21"/>
+          <w:szCs w:val="21"/>
+          <w:lang w:eastAsia="en-IN"/>
+          <w14:ligatures w14:val="none"/>
+        </w:rPr>
+        <w:t>:</w:t>
+      </w:r>
+      <w:r>
+        <w:rPr>
+          <w:rFonts w:ascii="Consolas" w:eastAsia="Times New Roman" w:hAnsi="Consolas" w:cs="Times New Roman"/>
+          <w:color w:val="C9D1D9"/>
+          <w:kern w:val="0"/>
+          <w:sz w:val="21"/>
+          <w:szCs w:val="21"/>
+          <w:lang w:eastAsia="en-IN"/>
+          <w14:ligatures w14:val="none"/>
+        </w:rPr>
+        <w:t xml:space="preserve"> </w:t>
+      </w:r>
+      <w:r>
+        <w:rPr>
+          <w:rFonts w:ascii="Consolas" w:eastAsia="Times New Roman" w:hAnsi="Consolas" w:cs="Times New Roman"/>
+          <w:color w:val="569CD6"/>
+          <w:kern w:val="0"/>
+          <w:sz w:val="21"/>
+          <w:szCs w:val="21"/>
+          <w:lang w:eastAsia="en-IN"/>
+          <w14:ligatures w14:val="none"/>
+        </w:rPr>
+        <w:t>true</w:t>
+      </w:r>
+      <w:r>
+        <w:rPr>
+          <w:rFonts w:ascii="Consolas" w:eastAsia="Times New Roman" w:hAnsi="Consolas" w:cs="Times New Roman"/>
+          <w:color w:val="BBBEBF"/>
+          <w:kern w:val="0"/>
+          <w:sz w:val="21"/>
+          <w:szCs w:val="21"/>
+          <w:lang w:eastAsia="en-IN"/>
+          <w14:ligatures w14:val="none"/>
+        </w:rPr>
+        <w:t>,</w:t>
+      </w:r>
+    </w:p>
+    <w:p>
+      <w:pPr>
+        <w:shd w:val="clear" w:color="auto" w:fill="121314"/>
+        <w:spacing w:after="0" w:line="285" w:lineRule="atLeast"/>
+        <w:rPr>
+          <w:rFonts w:ascii="Consolas" w:eastAsia="Times New Roman" w:hAnsi="Consolas" w:cs="Times New Roman"/>
+          <w:color w:val="BBBEBF"/>
+          <w:kern w:val="0"/>
+          <w:sz w:val="21"/>
+          <w:szCs w:val="21"/>
+          <w:lang w:eastAsia="en-IN"/>
+          <w14:ligatures w14:val="none"/>
+        </w:rPr>
+      </w:pPr>
+      <w:r>
+        <w:rPr>
+          <w:rFonts w:ascii="Consolas" w:eastAsia="Times New Roman" w:hAnsi="Consolas" w:cs="Times New Roman"/>
+          <w:color w:val="BBBEBF"/>
+          <w:kern w:val="0"/>
+          <w:sz w:val="21"/>
+          <w:szCs w:val="21"/>
+          <w:lang w:eastAsia="en-IN"/>
+          <w14:ligatures w14:val="none"/>
+        </w:rPr>
+        <w:t xml:space="preserve">    </w:t>
+      </w:r>
+      <w:r>
+        <w:rPr>
+          <w:rFonts w:ascii="Consolas" w:eastAsia="Times New Roman" w:hAnsi="Consolas" w:cs="Times New Roman"/>
+          <w:color w:val="C9D1D9"/>
+          <w:kern w:val="0"/>
+          <w:sz w:val="21"/>
+          <w:szCs w:val="21"/>
+          <w:lang w:eastAsia="en-IN"/>
+          <w14:ligatures w14:val="none"/>
+        </w:rPr>
+        <w:t>imports</w:t>
+      </w:r>
+      <w:r>
+        <w:rPr>
+          <w:rFonts w:ascii="Consolas" w:eastAsia="Times New Roman" w:hAnsi="Consolas" w:cs="Times New Roman"/>
+          <w:color w:val="9CDCFE"/>
+          <w:kern w:val="0"/>
+          <w:sz w:val="21"/>
+          <w:szCs w:val="21"/>
+          <w:lang w:eastAsia="en-IN"/>
+          <w14:ligatures w14:val="none"/>
+        </w:rPr>
+        <w:t>:</w:t>
+      </w:r>
+      <w:r>
+        <w:rPr>
+          <w:rFonts w:ascii="Consolas" w:eastAsia="Times New Roman" w:hAnsi="Consolas" w:cs="Times New Roman"/>
+          <w:color w:val="C9D1D9"/>
+          <w:kern w:val="0"/>
+          <w:sz w:val="21"/>
+          <w:szCs w:val="21"/>
+          <w:lang w:eastAsia="en-IN"/>
+          <w14:ligatures w14:val="none"/>
+        </w:rPr>
+        <w:t xml:space="preserve"> [</w:t>
+      </w:r>
+      <w:proofErr w:type="spellStart"/>
+      <w:r>
+        <w:rPr>
+          <w:rFonts w:ascii="Consolas" w:eastAsia="Times New Roman" w:hAnsi="Consolas" w:cs="Times New Roman"/>
+          <w:color w:val="4EC9B0"/>
+          <w:kern w:val="0"/>
+          <w:sz w:val="21"/>
+          <w:szCs w:val="21"/>
+          <w:lang w:eastAsia="en-IN"/>
+          <w14:ligatures w14:val="none"/>
+        </w:rPr>
+        <w:t>ReactiveFormsModule</w:t>
+      </w:r>
+      <w:proofErr w:type="spellEnd"/>
+      <w:r>
+        <w:rPr>
+          <w:rFonts w:ascii="Consolas" w:eastAsia="Times New Roman" w:hAnsi="Consolas" w:cs="Times New Roman"/>
+          <w:color w:val="C9D1D9"/>
+          <w:kern w:val="0"/>
+          <w:sz w:val="21"/>
+          <w:szCs w:val="21"/>
+          <w:lang w:eastAsia="en-IN"/>
+          <w14:ligatures w14:val="none"/>
+        </w:rPr>
+        <w:t>]</w:t>
+      </w:r>
+      <w:r>
+        <w:rPr>
+          <w:rFonts w:ascii="Consolas" w:eastAsia="Times New Roman" w:hAnsi="Consolas" w:cs="Times New Roman"/>
+          <w:color w:val="BBBEBF"/>
+          <w:kern w:val="0"/>
+          <w:sz w:val="21"/>
+          <w:szCs w:val="21"/>
+          <w:lang w:eastAsia="en-IN"/>
+          <w14:ligatures w14:val="none"/>
+        </w:rPr>
+        <w:t>,</w:t>
+      </w:r>
+    </w:p>
+    <w:p>
+      <w:pPr>
+        <w:shd w:val="clear" w:color="auto" w:fill="121314"/>
+        <w:spacing w:after="0" w:line="285" w:lineRule="atLeast"/>
+        <w:rPr>
+          <w:rFonts w:ascii="Consolas" w:eastAsia="Times New Roman" w:hAnsi="Consolas" w:cs="Times New Roman"/>
+          <w:color w:val="BBBEBF"/>
+          <w:kern w:val="0"/>
+          <w:sz w:val="21"/>
+          <w:szCs w:val="21"/>
+          <w:lang w:eastAsia="en-IN"/>
+          <w14:ligatures w14:val="none"/>
+        </w:rPr>
+      </w:pPr>
+      <w:r>
+        <w:rPr>
+          <w:rFonts w:ascii="Consolas" w:eastAsia="Times New Roman" w:hAnsi="Consolas" w:cs="Times New Roman"/>
+          <w:color w:val="BBBEBF"/>
+          <w:kern w:val="0"/>
+          <w:sz w:val="21"/>
+          <w:szCs w:val="21"/>
+          <w:lang w:eastAsia="en-IN"/>
+          <w14:ligatures w14:val="none"/>
+        </w:rPr>
+        <w:t xml:space="preserve">    </w:t>
+      </w:r>
+      <w:r>
+        <w:rPr>
+          <w:rFonts w:ascii="Consolas" w:eastAsia="Times New Roman" w:hAnsi="Consolas" w:cs="Times New Roman"/>
+          <w:color w:val="C9D1D9"/>
+          <w:kern w:val="0"/>
+          <w:sz w:val="21"/>
+          <w:szCs w:val="21"/>
+          <w:lang w:eastAsia="en-IN"/>
+          <w14:ligatures w14:val="none"/>
+        </w:rPr>
+        <w:t>template</w:t>
+      </w:r>
+      <w:r>
+        <w:rPr>
+          <w:rFonts w:ascii="Consolas" w:eastAsia="Times New Roman" w:hAnsi="Consolas" w:cs="Times New Roman"/>
+          <w:color w:val="9CDCFE"/>
+          <w:kern w:val="0"/>
+          <w:sz w:val="21"/>
+          <w:szCs w:val="21"/>
+          <w:lang w:eastAsia="en-IN"/>
+          <w14:ligatures w14:val="none"/>
+        </w:rPr>
+        <w:t>:</w:t>
+      </w:r>
+      <w:r>
+        <w:rPr>
+          <w:rFonts w:ascii="Consolas" w:eastAsia="Times New Roman" w:hAnsi="Consolas" w:cs="Times New Roman"/>
+          <w:color w:val="C9D1D9"/>
+          <w:kern w:val="0"/>
+          <w:sz w:val="21"/>
+          <w:szCs w:val="21"/>
+          <w:lang w:eastAsia="en-IN"/>
+          <w14:ligatures w14:val="none"/>
+        </w:rPr>
+        <w:t xml:space="preserve"> </w:t>
+      </w:r>
+      <w:r>
+        <w:rPr>
+          <w:rFonts w:ascii="Consolas" w:eastAsia="Times New Roman" w:hAnsi="Consolas" w:cs="Times New Roman"/>
+          <w:color w:val="A5D6FF"/>
+          <w:kern w:val="0"/>
+          <w:sz w:val="21"/>
+          <w:szCs w:val="21"/>
+          <w:lang w:eastAsia="en-IN"/>
+          <w14:ligatures w14:val="none"/>
+        </w:rPr>
+        <w:t>`</w:t>
+      </w:r>
+    </w:p>
+    <w:p>
+      <w:pPr>
+        <w:shd w:val="clear" w:color="auto" w:fill="121314"/>
+        <w:spacing w:after="0" w:line="285" w:lineRule="atLeast"/>
+        <w:rPr>
+          <w:rFonts w:ascii="Consolas" w:eastAsia="Times New Roman" w:hAnsi="Consolas" w:cs="Times New Roman"/>
+          <w:color w:val="BBBEBF"/>
+          <w:kern w:val="0"/>
+          <w:sz w:val="21"/>
+          <w:szCs w:val="21"/>
+          <w:lang w:eastAsia="en-IN"/>
+          <w14:ligatures w14:val="none"/>
+        </w:rPr>
+      </w:pPr>
+    </w:p>
+    <w:p>
+      <w:pPr>
+        <w:shd w:val="clear" w:color="auto" w:fill="121314"/>
+        <w:spacing w:after="0" w:line="285" w:lineRule="atLeast"/>
+        <w:rPr>
+          <w:rFonts w:ascii="Consolas" w:eastAsia="Times New Roman" w:hAnsi="Consolas" w:cs="Times New Roman"/>
+          <w:color w:val="BBBEBF"/>
+          <w:kern w:val="0"/>
+          <w:sz w:val="21"/>
+          <w:szCs w:val="21"/>
+          <w:lang w:eastAsia="en-IN"/>
+          <w14:ligatures w14:val="none"/>
+        </w:rPr>
+      </w:pPr>
+      <w:r>
+        <w:rPr>
+          <w:rFonts w:ascii="Consolas" w:eastAsia="Times New Roman" w:hAnsi="Consolas" w:cs="Times New Roman"/>
+          <w:color w:val="A5D6FF"/>
+          <w:kern w:val="0"/>
+          <w:sz w:val="21"/>
+          <w:szCs w:val="21"/>
+          <w:lang w:eastAsia="en-IN"/>
+          <w14:ligatures w14:val="none"/>
+        </w:rPr>
+        <w:t>        &lt;h1&gt;Login Form&lt;/h1&gt;</w:t>
+      </w:r>
+    </w:p>
+    <w:p>
+      <w:pPr>
+        <w:shd w:val="clear" w:color="auto" w:fill="121314"/>
+        <w:spacing w:after="0" w:line="285" w:lineRule="atLeast"/>
+        <w:rPr>
+          <w:rFonts w:ascii="Consolas" w:eastAsia="Times New Roman" w:hAnsi="Consolas" w:cs="Times New Roman"/>
+          <w:color w:val="BBBEBF"/>
+          <w:kern w:val="0"/>
+          <w:sz w:val="21"/>
+          <w:szCs w:val="21"/>
+          <w:lang w:eastAsia="en-IN"/>
+          <w14:ligatures w14:val="none"/>
+        </w:rPr>
+      </w:pPr>
+    </w:p>
+    <w:p>
+      <w:pPr>
+        <w:shd w:val="clear" w:color="auto" w:fill="121314"/>
+        <w:spacing w:after="0" w:line="285" w:lineRule="atLeast"/>
+        <w:rPr>
+          <w:rFonts w:ascii="Consolas" w:eastAsia="Times New Roman" w:hAnsi="Consolas" w:cs="Times New Roman"/>
+          <w:color w:val="BBBEBF"/>
+          <w:kern w:val="0"/>
+          <w:sz w:val="21"/>
+          <w:szCs w:val="21"/>
+          <w:lang w:eastAsia="en-IN"/>
+          <w14:ligatures w14:val="none"/>
+        </w:rPr>
+      </w:pPr>
+      <w:r>
+        <w:rPr>
+          <w:rFonts w:ascii="Consolas" w:eastAsia="Times New Roman" w:hAnsi="Consolas" w:cs="Times New Roman"/>
+          <w:color w:val="A5D6FF"/>
+          <w:kern w:val="0"/>
+          <w:sz w:val="21"/>
+          <w:szCs w:val="21"/>
+          <w:lang w:eastAsia="en-IN"/>
+          <w14:ligatures w14:val="none"/>
+        </w:rPr>
+        <w:t>        &lt;form [</w:t>
+      </w:r>
+      <w:proofErr w:type="spellStart"/>
+      <w:r>
+        <w:rPr>
+          <w:rFonts w:ascii="Consolas" w:eastAsia="Times New Roman" w:hAnsi="Consolas" w:cs="Times New Roman"/>
+          <w:color w:val="A5D6FF"/>
+          <w:kern w:val="0"/>
+          <w:sz w:val="21"/>
+          <w:szCs w:val="21"/>
+          <w:lang w:eastAsia="en-IN"/>
+          <w14:ligatures w14:val="none"/>
+        </w:rPr>
+        <w:t>formGroup</w:t>
+      </w:r>
+      <w:proofErr w:type="spellEnd"/>
+      <w:r>
+        <w:rPr>
+          <w:rFonts w:ascii="Consolas" w:eastAsia="Times New Roman" w:hAnsi="Consolas" w:cs="Times New Roman"/>
+          <w:color w:val="A5D6FF"/>
+          <w:kern w:val="0"/>
+          <w:sz w:val="21"/>
+          <w:szCs w:val="21"/>
+          <w:lang w:eastAsia="en-IN"/>
+          <w14:ligatures w14:val="none"/>
+        </w:rPr>
+        <w:t>]="</w:t>
+      </w:r>
+      <w:proofErr w:type="spellStart"/>
+      <w:r>
+        <w:rPr>
+          <w:rFonts w:ascii="Consolas" w:eastAsia="Times New Roman" w:hAnsi="Consolas" w:cs="Times New Roman"/>
+          <w:color w:val="A5D6FF"/>
+          <w:kern w:val="0"/>
+          <w:sz w:val="21"/>
+          <w:szCs w:val="21"/>
+          <w:lang w:eastAsia="en-IN"/>
+          <w14:ligatures w14:val="none"/>
+        </w:rPr>
+        <w:t>loginForm</w:t>
+      </w:r>
+      <w:proofErr w:type="spellEnd"/>
+      <w:r>
+        <w:rPr>
+          <w:rFonts w:ascii="Consolas" w:eastAsia="Times New Roman" w:hAnsi="Consolas" w:cs="Times New Roman"/>
+          <w:color w:val="A5D6FF"/>
+          <w:kern w:val="0"/>
+          <w:sz w:val="21"/>
+          <w:szCs w:val="21"/>
+          <w:lang w:eastAsia="en-IN"/>
+          <w14:ligatures w14:val="none"/>
+        </w:rPr>
+        <w:t>"</w:t>
+      </w:r>
+    </w:p>
+    <w:p>
+      <w:pPr>
+        <w:shd w:val="clear" w:color="auto" w:fill="121314"/>
+        <w:spacing w:after="0" w:line="285" w:lineRule="atLeast"/>
+        <w:rPr>
+          <w:rFonts w:ascii="Consolas" w:eastAsia="Times New Roman" w:hAnsi="Consolas" w:cs="Times New Roman"/>
+          <w:color w:val="BBBEBF"/>
+          <w:kern w:val="0"/>
+          <w:sz w:val="21"/>
+          <w:szCs w:val="21"/>
+          <w:lang w:eastAsia="en-IN"/>
+          <w14:ligatures w14:val="none"/>
+        </w:rPr>
+      </w:pPr>
+      <w:r>
+        <w:rPr>
+          <w:rFonts w:ascii="Consolas" w:eastAsia="Times New Roman" w:hAnsi="Consolas" w:cs="Times New Roman"/>
+          <w:color w:val="A5D6FF"/>
+          <w:kern w:val="0"/>
+          <w:sz w:val="21"/>
+          <w:szCs w:val="21"/>
+          <w:lang w:eastAsia="en-IN"/>
+          <w14:ligatures w14:val="none"/>
+        </w:rPr>
+        <w:t>              (</w:t>
+      </w:r>
+      <w:proofErr w:type="spellStart"/>
+      <w:r>
+        <w:rPr>
+          <w:rFonts w:ascii="Consolas" w:eastAsia="Times New Roman" w:hAnsi="Consolas" w:cs="Times New Roman"/>
+          <w:color w:val="A5D6FF"/>
+          <w:kern w:val="0"/>
+          <w:sz w:val="21"/>
+          <w:szCs w:val="21"/>
+          <w:lang w:eastAsia="en-IN"/>
+          <w14:ligatures w14:val="none"/>
+        </w:rPr>
+        <w:t>ngSubmit</w:t>
+      </w:r>
+      <w:proofErr w:type="spellEnd"/>
+      <w:r>
+        <w:rPr>
+          <w:rFonts w:ascii="Consolas" w:eastAsia="Times New Roman" w:hAnsi="Consolas" w:cs="Times New Roman"/>
+          <w:color w:val="A5D6FF"/>
+          <w:kern w:val="0"/>
+          <w:sz w:val="21"/>
+          <w:szCs w:val="21"/>
+          <w:lang w:eastAsia="en-IN"/>
+          <w14:ligatures w14:val="none"/>
+        </w:rPr>
+        <w:t>)="</w:t>
+      </w:r>
+      <w:proofErr w:type="gramStart"/>
+      <w:r>
+        <w:rPr>
+          <w:rFonts w:ascii="Consolas" w:eastAsia="Times New Roman" w:hAnsi="Consolas" w:cs="Times New Roman"/>
+          <w:color w:val="A5D6FF"/>
+          <w:kern w:val="0"/>
+          <w:sz w:val="21"/>
+          <w:szCs w:val="21"/>
+          <w:lang w:eastAsia="en-IN"/>
+          <w14:ligatures w14:val="none"/>
+        </w:rPr>
+        <w:t>login(</w:t>
+      </w:r>
+      <w:proofErr w:type="gramEnd"/>
+      <w:r>
+        <w:rPr>
+          <w:rFonts w:ascii="Consolas" w:eastAsia="Times New Roman" w:hAnsi="Consolas" w:cs="Times New Roman"/>
+          <w:color w:val="A5D6FF"/>
+          <w:kern w:val="0"/>
+          <w:sz w:val="21"/>
+          <w:szCs w:val="21"/>
+          <w:lang w:eastAsia="en-IN"/>
+          <w14:ligatures w14:val="none"/>
+        </w:rPr>
+        <w:t>)"&gt;</w:t>
+      </w:r>
+    </w:p>
+    <w:p>
+      <w:pPr>
+        <w:shd w:val="clear" w:color="auto" w:fill="121314"/>
+        <w:spacing w:after="0" w:line="285" w:lineRule="atLeast"/>
+        <w:rPr>
+          <w:rFonts w:ascii="Consolas" w:eastAsia="Times New Roman" w:hAnsi="Consolas" w:cs="Times New Roman"/>
+          <w:color w:val="BBBEBF"/>
+          <w:kern w:val="0"/>
+          <w:sz w:val="21"/>
+          <w:szCs w:val="21"/>
+          <w:lang w:eastAsia="en-IN"/>
+          <w14:ligatures w14:val="none"/>
+        </w:rPr>
+      </w:pPr>
+    </w:p>
+    <w:p>
+      <w:pPr>
+        <w:shd w:val="clear" w:color="auto" w:fill="121314"/>
+        <w:spacing w:after="0" w:line="285" w:lineRule="atLeast"/>
+        <w:rPr>
+          <w:rFonts w:ascii="Consolas" w:eastAsia="Times New Roman" w:hAnsi="Consolas" w:cs="Times New Roman"/>
+          <w:color w:val="BBBEBF"/>
+          <w:kern w:val="0"/>
+          <w:sz w:val="21"/>
+          <w:szCs w:val="21"/>
+          <w:lang w:eastAsia="en-IN"/>
+          <w14:ligatures w14:val="none"/>
+        </w:rPr>
+      </w:pPr>
+      <w:r>
+        <w:rPr>
+          <w:rFonts w:ascii="Consolas" w:eastAsia="Times New Roman" w:hAnsi="Consolas" w:cs="Times New Roman"/>
+          <w:color w:val="A5D6FF"/>
+          <w:kern w:val="0"/>
+          <w:sz w:val="21"/>
+          <w:szCs w:val="21"/>
+          <w:lang w:eastAsia="en-IN"/>
+          <w14:ligatures w14:val="none"/>
+        </w:rPr>
+        <w:t>            &lt;div&gt;</w:t>
+      </w:r>
+    </w:p>
+    <w:p>
+      <w:pPr>
+        <w:shd w:val="clear" w:color="auto" w:fill="121314"/>
+        <w:spacing w:after="0" w:line="285" w:lineRule="atLeast"/>
+        <w:rPr>
+          <w:rFonts w:ascii="Consolas" w:eastAsia="Times New Roman" w:hAnsi="Consolas" w:cs="Times New Roman"/>
+          <w:color w:val="BBBEBF"/>
+          <w:kern w:val="0"/>
+          <w:sz w:val="21"/>
+          <w:szCs w:val="21"/>
+          <w:lang w:eastAsia="en-IN"/>
+          <w14:ligatures w14:val="none"/>
+        </w:rPr>
+      </w:pPr>
+      <w:r>
+        <w:rPr>
+          <w:rFonts w:ascii="Consolas" w:eastAsia="Times New Roman" w:hAnsi="Consolas" w:cs="Times New Roman"/>
+          <w:color w:val="A5D6FF"/>
+          <w:kern w:val="0"/>
+          <w:sz w:val="21"/>
+          <w:szCs w:val="21"/>
+          <w:lang w:eastAsia="en-IN"/>
+          <w14:ligatures w14:val="none"/>
+        </w:rPr>
+        <w:t xml:space="preserve">                </w:t>
+      </w:r>
+      <w:proofErr w:type="gramStart"/>
+      <w:r>
+        <w:rPr>
+          <w:rFonts w:ascii="Consolas" w:eastAsia="Times New Roman" w:hAnsi="Consolas" w:cs="Times New Roman"/>
+          <w:color w:val="A5D6FF"/>
+          <w:kern w:val="0"/>
+          <w:sz w:val="21"/>
+          <w:szCs w:val="21"/>
+          <w:lang w:eastAsia="en-IN"/>
+          <w14:ligatures w14:val="none"/>
+        </w:rPr>
+        <w:t>Username :</w:t>
+      </w:r>
+      <w:proofErr w:type="gramEnd"/>
+    </w:p>
+    <w:p>
+      <w:pPr>
+        <w:shd w:val="clear" w:color="auto" w:fill="121314"/>
+        <w:spacing w:after="0" w:line="285" w:lineRule="atLeast"/>
+        <w:rPr>
+          <w:rFonts w:ascii="Consolas" w:eastAsia="Times New Roman" w:hAnsi="Consolas" w:cs="Times New Roman"/>
+          <w:color w:val="BBBEBF"/>
+          <w:kern w:val="0"/>
+          <w:sz w:val="21"/>
+          <w:szCs w:val="21"/>
+          <w:lang w:eastAsia="en-IN"/>
+          <w14:ligatures w14:val="none"/>
+        </w:rPr>
+      </w:pPr>
+      <w:r>
+        <w:rPr>
+          <w:rFonts w:ascii="Consolas" w:eastAsia="Times New Roman" w:hAnsi="Consolas" w:cs="Times New Roman"/>
+          <w:color w:val="A5D6FF"/>
+          <w:kern w:val="0"/>
+          <w:sz w:val="21"/>
+          <w:szCs w:val="21"/>
+          <w:lang w:eastAsia="en-IN"/>
+          <w14:ligatures w14:val="none"/>
+        </w:rPr>
+        <w:t>                &lt;input</w:t>
+      </w:r>
+    </w:p>
+    <w:p>
+      <w:pPr>
+        <w:shd w:val="clear" w:color="auto" w:fill="121314"/>
+        <w:spacing w:after="0" w:line="285" w:lineRule="atLeast"/>
+        <w:rPr>
+          <w:rFonts w:ascii="Consolas" w:eastAsia="Times New Roman" w:hAnsi="Consolas" w:cs="Times New Roman"/>
+          <w:color w:val="BBBEBF"/>
+          <w:kern w:val="0"/>
+          <w:sz w:val="21"/>
+          <w:szCs w:val="21"/>
+          <w:lang w:eastAsia="en-IN"/>
+          <w14:ligatures w14:val="none"/>
+        </w:rPr>
+      </w:pPr>
+      <w:r>
+        <w:rPr>
+          <w:rFonts w:ascii="Consolas" w:eastAsia="Times New Roman" w:hAnsi="Consolas" w:cs="Times New Roman"/>
+          <w:color w:val="A5D6FF"/>
+          <w:kern w:val="0"/>
+          <w:sz w:val="21"/>
+          <w:szCs w:val="21"/>
+          <w:lang w:eastAsia="en-IN"/>
+          <w14:ligatures w14:val="none"/>
+        </w:rPr>
+        <w:t>                    type="text"</w:t>
+      </w:r>
+    </w:p>
+    <w:p>
+      <w:pPr>
+        <w:shd w:val="clear" w:color="auto" w:fill="121314"/>
+        <w:spacing w:after="0" w:line="285" w:lineRule="atLeast"/>
+        <w:rPr>
+          <w:rFonts w:ascii="Consolas" w:eastAsia="Times New Roman" w:hAnsi="Consolas" w:cs="Times New Roman"/>
+          <w:color w:val="BBBEBF"/>
+          <w:kern w:val="0"/>
+          <w:sz w:val="21"/>
+          <w:szCs w:val="21"/>
+          <w:lang w:eastAsia="en-IN"/>
+          <w14:ligatures w14:val="none"/>
+        </w:rPr>
+      </w:pPr>
+      <w:r>
+        <w:rPr>
+          <w:rFonts w:ascii="Consolas" w:eastAsia="Times New Roman" w:hAnsi="Consolas" w:cs="Times New Roman"/>
+          <w:color w:val="A5D6FF"/>
+          <w:kern w:val="0"/>
+          <w:sz w:val="21"/>
+          <w:szCs w:val="21"/>
+          <w:lang w:eastAsia="en-IN"/>
+          <w14:ligatures w14:val="none"/>
+        </w:rPr>
+        <w:t xml:space="preserve">                    </w:t>
+      </w:r>
+      <w:proofErr w:type="spellStart"/>
+      <w:r>
+        <w:rPr>
+          <w:rFonts w:ascii="Consolas" w:eastAsia="Times New Roman" w:hAnsi="Consolas" w:cs="Times New Roman"/>
+          <w:color w:val="A5D6FF"/>
+          <w:kern w:val="0"/>
+          <w:sz w:val="21"/>
+          <w:szCs w:val="21"/>
+          <w:lang w:eastAsia="en-IN"/>
+          <w14:ligatures w14:val="none"/>
+        </w:rPr>
+        <w:t>formControlName</w:t>
+      </w:r>
+      <w:proofErr w:type="spellEnd"/>
+      <w:r>
+        <w:rPr>
+          <w:rFonts w:ascii="Consolas" w:eastAsia="Times New Roman" w:hAnsi="Consolas" w:cs="Times New Roman"/>
+          <w:color w:val="A5D6FF"/>
+          <w:kern w:val="0"/>
+          <w:sz w:val="21"/>
+          <w:szCs w:val="21"/>
+          <w:lang w:eastAsia="en-IN"/>
+          <w14:ligatures w14:val="none"/>
+        </w:rPr>
+        <w:t>="username"&gt;</w:t>
+      </w:r>
+    </w:p>
+    <w:p>
+      <w:pPr>
+        <w:shd w:val="clear" w:color="auto" w:fill="121314"/>
+        <w:spacing w:after="0" w:line="285" w:lineRule="atLeast"/>
+        <w:rPr>
+          <w:rFonts w:ascii="Consolas" w:eastAsia="Times New Roman" w:hAnsi="Consolas" w:cs="Times New Roman"/>
+          <w:color w:val="BBBEBF"/>
+          <w:kern w:val="0"/>
+          <w:sz w:val="21"/>
+          <w:szCs w:val="21"/>
+          <w:lang w:eastAsia="en-IN"/>
+          <w14:ligatures w14:val="none"/>
+        </w:rPr>
+      </w:pPr>
+      <w:r>
+        <w:rPr>
+          <w:rFonts w:ascii="Consolas" w:eastAsia="Times New Roman" w:hAnsi="Consolas" w:cs="Times New Roman"/>
+          <w:color w:val="A5D6FF"/>
+          <w:kern w:val="0"/>
+          <w:sz w:val="21"/>
+          <w:szCs w:val="21"/>
+          <w:lang w:eastAsia="en-IN"/>
+          <w14:ligatures w14:val="none"/>
+        </w:rPr>
+        <w:t>            &lt;/div&gt;</w:t>
+      </w:r>
+    </w:p>
+    <w:p>
+      <w:pPr>
+        <w:shd w:val="clear" w:color="auto" w:fill="121314"/>
+        <w:spacing w:after="0" w:line="285" w:lineRule="atLeast"/>
+        <w:rPr>
+          <w:rFonts w:ascii="Consolas" w:eastAsia="Times New Roman" w:hAnsi="Consolas" w:cs="Times New Roman"/>
+          <w:color w:val="BBBEBF"/>
+          <w:kern w:val="0"/>
+          <w:sz w:val="21"/>
+          <w:szCs w:val="21"/>
+          <w:lang w:eastAsia="en-IN"/>
+          <w14:ligatures w14:val="none"/>
+        </w:rPr>
+      </w:pPr>
+    </w:p>
+    <w:p>
+      <w:pPr>
+        <w:shd w:val="clear" w:color="auto" w:fill="121314"/>
+        <w:spacing w:after="0" w:line="285" w:lineRule="atLeast"/>
+        <w:rPr>
+          <w:rFonts w:ascii="Consolas" w:eastAsia="Times New Roman" w:hAnsi="Consolas" w:cs="Times New Roman"/>
+          <w:color w:val="BBBEBF"/>
+          <w:kern w:val="0"/>
+          <w:sz w:val="21"/>
+          <w:szCs w:val="21"/>
+          <w:lang w:eastAsia="en-IN"/>
+          <w14:ligatures w14:val="none"/>
+        </w:rPr>
+      </w:pPr>
+      <w:r>
+        <w:rPr>
+          <w:rFonts w:ascii="Consolas" w:eastAsia="Times New Roman" w:hAnsi="Consolas" w:cs="Times New Roman"/>
+          <w:color w:val="A5D6FF"/>
+          <w:kern w:val="0"/>
+          <w:sz w:val="21"/>
+          <w:szCs w:val="21"/>
+          <w:lang w:eastAsia="en-IN"/>
+          <w14:ligatures w14:val="none"/>
+        </w:rPr>
+        <w:t>            @</w:t>
+      </w:r>
+      <w:proofErr w:type="gramStart"/>
+      <w:r>
+        <w:rPr>
+          <w:rFonts w:ascii="Consolas" w:eastAsia="Times New Roman" w:hAnsi="Consolas" w:cs="Times New Roman"/>
+          <w:color w:val="A5D6FF"/>
+          <w:kern w:val="0"/>
+          <w:sz w:val="21"/>
+          <w:szCs w:val="21"/>
+          <w:lang w:eastAsia="en-IN"/>
+          <w14:ligatures w14:val="none"/>
+        </w:rPr>
+        <w:t>if(loginForm.get(</w:t>
+      </w:r>
+      <w:proofErr w:type="gramEnd"/>
+      <w:r>
+        <w:rPr>
+          <w:rFonts w:ascii="Consolas" w:eastAsia="Times New Roman" w:hAnsi="Consolas" w:cs="Times New Roman"/>
+          <w:color w:val="A5D6FF"/>
+          <w:kern w:val="0"/>
+          <w:sz w:val="21"/>
+          <w:szCs w:val="21"/>
+          <w:lang w:eastAsia="en-IN"/>
+          <w14:ligatures w14:val="none"/>
+        </w:rPr>
+        <w:t>'username'</w:t>
+      </w:r>
+      <w:proofErr w:type="gramStart"/>
+      <w:r>
+        <w:rPr>
+          <w:rFonts w:ascii="Consolas" w:eastAsia="Times New Roman" w:hAnsi="Consolas" w:cs="Times New Roman"/>
+          <w:color w:val="A5D6FF"/>
+          <w:kern w:val="0"/>
+          <w:sz w:val="21"/>
+          <w:szCs w:val="21"/>
+          <w:lang w:eastAsia="en-IN"/>
+          <w14:ligatures w14:val="none"/>
+        </w:rPr>
+        <w:t>)?.</w:t>
+      </w:r>
+      <w:proofErr w:type="gramEnd"/>
+      <w:r>
+        <w:rPr>
+          <w:rFonts w:ascii="Consolas" w:eastAsia="Times New Roman" w:hAnsi="Consolas" w:cs="Times New Roman"/>
+          <w:color w:val="A5D6FF"/>
+          <w:kern w:val="0"/>
+          <w:sz w:val="21"/>
+          <w:szCs w:val="21"/>
+          <w:lang w:eastAsia="en-IN"/>
+          <w14:ligatures w14:val="none"/>
+        </w:rPr>
+        <w:t>invalid &amp;&amp;</w:t>
+      </w:r>
+    </w:p>
+    <w:p>
+      <w:pPr>
+        <w:shd w:val="clear" w:color="auto" w:fill="121314"/>
+        <w:spacing w:after="0" w:line="285" w:lineRule="atLeast"/>
+        <w:rPr>
+          <w:rFonts w:ascii="Consolas" w:eastAsia="Times New Roman" w:hAnsi="Consolas" w:cs="Times New Roman"/>
+          <w:color w:val="BBBEBF"/>
+          <w:kern w:val="0"/>
+          <w:sz w:val="21"/>
+          <w:szCs w:val="21"/>
+          <w:lang w:eastAsia="en-IN"/>
+          <w14:ligatures w14:val="none"/>
+        </w:rPr>
+      </w:pPr>
+      <w:r>
+        <w:rPr>
+          <w:rFonts w:ascii="Consolas" w:eastAsia="Times New Roman" w:hAnsi="Consolas" w:cs="Times New Roman"/>
+          <w:color w:val="A5D6FF"/>
+          <w:kern w:val="0"/>
+          <w:sz w:val="21"/>
+          <w:szCs w:val="21"/>
+          <w:lang w:eastAsia="en-IN"/>
+          <w14:ligatures w14:val="none"/>
+        </w:rPr>
+        <w:t xml:space="preserve">                </w:t>
+      </w:r>
+      <w:proofErr w:type="spellStart"/>
+      <w:r>
+        <w:rPr>
+          <w:rFonts w:ascii="Consolas" w:eastAsia="Times New Roman" w:hAnsi="Consolas" w:cs="Times New Roman"/>
+          <w:color w:val="A5D6FF"/>
+          <w:kern w:val="0"/>
+          <w:sz w:val="21"/>
+          <w:szCs w:val="21"/>
+          <w:lang w:eastAsia="en-IN"/>
+          <w14:ligatures w14:val="none"/>
+        </w:rPr>
+        <w:t>loginForm.get</w:t>
+      </w:r>
+      <w:proofErr w:type="spellEnd"/>
+      <w:r>
+        <w:rPr>
+          <w:rFonts w:ascii="Consolas" w:eastAsia="Times New Roman" w:hAnsi="Consolas" w:cs="Times New Roman"/>
+          <w:color w:val="A5D6FF"/>
+          <w:kern w:val="0"/>
+          <w:sz w:val="21"/>
+          <w:szCs w:val="21"/>
+          <w:lang w:eastAsia="en-IN"/>
+          <w14:ligatures w14:val="none"/>
+        </w:rPr>
+        <w:t>('username'</w:t>
+      </w:r>
+      <w:proofErr w:type="gramStart"/>
+      <w:r>
+        <w:rPr>
+          <w:rFonts w:ascii="Consolas" w:eastAsia="Times New Roman" w:hAnsi="Consolas" w:cs="Times New Roman"/>
+          <w:color w:val="A5D6FF"/>
+          <w:kern w:val="0"/>
+          <w:sz w:val="21"/>
+          <w:szCs w:val="21"/>
+          <w:lang w:eastAsia="en-IN"/>
+          <w14:ligatures w14:val="none"/>
+        </w:rPr>
+        <w:t>)?.touched){</w:t>
+      </w:r>
+      <w:proofErr w:type="gramEnd"/>
+    </w:p>
+    <w:p>
+      <w:pPr>
+        <w:shd w:val="clear" w:color="auto" w:fill="121314"/>
+        <w:spacing w:after="0" w:line="285" w:lineRule="atLeast"/>
+        <w:rPr>
+          <w:rFonts w:ascii="Consolas" w:eastAsia="Times New Roman" w:hAnsi="Consolas" w:cs="Times New Roman"/>
+          <w:color w:val="BBBEBF"/>
+          <w:kern w:val="0"/>
+          <w:sz w:val="21"/>
+          <w:szCs w:val="21"/>
+          <w:lang w:eastAsia="en-IN"/>
+          <w14:ligatures w14:val="none"/>
+        </w:rPr>
+      </w:pPr>
+    </w:p>
+    <w:p>
+      <w:pPr>
+        <w:shd w:val="clear" w:color="auto" w:fill="121314"/>
+        <w:spacing w:after="0" w:line="285" w:lineRule="atLeast"/>
+        <w:rPr>
+          <w:rFonts w:ascii="Consolas" w:eastAsia="Times New Roman" w:hAnsi="Consolas" w:cs="Times New Roman"/>
+          <w:color w:val="BBBEBF"/>
+          <w:kern w:val="0"/>
+          <w:sz w:val="21"/>
+          <w:szCs w:val="21"/>
+          <w:lang w:eastAsia="en-IN"/>
+          <w14:ligatures w14:val="none"/>
+        </w:rPr>
+      </w:pPr>
+      <w:r>
+        <w:rPr>
+          <w:rFonts w:ascii="Consolas" w:eastAsia="Times New Roman" w:hAnsi="Consolas" w:cs="Times New Roman"/>
+          <w:color w:val="A5D6FF"/>
+          <w:kern w:val="0"/>
+          <w:sz w:val="21"/>
+          <w:szCs w:val="21"/>
+          <w:lang w:eastAsia="en-IN"/>
+          <w14:ligatures w14:val="none"/>
+        </w:rPr>
+        <w:t>                &lt;p&gt;Username is required&lt;/p&gt;</w:t>
+      </w:r>
+    </w:p>
+    <w:p>
+      <w:pPr>
+        <w:shd w:val="clear" w:color="auto" w:fill="121314"/>
+        <w:spacing w:after="0" w:line="285" w:lineRule="atLeast"/>
+        <w:rPr>
+          <w:rFonts w:ascii="Consolas" w:eastAsia="Times New Roman" w:hAnsi="Consolas" w:cs="Times New Roman"/>
+          <w:color w:val="BBBEBF"/>
+          <w:kern w:val="0"/>
+          <w:sz w:val="21"/>
+          <w:szCs w:val="21"/>
+          <w:lang w:eastAsia="en-IN"/>
+          <w14:ligatures w14:val="none"/>
+        </w:rPr>
+      </w:pPr>
+      <w:r>
+        <w:rPr>
+          <w:rFonts w:ascii="Consolas" w:eastAsia="Times New Roman" w:hAnsi="Consolas" w:cs="Times New Roman"/>
+          <w:color w:val="A5D6FF"/>
+          <w:kern w:val="0"/>
+          <w:sz w:val="21"/>
+          <w:szCs w:val="21"/>
+          <w:lang w:eastAsia="en-IN"/>
+          <w14:ligatures w14:val="none"/>
+        </w:rPr>
+        <w:t>            }</w:t>
+      </w:r>
+    </w:p>
+    <w:p>
+      <w:pPr>
+        <w:shd w:val="clear" w:color="auto" w:fill="121314"/>
+        <w:spacing w:after="0" w:line="285" w:lineRule="atLeast"/>
+        <w:rPr>
+          <w:rFonts w:ascii="Consolas" w:eastAsia="Times New Roman" w:hAnsi="Consolas" w:cs="Times New Roman"/>
+          <w:color w:val="BBBEBF"/>
+          <w:kern w:val="0"/>
+          <w:sz w:val="21"/>
+          <w:szCs w:val="21"/>
+          <w:lang w:eastAsia="en-IN"/>
+          <w14:ligatures w14:val="none"/>
+        </w:rPr>
+      </w:pPr>
+    </w:p>
+    <w:p>
+      <w:pPr>
+        <w:shd w:val="clear" w:color="auto" w:fill="121314"/>
+        <w:spacing w:after="0" w:line="285" w:lineRule="atLeast"/>
+        <w:rPr>
+          <w:rFonts w:ascii="Consolas" w:eastAsia="Times New Roman" w:hAnsi="Consolas" w:cs="Times New Roman"/>
+          <w:color w:val="BBBEBF"/>
+          <w:kern w:val="0"/>
+          <w:sz w:val="21"/>
+          <w:szCs w:val="21"/>
+          <w:lang w:eastAsia="en-IN"/>
+          <w14:ligatures w14:val="none"/>
+        </w:rPr>
+      </w:pPr>
+      <w:r>
+        <w:rPr>
+          <w:rFonts w:ascii="Consolas" w:eastAsia="Times New Roman" w:hAnsi="Consolas" w:cs="Times New Roman"/>
+          <w:color w:val="A5D6FF"/>
+          <w:kern w:val="0"/>
+          <w:sz w:val="21"/>
+          <w:szCs w:val="21"/>
+          <w:lang w:eastAsia="en-IN"/>
+          <w14:ligatures w14:val="none"/>
+        </w:rPr>
+        <w:t>            &lt;</w:t>
+      </w:r>
+      <w:proofErr w:type="spellStart"/>
+      <w:r>
+        <w:rPr>
+          <w:rFonts w:ascii="Consolas" w:eastAsia="Times New Roman" w:hAnsi="Consolas" w:cs="Times New Roman"/>
+          <w:color w:val="A5D6FF"/>
+          <w:kern w:val="0"/>
+          <w:sz w:val="21"/>
+          <w:szCs w:val="21"/>
+          <w:lang w:eastAsia="en-IN"/>
+          <w14:ligatures w14:val="none"/>
+        </w:rPr>
+        <w:t>br</w:t>
+      </w:r>
+      <w:proofErr w:type="spellEnd"/>
+      <w:r>
+        <w:rPr>
+          <w:rFonts w:ascii="Consolas" w:eastAsia="Times New Roman" w:hAnsi="Consolas" w:cs="Times New Roman"/>
+          <w:color w:val="A5D6FF"/>
+          <w:kern w:val="0"/>
+          <w:sz w:val="21"/>
+          <w:szCs w:val="21"/>
+          <w:lang w:eastAsia="en-IN"/>
+          <w14:ligatures w14:val="none"/>
+        </w:rPr>
+        <w:t>&gt;</w:t>
+      </w:r>
+    </w:p>
+    <w:p>
+      <w:pPr>
+        <w:shd w:val="clear" w:color="auto" w:fill="121314"/>
+        <w:spacing w:after="0" w:line="285" w:lineRule="atLeast"/>
+        <w:rPr>
+          <w:rFonts w:ascii="Consolas" w:eastAsia="Times New Roman" w:hAnsi="Consolas" w:cs="Times New Roman"/>
+          <w:color w:val="BBBEBF"/>
+          <w:kern w:val="0"/>
+          <w:sz w:val="21"/>
+          <w:szCs w:val="21"/>
+          <w:lang w:eastAsia="en-IN"/>
+          <w14:ligatures w14:val="none"/>
+        </w:rPr>
+      </w:pPr>
+    </w:p>
+    <w:p>
+      <w:pPr>
+        <w:shd w:val="clear" w:color="auto" w:fill="121314"/>
+        <w:spacing w:after="0" w:line="285" w:lineRule="atLeast"/>
+        <w:rPr>
+          <w:rFonts w:ascii="Consolas" w:eastAsia="Times New Roman" w:hAnsi="Consolas" w:cs="Times New Roman"/>
+          <w:color w:val="BBBEBF"/>
+          <w:kern w:val="0"/>
+          <w:sz w:val="21"/>
+          <w:szCs w:val="21"/>
+          <w:lang w:eastAsia="en-IN"/>
+          <w14:ligatures w14:val="none"/>
+        </w:rPr>
+      </w:pPr>
+      <w:r>
+        <w:rPr>
+          <w:rFonts w:ascii="Consolas" w:eastAsia="Times New Roman" w:hAnsi="Consolas" w:cs="Times New Roman"/>
+          <w:color w:val="A5D6FF"/>
+          <w:kern w:val="0"/>
+          <w:sz w:val="21"/>
+          <w:szCs w:val="21"/>
+          <w:lang w:eastAsia="en-IN"/>
+          <w14:ligatures w14:val="none"/>
+        </w:rPr>
+        <w:t>            &lt;div&gt;</w:t>
+      </w:r>
+    </w:p>
+    <w:p>
+      <w:pPr>
+        <w:shd w:val="clear" w:color="auto" w:fill="121314"/>
+        <w:spacing w:after="0" w:line="285" w:lineRule="atLeast"/>
+        <w:rPr>
+          <w:rFonts w:ascii="Consolas" w:eastAsia="Times New Roman" w:hAnsi="Consolas" w:cs="Times New Roman"/>
+          <w:color w:val="BBBEBF"/>
+          <w:kern w:val="0"/>
+          <w:sz w:val="21"/>
+          <w:szCs w:val="21"/>
+          <w:lang w:eastAsia="en-IN"/>
+          <w14:ligatures w14:val="none"/>
+        </w:rPr>
+      </w:pPr>
+      <w:r>
+        <w:rPr>
+          <w:rFonts w:ascii="Consolas" w:eastAsia="Times New Roman" w:hAnsi="Consolas" w:cs="Times New Roman"/>
+          <w:color w:val="A5D6FF"/>
+          <w:kern w:val="0"/>
+          <w:sz w:val="21"/>
+          <w:szCs w:val="21"/>
+          <w:lang w:eastAsia="en-IN"/>
+          <w14:ligatures w14:val="none"/>
+        </w:rPr>
+        <w:t xml:space="preserve">                </w:t>
+      </w:r>
+      <w:proofErr w:type="gramStart"/>
+      <w:r>
+        <w:rPr>
+          <w:rFonts w:ascii="Consolas" w:eastAsia="Times New Roman" w:hAnsi="Consolas" w:cs="Times New Roman"/>
+          <w:color w:val="A5D6FF"/>
+          <w:kern w:val="0"/>
+          <w:sz w:val="21"/>
+          <w:szCs w:val="21"/>
+          <w:lang w:eastAsia="en-IN"/>
+          <w14:ligatures w14:val="none"/>
+        </w:rPr>
+        <w:t>Password :</w:t>
+      </w:r>
+      <w:proofErr w:type="gramEnd"/>
+    </w:p>
+    <w:p>
+      <w:pPr>
+        <w:shd w:val="clear" w:color="auto" w:fill="121314"/>
+        <w:spacing w:after="0" w:line="285" w:lineRule="atLeast"/>
+        <w:rPr>
+          <w:rFonts w:ascii="Consolas" w:eastAsia="Times New Roman" w:hAnsi="Consolas" w:cs="Times New Roman"/>
+          <w:color w:val="BBBEBF"/>
+          <w:kern w:val="0"/>
+          <w:sz w:val="21"/>
+          <w:szCs w:val="21"/>
+          <w:lang w:eastAsia="en-IN"/>
+          <w14:ligatures w14:val="none"/>
+        </w:rPr>
+      </w:pPr>
+      <w:r>
+        <w:rPr>
+          <w:rFonts w:ascii="Consolas" w:eastAsia="Times New Roman" w:hAnsi="Consolas" w:cs="Times New Roman"/>
+          <w:color w:val="A5D6FF"/>
+          <w:kern w:val="0"/>
+          <w:sz w:val="21"/>
+          <w:szCs w:val="21"/>
+          <w:lang w:eastAsia="en-IN"/>
+          <w14:ligatures w14:val="none"/>
+        </w:rPr>
+        <w:t>                &lt;input</w:t>
+      </w:r>
+    </w:p>
+    <w:p>
+      <w:pPr>
+        <w:shd w:val="clear" w:color="auto" w:fill="121314"/>
+        <w:spacing w:after="0" w:line="285" w:lineRule="atLeast"/>
+        <w:rPr>
+          <w:rFonts w:ascii="Consolas" w:eastAsia="Times New Roman" w:hAnsi="Consolas" w:cs="Times New Roman"/>
+          <w:color w:val="BBBEBF"/>
+          <w:kern w:val="0"/>
+          <w:sz w:val="21"/>
+          <w:szCs w:val="21"/>
+          <w:lang w:eastAsia="en-IN"/>
+          <w14:ligatures w14:val="none"/>
+        </w:rPr>
+      </w:pPr>
+      <w:r>
+        <w:rPr>
+          <w:rFonts w:ascii="Consolas" w:eastAsia="Times New Roman" w:hAnsi="Consolas" w:cs="Times New Roman"/>
+          <w:color w:val="A5D6FF"/>
+          <w:kern w:val="0"/>
+          <w:sz w:val="21"/>
+          <w:szCs w:val="21"/>
+          <w:lang w:eastAsia="en-IN"/>
+          <w14:ligatures w14:val="none"/>
+        </w:rPr>
+        <w:t>                    type="password"</w:t>
+      </w:r>
+    </w:p>
+    <w:p>
+      <w:pPr>
+        <w:shd w:val="clear" w:color="auto" w:fill="121314"/>
+        <w:spacing w:after="0" w:line="285" w:lineRule="atLeast"/>
+        <w:rPr>
+          <w:rFonts w:ascii="Consolas" w:eastAsia="Times New Roman" w:hAnsi="Consolas" w:cs="Times New Roman"/>
+          <w:color w:val="BBBEBF"/>
+          <w:kern w:val="0"/>
+          <w:sz w:val="21"/>
+          <w:szCs w:val="21"/>
+          <w:lang w:eastAsia="en-IN"/>
+          <w14:ligatures w14:val="none"/>
+        </w:rPr>
+      </w:pPr>
+      <w:r>
+        <w:rPr>
+          <w:rFonts w:ascii="Consolas" w:eastAsia="Times New Roman" w:hAnsi="Consolas" w:cs="Times New Roman"/>
+          <w:color w:val="A5D6FF"/>
+          <w:kern w:val="0"/>
+          <w:sz w:val="21"/>
+          <w:szCs w:val="21"/>
+          <w:lang w:eastAsia="en-IN"/>
+          <w14:ligatures w14:val="none"/>
+        </w:rPr>
+        <w:t xml:space="preserve">                    </w:t>
+      </w:r>
+      <w:proofErr w:type="spellStart"/>
+      <w:r>
+        <w:rPr>
+          <w:rFonts w:ascii="Consolas" w:eastAsia="Times New Roman" w:hAnsi="Consolas" w:cs="Times New Roman"/>
+          <w:color w:val="A5D6FF"/>
+          <w:kern w:val="0"/>
+          <w:sz w:val="21"/>
+          <w:szCs w:val="21"/>
+          <w:lang w:eastAsia="en-IN"/>
+          <w14:ligatures w14:val="none"/>
+        </w:rPr>
+        <w:t>formControlName</w:t>
+      </w:r>
+      <w:proofErr w:type="spellEnd"/>
+      <w:r>
+        <w:rPr>
+          <w:rFonts w:ascii="Consolas" w:eastAsia="Times New Roman" w:hAnsi="Consolas" w:cs="Times New Roman"/>
+          <w:color w:val="A5D6FF"/>
+          <w:kern w:val="0"/>
+          <w:sz w:val="21"/>
+          <w:szCs w:val="21"/>
+          <w:lang w:eastAsia="en-IN"/>
+          <w14:ligatures w14:val="none"/>
+        </w:rPr>
+        <w:t>="password"&gt;</w:t>
+      </w:r>
+    </w:p>
+    <w:p>
+      <w:pPr>
+        <w:shd w:val="clear" w:color="auto" w:fill="121314"/>
+        <w:spacing w:after="0" w:line="285" w:lineRule="atLeast"/>
+        <w:rPr>
+          <w:rFonts w:ascii="Consolas" w:eastAsia="Times New Roman" w:hAnsi="Consolas" w:cs="Times New Roman"/>
+          <w:color w:val="BBBEBF"/>
+          <w:kern w:val="0"/>
+          <w:sz w:val="21"/>
+          <w:szCs w:val="21"/>
+          <w:lang w:eastAsia="en-IN"/>
+          <w14:ligatures w14:val="none"/>
+        </w:rPr>
+      </w:pPr>
+      <w:r>
+        <w:rPr>
+          <w:rFonts w:ascii="Consolas" w:eastAsia="Times New Roman" w:hAnsi="Consolas" w:cs="Times New Roman"/>
+          <w:color w:val="A5D6FF"/>
+          <w:kern w:val="0"/>
+          <w:sz w:val="21"/>
+          <w:szCs w:val="21"/>
+          <w:lang w:eastAsia="en-IN"/>
+          <w14:ligatures w14:val="none"/>
+        </w:rPr>
+        <w:t>            &lt;/div&gt;</w:t>
+      </w:r>
+    </w:p>
+    <w:p>
+      <w:pPr>
+        <w:shd w:val="clear" w:color="auto" w:fill="121314"/>
+        <w:spacing w:after="0" w:line="285" w:lineRule="atLeast"/>
+        <w:rPr>
+          <w:rFonts w:ascii="Consolas" w:eastAsia="Times New Roman" w:hAnsi="Consolas" w:cs="Times New Roman"/>
+          <w:color w:val="BBBEBF"/>
+          <w:kern w:val="0"/>
+          <w:sz w:val="21"/>
+          <w:szCs w:val="21"/>
+          <w:lang w:eastAsia="en-IN"/>
+          <w14:ligatures w14:val="none"/>
+        </w:rPr>
+      </w:pPr>
+    </w:p>
+    <w:p>
+      <w:pPr>
+        <w:shd w:val="clear" w:color="auto" w:fill="121314"/>
+        <w:spacing w:after="0" w:line="285" w:lineRule="atLeast"/>
+        <w:rPr>
+          <w:rFonts w:ascii="Consolas" w:eastAsia="Times New Roman" w:hAnsi="Consolas" w:cs="Times New Roman"/>
+          <w:color w:val="BBBEBF"/>
+          <w:kern w:val="0"/>
+          <w:sz w:val="21"/>
+          <w:szCs w:val="21"/>
+          <w:lang w:eastAsia="en-IN"/>
+          <w14:ligatures w14:val="none"/>
+        </w:rPr>
+      </w:pPr>
+      <w:r>
+        <w:rPr>
+          <w:rFonts w:ascii="Consolas" w:eastAsia="Times New Roman" w:hAnsi="Consolas" w:cs="Times New Roman"/>
+          <w:color w:val="A5D6FF"/>
+          <w:kern w:val="0"/>
+          <w:sz w:val="21"/>
+          <w:szCs w:val="21"/>
+          <w:lang w:eastAsia="en-IN"/>
+          <w14:ligatures w14:val="none"/>
+        </w:rPr>
+        <w:lastRenderedPageBreak/>
+        <w:t>            @</w:t>
+      </w:r>
+      <w:proofErr w:type="gramStart"/>
+      <w:r>
+        <w:rPr>
+          <w:rFonts w:ascii="Consolas" w:eastAsia="Times New Roman" w:hAnsi="Consolas" w:cs="Times New Roman"/>
+          <w:color w:val="A5D6FF"/>
+          <w:kern w:val="0"/>
+          <w:sz w:val="21"/>
+          <w:szCs w:val="21"/>
+          <w:lang w:eastAsia="en-IN"/>
+          <w14:ligatures w14:val="none"/>
+        </w:rPr>
+        <w:t>if(loginForm.get(</w:t>
+      </w:r>
+      <w:proofErr w:type="gramEnd"/>
+      <w:r>
+        <w:rPr>
+          <w:rFonts w:ascii="Consolas" w:eastAsia="Times New Roman" w:hAnsi="Consolas" w:cs="Times New Roman"/>
+          <w:color w:val="A5D6FF"/>
+          <w:kern w:val="0"/>
+          <w:sz w:val="21"/>
+          <w:szCs w:val="21"/>
+          <w:lang w:eastAsia="en-IN"/>
+          <w14:ligatures w14:val="none"/>
+        </w:rPr>
+        <w:t>'password'</w:t>
+      </w:r>
+      <w:proofErr w:type="gramStart"/>
+      <w:r>
+        <w:rPr>
+          <w:rFonts w:ascii="Consolas" w:eastAsia="Times New Roman" w:hAnsi="Consolas" w:cs="Times New Roman"/>
+          <w:color w:val="A5D6FF"/>
+          <w:kern w:val="0"/>
+          <w:sz w:val="21"/>
+          <w:szCs w:val="21"/>
+          <w:lang w:eastAsia="en-IN"/>
+          <w14:ligatures w14:val="none"/>
+        </w:rPr>
+        <w:t>)?.</w:t>
+      </w:r>
+      <w:proofErr w:type="gramEnd"/>
+      <w:r>
+        <w:rPr>
+          <w:rFonts w:ascii="Consolas" w:eastAsia="Times New Roman" w:hAnsi="Consolas" w:cs="Times New Roman"/>
+          <w:color w:val="A5D6FF"/>
+          <w:kern w:val="0"/>
+          <w:sz w:val="21"/>
+          <w:szCs w:val="21"/>
+          <w:lang w:eastAsia="en-IN"/>
+          <w14:ligatures w14:val="none"/>
+        </w:rPr>
+        <w:t>invalid &amp;&amp;</w:t>
+      </w:r>
+    </w:p>
+    <w:p>
+      <w:pPr>
+        <w:shd w:val="clear" w:color="auto" w:fill="121314"/>
+        <w:spacing w:after="0" w:line="285" w:lineRule="atLeast"/>
+        <w:rPr>
+          <w:rFonts w:ascii="Consolas" w:eastAsia="Times New Roman" w:hAnsi="Consolas" w:cs="Times New Roman"/>
+          <w:color w:val="BBBEBF"/>
+          <w:kern w:val="0"/>
+          <w:sz w:val="21"/>
+          <w:szCs w:val="21"/>
+          <w:lang w:eastAsia="en-IN"/>
+          <w14:ligatures w14:val="none"/>
+        </w:rPr>
+      </w:pPr>
+      <w:r>
+        <w:rPr>
+          <w:rFonts w:ascii="Consolas" w:eastAsia="Times New Roman" w:hAnsi="Consolas" w:cs="Times New Roman"/>
+          <w:color w:val="A5D6FF"/>
+          <w:kern w:val="0"/>
+          <w:sz w:val="21"/>
+          <w:szCs w:val="21"/>
+          <w:lang w:eastAsia="en-IN"/>
+          <w14:ligatures w14:val="none"/>
+        </w:rPr>
+        <w:t xml:space="preserve">                </w:t>
+      </w:r>
+      <w:proofErr w:type="spellStart"/>
+      <w:r>
+        <w:rPr>
+          <w:rFonts w:ascii="Consolas" w:eastAsia="Times New Roman" w:hAnsi="Consolas" w:cs="Times New Roman"/>
+          <w:color w:val="A5D6FF"/>
+          <w:kern w:val="0"/>
+          <w:sz w:val="21"/>
+          <w:szCs w:val="21"/>
+          <w:lang w:eastAsia="en-IN"/>
+          <w14:ligatures w14:val="none"/>
+        </w:rPr>
+        <w:t>loginForm.get</w:t>
+      </w:r>
+      <w:proofErr w:type="spellEnd"/>
+      <w:r>
+        <w:rPr>
+          <w:rFonts w:ascii="Consolas" w:eastAsia="Times New Roman" w:hAnsi="Consolas" w:cs="Times New Roman"/>
+          <w:color w:val="A5D6FF"/>
+          <w:kern w:val="0"/>
+          <w:sz w:val="21"/>
+          <w:szCs w:val="21"/>
+          <w:lang w:eastAsia="en-IN"/>
+          <w14:ligatures w14:val="none"/>
+        </w:rPr>
+        <w:t>('password'</w:t>
+      </w:r>
+      <w:proofErr w:type="gramStart"/>
+      <w:r>
+        <w:rPr>
+          <w:rFonts w:ascii="Consolas" w:eastAsia="Times New Roman" w:hAnsi="Consolas" w:cs="Times New Roman"/>
+          <w:color w:val="A5D6FF"/>
+          <w:kern w:val="0"/>
+          <w:sz w:val="21"/>
+          <w:szCs w:val="21"/>
+          <w:lang w:eastAsia="en-IN"/>
+          <w14:ligatures w14:val="none"/>
+        </w:rPr>
+        <w:t>)?.touched){</w:t>
+      </w:r>
+      <w:proofErr w:type="gramEnd"/>
+    </w:p>
+    <w:p>
+      <w:pPr>
+        <w:shd w:val="clear" w:color="auto" w:fill="121314"/>
+        <w:spacing w:after="0" w:line="285" w:lineRule="atLeast"/>
+        <w:rPr>
+          <w:rFonts w:ascii="Consolas" w:eastAsia="Times New Roman" w:hAnsi="Consolas" w:cs="Times New Roman"/>
+          <w:color w:val="BBBEBF"/>
+          <w:kern w:val="0"/>
+          <w:sz w:val="21"/>
+          <w:szCs w:val="21"/>
+          <w:lang w:eastAsia="en-IN"/>
+          <w14:ligatures w14:val="none"/>
+        </w:rPr>
+      </w:pPr>
+    </w:p>
+    <w:p>
+      <w:pPr>
+        <w:shd w:val="clear" w:color="auto" w:fill="121314"/>
+        <w:spacing w:after="0" w:line="285" w:lineRule="atLeast"/>
+        <w:rPr>
+          <w:rFonts w:ascii="Consolas" w:eastAsia="Times New Roman" w:hAnsi="Consolas" w:cs="Times New Roman"/>
+          <w:color w:val="BBBEBF"/>
+          <w:kern w:val="0"/>
+          <w:sz w:val="21"/>
+          <w:szCs w:val="21"/>
+          <w:lang w:eastAsia="en-IN"/>
+          <w14:ligatures w14:val="none"/>
+        </w:rPr>
+      </w:pPr>
+      <w:r>
+        <w:rPr>
+          <w:rFonts w:ascii="Consolas" w:eastAsia="Times New Roman" w:hAnsi="Consolas" w:cs="Times New Roman"/>
+          <w:color w:val="A5D6FF"/>
+          <w:kern w:val="0"/>
+          <w:sz w:val="21"/>
+          <w:szCs w:val="21"/>
+          <w:lang w:eastAsia="en-IN"/>
+          <w14:ligatures w14:val="none"/>
+        </w:rPr>
+        <w:t>                &lt;p&gt;Password should be minimum 6 characters&lt;/p&gt;</w:t>
+      </w:r>
+    </w:p>
+    <w:p>
+      <w:pPr>
+        <w:shd w:val="clear" w:color="auto" w:fill="121314"/>
+        <w:spacing w:after="0" w:line="285" w:lineRule="atLeast"/>
+        <w:rPr>
+          <w:rFonts w:ascii="Consolas" w:eastAsia="Times New Roman" w:hAnsi="Consolas" w:cs="Times New Roman"/>
+          <w:color w:val="BBBEBF"/>
+          <w:kern w:val="0"/>
+          <w:sz w:val="21"/>
+          <w:szCs w:val="21"/>
+          <w:lang w:eastAsia="en-IN"/>
+          <w14:ligatures w14:val="none"/>
+        </w:rPr>
+      </w:pPr>
+      <w:r>
+        <w:rPr>
+          <w:rFonts w:ascii="Consolas" w:eastAsia="Times New Roman" w:hAnsi="Consolas" w:cs="Times New Roman"/>
+          <w:color w:val="A5D6FF"/>
+          <w:kern w:val="0"/>
+          <w:sz w:val="21"/>
+          <w:szCs w:val="21"/>
+          <w:lang w:eastAsia="en-IN"/>
+          <w14:ligatures w14:val="none"/>
+        </w:rPr>
+        <w:t>            }</w:t>
+      </w:r>
+    </w:p>
+    <w:p>
+      <w:pPr>
+        <w:shd w:val="clear" w:color="auto" w:fill="121314"/>
+        <w:spacing w:after="0" w:line="285" w:lineRule="atLeast"/>
+        <w:rPr>
+          <w:rFonts w:ascii="Consolas" w:eastAsia="Times New Roman" w:hAnsi="Consolas" w:cs="Times New Roman"/>
+          <w:color w:val="BBBEBF"/>
+          <w:kern w:val="0"/>
+          <w:sz w:val="21"/>
+          <w:szCs w:val="21"/>
+          <w:lang w:eastAsia="en-IN"/>
+          <w14:ligatures w14:val="none"/>
+        </w:rPr>
+      </w:pPr>
+    </w:p>
+    <w:p>
+      <w:pPr>
+        <w:shd w:val="clear" w:color="auto" w:fill="121314"/>
+        <w:spacing w:after="0" w:line="285" w:lineRule="atLeast"/>
+        <w:rPr>
+          <w:rFonts w:ascii="Consolas" w:eastAsia="Times New Roman" w:hAnsi="Consolas" w:cs="Times New Roman"/>
+          <w:color w:val="BBBEBF"/>
+          <w:kern w:val="0"/>
+          <w:sz w:val="21"/>
+          <w:szCs w:val="21"/>
+          <w:lang w:eastAsia="en-IN"/>
+          <w14:ligatures w14:val="none"/>
+        </w:rPr>
+      </w:pPr>
+      <w:r>
+        <w:rPr>
+          <w:rFonts w:ascii="Consolas" w:eastAsia="Times New Roman" w:hAnsi="Consolas" w:cs="Times New Roman"/>
+          <w:color w:val="A5D6FF"/>
+          <w:kern w:val="0"/>
+          <w:sz w:val="21"/>
+          <w:szCs w:val="21"/>
+          <w:lang w:eastAsia="en-IN"/>
+          <w14:ligatures w14:val="none"/>
+        </w:rPr>
+        <w:t>            &lt;</w:t>
+      </w:r>
+      <w:proofErr w:type="spellStart"/>
+      <w:r>
+        <w:rPr>
+          <w:rFonts w:ascii="Consolas" w:eastAsia="Times New Roman" w:hAnsi="Consolas" w:cs="Times New Roman"/>
+          <w:color w:val="A5D6FF"/>
+          <w:kern w:val="0"/>
+          <w:sz w:val="21"/>
+          <w:szCs w:val="21"/>
+          <w:lang w:eastAsia="en-IN"/>
+          <w14:ligatures w14:val="none"/>
+        </w:rPr>
+        <w:t>br</w:t>
+      </w:r>
+      <w:proofErr w:type="spellEnd"/>
+      <w:r>
+        <w:rPr>
+          <w:rFonts w:ascii="Consolas" w:eastAsia="Times New Roman" w:hAnsi="Consolas" w:cs="Times New Roman"/>
+          <w:color w:val="A5D6FF"/>
+          <w:kern w:val="0"/>
+          <w:sz w:val="21"/>
+          <w:szCs w:val="21"/>
+          <w:lang w:eastAsia="en-IN"/>
+          <w14:ligatures w14:val="none"/>
+        </w:rPr>
+        <w:t>&gt;</w:t>
+      </w:r>
+    </w:p>
+    <w:p>
+      <w:pPr>
+        <w:shd w:val="clear" w:color="auto" w:fill="121314"/>
+        <w:spacing w:after="0" w:line="285" w:lineRule="atLeast"/>
+        <w:rPr>
+          <w:rFonts w:ascii="Consolas" w:eastAsia="Times New Roman" w:hAnsi="Consolas" w:cs="Times New Roman"/>
+          <w:color w:val="BBBEBF"/>
+          <w:kern w:val="0"/>
+          <w:sz w:val="21"/>
+          <w:szCs w:val="21"/>
+          <w:lang w:eastAsia="en-IN"/>
+          <w14:ligatures w14:val="none"/>
+        </w:rPr>
+      </w:pPr>
+    </w:p>
+    <w:p>
+      <w:pPr>
+        <w:shd w:val="clear" w:color="auto" w:fill="121314"/>
+        <w:spacing w:after="0" w:line="285" w:lineRule="atLeast"/>
+        <w:rPr>
+          <w:rFonts w:ascii="Consolas" w:eastAsia="Times New Roman" w:hAnsi="Consolas" w:cs="Times New Roman"/>
+          <w:color w:val="BBBEBF"/>
+          <w:kern w:val="0"/>
+          <w:sz w:val="21"/>
+          <w:szCs w:val="21"/>
+          <w:lang w:eastAsia="en-IN"/>
+          <w14:ligatures w14:val="none"/>
+        </w:rPr>
+      </w:pPr>
+      <w:r>
+        <w:rPr>
+          <w:rFonts w:ascii="Consolas" w:eastAsia="Times New Roman" w:hAnsi="Consolas" w:cs="Times New Roman"/>
+          <w:color w:val="A5D6FF"/>
+          <w:kern w:val="0"/>
+          <w:sz w:val="21"/>
+          <w:szCs w:val="21"/>
+          <w:lang w:eastAsia="en-IN"/>
+          <w14:ligatures w14:val="none"/>
+        </w:rPr>
+        <w:t>            &lt;button</w:t>
+      </w:r>
+    </w:p>
+    <w:p>
+      <w:pPr>
+        <w:shd w:val="clear" w:color="auto" w:fill="121314"/>
+        <w:spacing w:after="0" w:line="285" w:lineRule="atLeast"/>
+        <w:rPr>
+          <w:rFonts w:ascii="Consolas" w:eastAsia="Times New Roman" w:hAnsi="Consolas" w:cs="Times New Roman"/>
+          <w:color w:val="BBBEBF"/>
+          <w:kern w:val="0"/>
+          <w:sz w:val="21"/>
+          <w:szCs w:val="21"/>
+          <w:lang w:eastAsia="en-IN"/>
+          <w14:ligatures w14:val="none"/>
+        </w:rPr>
+      </w:pPr>
+      <w:r>
+        <w:rPr>
+          <w:rFonts w:ascii="Consolas" w:eastAsia="Times New Roman" w:hAnsi="Consolas" w:cs="Times New Roman"/>
+          <w:color w:val="A5D6FF"/>
+          <w:kern w:val="0"/>
+          <w:sz w:val="21"/>
+          <w:szCs w:val="21"/>
+          <w:lang w:eastAsia="en-IN"/>
+          <w14:ligatures w14:val="none"/>
+        </w:rPr>
+        <w:t>                type="submit"</w:t>
+      </w:r>
+    </w:p>
+    <w:p>
+      <w:pPr>
+        <w:shd w:val="clear" w:color="auto" w:fill="121314"/>
+        <w:spacing w:after="0" w:line="285" w:lineRule="atLeast"/>
+        <w:rPr>
+          <w:rFonts w:ascii="Consolas" w:eastAsia="Times New Roman" w:hAnsi="Consolas" w:cs="Times New Roman"/>
+          <w:color w:val="BBBEBF"/>
+          <w:kern w:val="0"/>
+          <w:sz w:val="21"/>
+          <w:szCs w:val="21"/>
+          <w:lang w:eastAsia="en-IN"/>
+          <w14:ligatures w14:val="none"/>
+        </w:rPr>
+      </w:pPr>
+      <w:r>
+        <w:rPr>
+          <w:rFonts w:ascii="Consolas" w:eastAsia="Times New Roman" w:hAnsi="Consolas" w:cs="Times New Roman"/>
+          <w:color w:val="A5D6FF"/>
+          <w:kern w:val="0"/>
+          <w:sz w:val="21"/>
+          <w:szCs w:val="21"/>
+          <w:lang w:eastAsia="en-IN"/>
+          <w14:ligatures w14:val="none"/>
+        </w:rPr>
+        <w:t>                [disabled]="</w:t>
+      </w:r>
+      <w:proofErr w:type="spellStart"/>
+      <w:r>
+        <w:rPr>
+          <w:rFonts w:ascii="Consolas" w:eastAsia="Times New Roman" w:hAnsi="Consolas" w:cs="Times New Roman"/>
+          <w:color w:val="A5D6FF"/>
+          <w:kern w:val="0"/>
+          <w:sz w:val="21"/>
+          <w:szCs w:val="21"/>
+          <w:lang w:eastAsia="en-IN"/>
+          <w14:ligatures w14:val="none"/>
+        </w:rPr>
+        <w:t>loginForm.invalid</w:t>
+      </w:r>
+      <w:proofErr w:type="spellEnd"/>
+      <w:r>
+        <w:rPr>
+          <w:rFonts w:ascii="Consolas" w:eastAsia="Times New Roman" w:hAnsi="Consolas" w:cs="Times New Roman"/>
+          <w:color w:val="A5D6FF"/>
+          <w:kern w:val="0"/>
+          <w:sz w:val="21"/>
+          <w:szCs w:val="21"/>
+          <w:lang w:eastAsia="en-IN"/>
+          <w14:ligatures w14:val="none"/>
+        </w:rPr>
+        <w:t>"&gt;</w:t>
+      </w:r>
+    </w:p>
+    <w:p>
+      <w:pPr>
+        <w:shd w:val="clear" w:color="auto" w:fill="121314"/>
+        <w:spacing w:after="0" w:line="285" w:lineRule="atLeast"/>
+        <w:rPr>
+          <w:rFonts w:ascii="Consolas" w:eastAsia="Times New Roman" w:hAnsi="Consolas" w:cs="Times New Roman"/>
+          <w:color w:val="BBBEBF"/>
+          <w:kern w:val="0"/>
+          <w:sz w:val="21"/>
+          <w:szCs w:val="21"/>
+          <w:lang w:eastAsia="en-IN"/>
+          <w14:ligatures w14:val="none"/>
+        </w:rPr>
+      </w:pPr>
+    </w:p>
+    <w:p>
+      <w:pPr>
+        <w:shd w:val="clear" w:color="auto" w:fill="121314"/>
+        <w:spacing w:after="0" w:line="285" w:lineRule="atLeast"/>
+        <w:rPr>
+          <w:rFonts w:ascii="Consolas" w:eastAsia="Times New Roman" w:hAnsi="Consolas" w:cs="Times New Roman"/>
+          <w:color w:val="BBBEBF"/>
+          <w:kern w:val="0"/>
+          <w:sz w:val="21"/>
+          <w:szCs w:val="21"/>
+          <w:lang w:eastAsia="en-IN"/>
+          <w14:ligatures w14:val="none"/>
+        </w:rPr>
+      </w:pPr>
+      <w:r>
+        <w:rPr>
+          <w:rFonts w:ascii="Consolas" w:eastAsia="Times New Roman" w:hAnsi="Consolas" w:cs="Times New Roman"/>
+          <w:color w:val="A5D6FF"/>
+          <w:kern w:val="0"/>
+          <w:sz w:val="21"/>
+          <w:szCs w:val="21"/>
+          <w:lang w:eastAsia="en-IN"/>
+          <w14:ligatures w14:val="none"/>
+        </w:rPr>
+        <w:t>                Login</w:t>
+      </w:r>
+    </w:p>
+    <w:p>
+      <w:pPr>
+        <w:shd w:val="clear" w:color="auto" w:fill="121314"/>
+        <w:spacing w:after="0" w:line="285" w:lineRule="atLeast"/>
+        <w:rPr>
+          <w:rFonts w:ascii="Consolas" w:eastAsia="Times New Roman" w:hAnsi="Consolas" w:cs="Times New Roman"/>
+          <w:color w:val="BBBEBF"/>
+          <w:kern w:val="0"/>
+          <w:sz w:val="21"/>
+          <w:szCs w:val="21"/>
+          <w:lang w:eastAsia="en-IN"/>
+          <w14:ligatures w14:val="none"/>
+        </w:rPr>
+      </w:pPr>
+    </w:p>
+    <w:p>
+      <w:pPr>
+        <w:shd w:val="clear" w:color="auto" w:fill="121314"/>
+        <w:spacing w:after="0" w:line="285" w:lineRule="atLeast"/>
+        <w:rPr>
+          <w:rFonts w:ascii="Consolas" w:eastAsia="Times New Roman" w:hAnsi="Consolas" w:cs="Times New Roman"/>
+          <w:color w:val="BBBEBF"/>
+          <w:kern w:val="0"/>
+          <w:sz w:val="21"/>
+          <w:szCs w:val="21"/>
+          <w:lang w:eastAsia="en-IN"/>
+          <w14:ligatures w14:val="none"/>
+        </w:rPr>
+      </w:pPr>
+      <w:r>
+        <w:rPr>
+          <w:rFonts w:ascii="Consolas" w:eastAsia="Times New Roman" w:hAnsi="Consolas" w:cs="Times New Roman"/>
+          <w:color w:val="A5D6FF"/>
+          <w:kern w:val="0"/>
+          <w:sz w:val="21"/>
+          <w:szCs w:val="21"/>
+          <w:lang w:eastAsia="en-IN"/>
+          <w14:ligatures w14:val="none"/>
+        </w:rPr>
+        <w:t>            &lt;/button&gt;</w:t>
+      </w:r>
+    </w:p>
+    <w:p>
+      <w:pPr>
+        <w:shd w:val="clear" w:color="auto" w:fill="121314"/>
+        <w:spacing w:after="0" w:line="285" w:lineRule="atLeast"/>
+        <w:rPr>
+          <w:rFonts w:ascii="Consolas" w:eastAsia="Times New Roman" w:hAnsi="Consolas" w:cs="Times New Roman"/>
+          <w:color w:val="BBBEBF"/>
+          <w:kern w:val="0"/>
+          <w:sz w:val="21"/>
+          <w:szCs w:val="21"/>
+          <w:lang w:eastAsia="en-IN"/>
+          <w14:ligatures w14:val="none"/>
+        </w:rPr>
+      </w:pPr>
+    </w:p>
+    <w:p>
+      <w:pPr>
+        <w:shd w:val="clear" w:color="auto" w:fill="121314"/>
+        <w:spacing w:after="0" w:line="285" w:lineRule="atLeast"/>
+        <w:rPr>
+          <w:rFonts w:ascii="Consolas" w:eastAsia="Times New Roman" w:hAnsi="Consolas" w:cs="Times New Roman"/>
+          <w:color w:val="BBBEBF"/>
+          <w:kern w:val="0"/>
+          <w:sz w:val="21"/>
+          <w:szCs w:val="21"/>
+          <w:lang w:eastAsia="en-IN"/>
+          <w14:ligatures w14:val="none"/>
+        </w:rPr>
+      </w:pPr>
+      <w:r>
+        <w:rPr>
+          <w:rFonts w:ascii="Consolas" w:eastAsia="Times New Roman" w:hAnsi="Consolas" w:cs="Times New Roman"/>
+          <w:color w:val="A5D6FF"/>
+          <w:kern w:val="0"/>
+          <w:sz w:val="21"/>
+          <w:szCs w:val="21"/>
+          <w:lang w:eastAsia="en-IN"/>
+          <w14:ligatures w14:val="none"/>
+        </w:rPr>
+        <w:t>        &lt;/form&gt;</w:t>
+      </w:r>
+    </w:p>
+    <w:p>
+      <w:pPr>
+        <w:shd w:val="clear" w:color="auto" w:fill="121314"/>
+        <w:spacing w:after="0" w:line="285" w:lineRule="atLeast"/>
+        <w:rPr>
+          <w:rFonts w:ascii="Consolas" w:eastAsia="Times New Roman" w:hAnsi="Consolas" w:cs="Times New Roman"/>
+          <w:color w:val="BBBEBF"/>
+          <w:kern w:val="0"/>
+          <w:sz w:val="21"/>
+          <w:szCs w:val="21"/>
+          <w:lang w:eastAsia="en-IN"/>
+          <w14:ligatures w14:val="none"/>
+        </w:rPr>
+      </w:pPr>
+      <w:r>
+        <w:rPr>
+          <w:rFonts w:ascii="Consolas" w:eastAsia="Times New Roman" w:hAnsi="Consolas" w:cs="Times New Roman"/>
+          <w:color w:val="A5D6FF"/>
+          <w:kern w:val="0"/>
+          <w:sz w:val="21"/>
+          <w:szCs w:val="21"/>
+          <w:lang w:eastAsia="en-IN"/>
+          <w14:ligatures w14:val="none"/>
+        </w:rPr>
+        <w:t>    `</w:t>
+      </w:r>
+    </w:p>
+    <w:p>
+      <w:pPr>
+        <w:shd w:val="clear" w:color="auto" w:fill="121314"/>
+        <w:spacing w:after="0" w:line="285" w:lineRule="atLeast"/>
+        <w:rPr>
+          <w:rFonts w:ascii="Consolas" w:eastAsia="Times New Roman" w:hAnsi="Consolas" w:cs="Times New Roman"/>
+          <w:color w:val="BBBEBF"/>
+          <w:kern w:val="0"/>
+          <w:sz w:val="21"/>
+          <w:szCs w:val="21"/>
+          <w:lang w:eastAsia="en-IN"/>
+          <w14:ligatures w14:val="none"/>
+        </w:rPr>
+      </w:pPr>
+      <w:r>
+        <w:rPr>
+          <w:rFonts w:ascii="Consolas" w:eastAsia="Times New Roman" w:hAnsi="Consolas" w:cs="Times New Roman"/>
+          <w:color w:val="BBBEBF"/>
+          <w:kern w:val="0"/>
+          <w:sz w:val="21"/>
+          <w:szCs w:val="21"/>
+          <w:lang w:eastAsia="en-IN"/>
+          <w14:ligatures w14:val="none"/>
+        </w:rPr>
+        <w:t>})</w:t>
+      </w:r>
+    </w:p>
+    <w:p>
+      <w:pPr>
+        <w:shd w:val="clear" w:color="auto" w:fill="121314"/>
+        <w:spacing w:after="0" w:line="285" w:lineRule="atLeast"/>
+        <w:rPr>
+          <w:rFonts w:ascii="Consolas" w:eastAsia="Times New Roman" w:hAnsi="Consolas" w:cs="Times New Roman"/>
+          <w:color w:val="BBBEBF"/>
+          <w:kern w:val="0"/>
+          <w:sz w:val="21"/>
+          <w:szCs w:val="21"/>
+          <w:lang w:eastAsia="en-IN"/>
+          <w14:ligatures w14:val="none"/>
+        </w:rPr>
+      </w:pPr>
+      <w:r>
+        <w:rPr>
+          <w:rFonts w:ascii="Consolas" w:eastAsia="Times New Roman" w:hAnsi="Consolas" w:cs="Times New Roman"/>
+          <w:color w:val="C586C0"/>
+          <w:kern w:val="0"/>
+          <w:sz w:val="21"/>
+          <w:szCs w:val="21"/>
+          <w:lang w:eastAsia="en-IN"/>
+          <w14:ligatures w14:val="none"/>
+        </w:rPr>
+        <w:t>export</w:t>
+      </w:r>
+      <w:r>
+        <w:rPr>
+          <w:rFonts w:ascii="Consolas" w:eastAsia="Times New Roman" w:hAnsi="Consolas" w:cs="Times New Roman"/>
+          <w:color w:val="BBBEBF"/>
+          <w:kern w:val="0"/>
+          <w:sz w:val="21"/>
+          <w:szCs w:val="21"/>
+          <w:lang w:eastAsia="en-IN"/>
+          <w14:ligatures w14:val="none"/>
+        </w:rPr>
+        <w:t xml:space="preserve"> </w:t>
+      </w:r>
+      <w:r>
+        <w:rPr>
+          <w:rFonts w:ascii="Consolas" w:eastAsia="Times New Roman" w:hAnsi="Consolas" w:cs="Times New Roman"/>
+          <w:color w:val="FF7B72"/>
+          <w:kern w:val="0"/>
+          <w:sz w:val="21"/>
+          <w:szCs w:val="21"/>
+          <w:lang w:eastAsia="en-IN"/>
+          <w14:ligatures w14:val="none"/>
+        </w:rPr>
+        <w:t>class</w:t>
+      </w:r>
+      <w:r>
+        <w:rPr>
+          <w:rFonts w:ascii="Consolas" w:eastAsia="Times New Roman" w:hAnsi="Consolas" w:cs="Times New Roman"/>
+          <w:color w:val="BBBEBF"/>
+          <w:kern w:val="0"/>
+          <w:sz w:val="21"/>
+          <w:szCs w:val="21"/>
+          <w:lang w:eastAsia="en-IN"/>
+          <w14:ligatures w14:val="none"/>
+        </w:rPr>
+        <w:t xml:space="preserve"> </w:t>
+      </w:r>
+      <w:proofErr w:type="spellStart"/>
+      <w:r>
+        <w:rPr>
+          <w:rFonts w:ascii="Consolas" w:eastAsia="Times New Roman" w:hAnsi="Consolas" w:cs="Times New Roman"/>
+          <w:color w:val="4EC9B0"/>
+          <w:kern w:val="0"/>
+          <w:sz w:val="21"/>
+          <w:szCs w:val="21"/>
+          <w:lang w:eastAsia="en-IN"/>
+          <w14:ligatures w14:val="none"/>
+        </w:rPr>
+        <w:t>LoginComponent</w:t>
+      </w:r>
+      <w:proofErr w:type="spellEnd"/>
+      <w:r>
+        <w:rPr>
+          <w:rFonts w:ascii="Consolas" w:eastAsia="Times New Roman" w:hAnsi="Consolas" w:cs="Times New Roman"/>
+          <w:color w:val="BBBEBF"/>
+          <w:kern w:val="0"/>
+          <w:sz w:val="21"/>
+          <w:szCs w:val="21"/>
+          <w:lang w:eastAsia="en-IN"/>
+          <w14:ligatures w14:val="none"/>
+        </w:rPr>
+        <w:t xml:space="preserve"> {</w:t>
+      </w:r>
+    </w:p>
+    <w:p>
+      <w:pPr>
+        <w:shd w:val="clear" w:color="auto" w:fill="121314"/>
+        <w:spacing w:after="0" w:line="285" w:lineRule="atLeast"/>
+        <w:rPr>
+          <w:rFonts w:ascii="Consolas" w:eastAsia="Times New Roman" w:hAnsi="Consolas" w:cs="Times New Roman"/>
+          <w:color w:val="BBBEBF"/>
+          <w:kern w:val="0"/>
+          <w:sz w:val="21"/>
+          <w:szCs w:val="21"/>
+          <w:lang w:eastAsia="en-IN"/>
+          <w14:ligatures w14:val="none"/>
+        </w:rPr>
+      </w:pPr>
+      <w:r>
+        <w:rPr>
+          <w:rFonts w:ascii="Consolas" w:eastAsia="Times New Roman" w:hAnsi="Consolas" w:cs="Times New Roman"/>
+          <w:color w:val="BBBEBF"/>
+          <w:kern w:val="0"/>
+          <w:sz w:val="21"/>
+          <w:szCs w:val="21"/>
+          <w:lang w:eastAsia="en-IN"/>
+          <w14:ligatures w14:val="none"/>
+        </w:rPr>
+        <w:t xml:space="preserve">    </w:t>
+      </w:r>
+      <w:proofErr w:type="gramStart"/>
+      <w:r>
+        <w:rPr>
+          <w:rFonts w:ascii="Consolas" w:eastAsia="Times New Roman" w:hAnsi="Consolas" w:cs="Times New Roman"/>
+          <w:color w:val="FF7B72"/>
+          <w:kern w:val="0"/>
+          <w:sz w:val="21"/>
+          <w:szCs w:val="21"/>
+          <w:lang w:eastAsia="en-IN"/>
+          <w14:ligatures w14:val="none"/>
+        </w:rPr>
+        <w:t>constructor</w:t>
+      </w:r>
+      <w:r>
+        <w:rPr>
+          <w:rFonts w:ascii="Consolas" w:eastAsia="Times New Roman" w:hAnsi="Consolas" w:cs="Times New Roman"/>
+          <w:color w:val="BBBEBF"/>
+          <w:kern w:val="0"/>
+          <w:sz w:val="21"/>
+          <w:szCs w:val="21"/>
+          <w:lang w:eastAsia="en-IN"/>
+          <w14:ligatures w14:val="none"/>
+        </w:rPr>
+        <w:t>(</w:t>
+      </w:r>
+      <w:proofErr w:type="gramEnd"/>
+      <w:r>
+        <w:rPr>
+          <w:rFonts w:ascii="Consolas" w:eastAsia="Times New Roman" w:hAnsi="Consolas" w:cs="Times New Roman"/>
+          <w:color w:val="569CD6"/>
+          <w:kern w:val="0"/>
+          <w:sz w:val="21"/>
+          <w:szCs w:val="21"/>
+          <w:lang w:eastAsia="en-IN"/>
+          <w14:ligatures w14:val="none"/>
+        </w:rPr>
+        <w:t>private</w:t>
+      </w:r>
+      <w:r>
+        <w:rPr>
+          <w:rFonts w:ascii="Consolas" w:eastAsia="Times New Roman" w:hAnsi="Consolas" w:cs="Times New Roman"/>
+          <w:color w:val="BBBEBF"/>
+          <w:kern w:val="0"/>
+          <w:sz w:val="21"/>
+          <w:szCs w:val="21"/>
+          <w:lang w:eastAsia="en-IN"/>
+          <w14:ligatures w14:val="none"/>
+        </w:rPr>
+        <w:t xml:space="preserve"> </w:t>
+      </w:r>
+      <w:r>
+        <w:rPr>
+          <w:rFonts w:ascii="Consolas" w:eastAsia="Times New Roman" w:hAnsi="Consolas" w:cs="Times New Roman"/>
+          <w:color w:val="FFA657"/>
+          <w:kern w:val="0"/>
+          <w:sz w:val="21"/>
+          <w:szCs w:val="21"/>
+          <w:lang w:eastAsia="en-IN"/>
+          <w14:ligatures w14:val="none"/>
+        </w:rPr>
+        <w:t>router</w:t>
+      </w:r>
+      <w:r>
+        <w:rPr>
+          <w:rFonts w:ascii="Consolas" w:eastAsia="Times New Roman" w:hAnsi="Consolas" w:cs="Times New Roman"/>
+          <w:color w:val="D4D4D4"/>
+          <w:kern w:val="0"/>
+          <w:sz w:val="21"/>
+          <w:szCs w:val="21"/>
+          <w:lang w:eastAsia="en-IN"/>
+          <w14:ligatures w14:val="none"/>
+        </w:rPr>
+        <w:t>:</w:t>
+      </w:r>
+      <w:r>
+        <w:rPr>
+          <w:rFonts w:ascii="Consolas" w:eastAsia="Times New Roman" w:hAnsi="Consolas" w:cs="Times New Roman"/>
+          <w:color w:val="BBBEBF"/>
+          <w:kern w:val="0"/>
+          <w:sz w:val="21"/>
+          <w:szCs w:val="21"/>
+          <w:lang w:eastAsia="en-IN"/>
+          <w14:ligatures w14:val="none"/>
+        </w:rPr>
+        <w:t xml:space="preserve"> </w:t>
+      </w:r>
+      <w:r>
+        <w:rPr>
+          <w:rFonts w:ascii="Consolas" w:eastAsia="Times New Roman" w:hAnsi="Consolas" w:cs="Times New Roman"/>
+          <w:color w:val="4EC9B0"/>
+          <w:kern w:val="0"/>
+          <w:sz w:val="21"/>
+          <w:szCs w:val="21"/>
+          <w:lang w:eastAsia="en-IN"/>
+          <w14:ligatures w14:val="none"/>
+        </w:rPr>
+        <w:t>Router</w:t>
+      </w:r>
+      <w:r>
+        <w:rPr>
+          <w:rFonts w:ascii="Consolas" w:eastAsia="Times New Roman" w:hAnsi="Consolas" w:cs="Times New Roman"/>
+          <w:color w:val="BBBEBF"/>
+          <w:kern w:val="0"/>
+          <w:sz w:val="21"/>
+          <w:szCs w:val="21"/>
+          <w:lang w:eastAsia="en-IN"/>
+          <w14:ligatures w14:val="none"/>
+        </w:rPr>
+        <w:t xml:space="preserve">) </w:t>
+      </w:r>
+      <w:proofErr w:type="gramStart"/>
+      <w:r>
+        <w:rPr>
+          <w:rFonts w:ascii="Consolas" w:eastAsia="Times New Roman" w:hAnsi="Consolas" w:cs="Times New Roman"/>
+          <w:color w:val="C9D1D9"/>
+          <w:kern w:val="0"/>
+          <w:sz w:val="21"/>
+          <w:szCs w:val="21"/>
+          <w:lang w:eastAsia="en-IN"/>
+          <w14:ligatures w14:val="none"/>
+        </w:rPr>
+        <w:t>{ }</w:t>
+      </w:r>
+      <w:proofErr w:type="gramEnd"/>
+    </w:p>
+    <w:p>
+      <w:pPr>
+        <w:shd w:val="clear" w:color="auto" w:fill="121314"/>
+        <w:spacing w:after="0" w:line="285" w:lineRule="atLeast"/>
+        <w:rPr>
+          <w:rFonts w:ascii="Consolas" w:eastAsia="Times New Roman" w:hAnsi="Consolas" w:cs="Times New Roman"/>
+          <w:color w:val="BBBEBF"/>
+          <w:kern w:val="0"/>
+          <w:sz w:val="21"/>
+          <w:szCs w:val="21"/>
+          <w:lang w:eastAsia="en-IN"/>
+          <w14:ligatures w14:val="none"/>
+        </w:rPr>
+      </w:pPr>
+    </w:p>
+    <w:p>
+      <w:pPr>
+        <w:shd w:val="clear" w:color="auto" w:fill="121314"/>
+        <w:spacing w:after="0" w:line="285" w:lineRule="atLeast"/>
+        <w:rPr>
+          <w:rFonts w:ascii="Consolas" w:eastAsia="Times New Roman" w:hAnsi="Consolas" w:cs="Times New Roman"/>
+          <w:color w:val="BBBEBF"/>
+          <w:kern w:val="0"/>
+          <w:sz w:val="21"/>
+          <w:szCs w:val="21"/>
+          <w:lang w:eastAsia="en-IN"/>
+          <w14:ligatures w14:val="none"/>
+        </w:rPr>
+      </w:pPr>
+      <w:r>
+        <w:rPr>
+          <w:rFonts w:ascii="Consolas" w:eastAsia="Times New Roman" w:hAnsi="Consolas" w:cs="Times New Roman"/>
+          <w:color w:val="BBBEBF"/>
+          <w:kern w:val="0"/>
+          <w:sz w:val="21"/>
+          <w:szCs w:val="21"/>
+          <w:lang w:eastAsia="en-IN"/>
+          <w14:ligatures w14:val="none"/>
+        </w:rPr>
+        <w:t xml:space="preserve">    </w:t>
+      </w:r>
+      <w:proofErr w:type="spellStart"/>
+      <w:r>
+        <w:rPr>
+          <w:rFonts w:ascii="Consolas" w:eastAsia="Times New Roman" w:hAnsi="Consolas" w:cs="Times New Roman"/>
+          <w:color w:val="C9D1D9"/>
+          <w:kern w:val="0"/>
+          <w:sz w:val="21"/>
+          <w:szCs w:val="21"/>
+          <w:lang w:eastAsia="en-IN"/>
+          <w14:ligatures w14:val="none"/>
+        </w:rPr>
+        <w:t>loginForm</w:t>
+      </w:r>
+      <w:proofErr w:type="spellEnd"/>
+      <w:r>
+        <w:rPr>
+          <w:rFonts w:ascii="Consolas" w:eastAsia="Times New Roman" w:hAnsi="Consolas" w:cs="Times New Roman"/>
+          <w:color w:val="BBBEBF"/>
+          <w:kern w:val="0"/>
+          <w:sz w:val="21"/>
+          <w:szCs w:val="21"/>
+          <w:lang w:eastAsia="en-IN"/>
+          <w14:ligatures w14:val="none"/>
+        </w:rPr>
+        <w:t xml:space="preserve"> </w:t>
+      </w:r>
+      <w:r>
+        <w:rPr>
+          <w:rFonts w:ascii="Consolas" w:eastAsia="Times New Roman" w:hAnsi="Consolas" w:cs="Times New Roman"/>
+          <w:color w:val="D4D4D4"/>
+          <w:kern w:val="0"/>
+          <w:sz w:val="21"/>
+          <w:szCs w:val="21"/>
+          <w:lang w:eastAsia="en-IN"/>
+          <w14:ligatures w14:val="none"/>
+        </w:rPr>
+        <w:t>=</w:t>
+      </w:r>
+      <w:r>
+        <w:rPr>
+          <w:rFonts w:ascii="Consolas" w:eastAsia="Times New Roman" w:hAnsi="Consolas" w:cs="Times New Roman"/>
+          <w:color w:val="BBBEBF"/>
+          <w:kern w:val="0"/>
+          <w:sz w:val="21"/>
+          <w:szCs w:val="21"/>
+          <w:lang w:eastAsia="en-IN"/>
+          <w14:ligatures w14:val="none"/>
+        </w:rPr>
+        <w:t xml:space="preserve"> </w:t>
+      </w:r>
+      <w:r>
+        <w:rPr>
+          <w:rFonts w:ascii="Consolas" w:eastAsia="Times New Roman" w:hAnsi="Consolas" w:cs="Times New Roman"/>
+          <w:color w:val="569CD6"/>
+          <w:kern w:val="0"/>
+          <w:sz w:val="21"/>
+          <w:szCs w:val="21"/>
+          <w:lang w:eastAsia="en-IN"/>
+          <w14:ligatures w14:val="none"/>
+        </w:rPr>
+        <w:t>new</w:t>
+      </w:r>
+      <w:r>
+        <w:rPr>
+          <w:rFonts w:ascii="Consolas" w:eastAsia="Times New Roman" w:hAnsi="Consolas" w:cs="Times New Roman"/>
+          <w:color w:val="BBBEBF"/>
+          <w:kern w:val="0"/>
+          <w:sz w:val="21"/>
+          <w:szCs w:val="21"/>
+          <w:lang w:eastAsia="en-IN"/>
+          <w14:ligatures w14:val="none"/>
+        </w:rPr>
+        <w:t xml:space="preserve"> </w:t>
+      </w:r>
+      <w:proofErr w:type="spellStart"/>
+      <w:proofErr w:type="gramStart"/>
+      <w:r>
+        <w:rPr>
+          <w:rFonts w:ascii="Consolas" w:eastAsia="Times New Roman" w:hAnsi="Consolas" w:cs="Times New Roman"/>
+          <w:color w:val="4EC9B0"/>
+          <w:kern w:val="0"/>
+          <w:sz w:val="21"/>
+          <w:szCs w:val="21"/>
+          <w:lang w:eastAsia="en-IN"/>
+          <w14:ligatures w14:val="none"/>
+        </w:rPr>
+        <w:t>FormGroup</w:t>
+      </w:r>
+      <w:proofErr w:type="spellEnd"/>
+      <w:r>
+        <w:rPr>
+          <w:rFonts w:ascii="Consolas" w:eastAsia="Times New Roman" w:hAnsi="Consolas" w:cs="Times New Roman"/>
+          <w:color w:val="BBBEBF"/>
+          <w:kern w:val="0"/>
+          <w:sz w:val="21"/>
+          <w:szCs w:val="21"/>
+          <w:lang w:eastAsia="en-IN"/>
+          <w14:ligatures w14:val="none"/>
+        </w:rPr>
+        <w:t>(</w:t>
+      </w:r>
+      <w:proofErr w:type="gramEnd"/>
+      <w:r>
+        <w:rPr>
+          <w:rFonts w:ascii="Consolas" w:eastAsia="Times New Roman" w:hAnsi="Consolas" w:cs="Times New Roman"/>
+          <w:color w:val="BBBEBF"/>
+          <w:kern w:val="0"/>
+          <w:sz w:val="21"/>
+          <w:szCs w:val="21"/>
+          <w:lang w:eastAsia="en-IN"/>
+          <w14:ligatures w14:val="none"/>
+        </w:rPr>
+        <w:t>{</w:t>
+      </w:r>
+    </w:p>
+    <w:p>
+      <w:pPr>
+        <w:shd w:val="clear" w:color="auto" w:fill="121314"/>
+        <w:spacing w:after="0" w:line="285" w:lineRule="atLeast"/>
+        <w:rPr>
+          <w:rFonts w:ascii="Consolas" w:eastAsia="Times New Roman" w:hAnsi="Consolas" w:cs="Times New Roman"/>
+          <w:color w:val="BBBEBF"/>
+          <w:kern w:val="0"/>
+          <w:sz w:val="21"/>
+          <w:szCs w:val="21"/>
+          <w:lang w:eastAsia="en-IN"/>
+          <w14:ligatures w14:val="none"/>
+        </w:rPr>
+      </w:pPr>
+    </w:p>
+    <w:p>
+      <w:pPr>
+        <w:shd w:val="clear" w:color="auto" w:fill="121314"/>
+        <w:spacing w:after="0" w:line="285" w:lineRule="atLeast"/>
+        <w:rPr>
+          <w:rFonts w:ascii="Consolas" w:eastAsia="Times New Roman" w:hAnsi="Consolas" w:cs="Times New Roman"/>
+          <w:color w:val="BBBEBF"/>
+          <w:kern w:val="0"/>
+          <w:sz w:val="21"/>
+          <w:szCs w:val="21"/>
+          <w:lang w:eastAsia="en-IN"/>
+          <w14:ligatures w14:val="none"/>
+        </w:rPr>
+      </w:pPr>
+      <w:r>
+        <w:rPr>
+          <w:rFonts w:ascii="Consolas" w:eastAsia="Times New Roman" w:hAnsi="Consolas" w:cs="Times New Roman"/>
+          <w:color w:val="BBBEBF"/>
+          <w:kern w:val="0"/>
+          <w:sz w:val="21"/>
+          <w:szCs w:val="21"/>
+          <w:lang w:eastAsia="en-IN"/>
+          <w14:ligatures w14:val="none"/>
+        </w:rPr>
+        <w:t xml:space="preserve">        </w:t>
+      </w:r>
+      <w:r>
+        <w:rPr>
+          <w:rFonts w:ascii="Consolas" w:eastAsia="Times New Roman" w:hAnsi="Consolas" w:cs="Times New Roman"/>
+          <w:color w:val="C9D1D9"/>
+          <w:kern w:val="0"/>
+          <w:sz w:val="21"/>
+          <w:szCs w:val="21"/>
+          <w:lang w:eastAsia="en-IN"/>
+          <w14:ligatures w14:val="none"/>
+        </w:rPr>
+        <w:t>username</w:t>
+      </w:r>
+      <w:r>
+        <w:rPr>
+          <w:rFonts w:ascii="Consolas" w:eastAsia="Times New Roman" w:hAnsi="Consolas" w:cs="Times New Roman"/>
+          <w:color w:val="9CDCFE"/>
+          <w:kern w:val="0"/>
+          <w:sz w:val="21"/>
+          <w:szCs w:val="21"/>
+          <w:lang w:eastAsia="en-IN"/>
+          <w14:ligatures w14:val="none"/>
+        </w:rPr>
+        <w:t>:</w:t>
+      </w:r>
+      <w:r>
+        <w:rPr>
+          <w:rFonts w:ascii="Consolas" w:eastAsia="Times New Roman" w:hAnsi="Consolas" w:cs="Times New Roman"/>
+          <w:color w:val="C9D1D9"/>
+          <w:kern w:val="0"/>
+          <w:sz w:val="21"/>
+          <w:szCs w:val="21"/>
+          <w:lang w:eastAsia="en-IN"/>
+          <w14:ligatures w14:val="none"/>
+        </w:rPr>
+        <w:t xml:space="preserve"> </w:t>
+      </w:r>
+      <w:r>
+        <w:rPr>
+          <w:rFonts w:ascii="Consolas" w:eastAsia="Times New Roman" w:hAnsi="Consolas" w:cs="Times New Roman"/>
+          <w:color w:val="569CD6"/>
+          <w:kern w:val="0"/>
+          <w:sz w:val="21"/>
+          <w:szCs w:val="21"/>
+          <w:lang w:eastAsia="en-IN"/>
+          <w14:ligatures w14:val="none"/>
+        </w:rPr>
+        <w:t>new</w:t>
+      </w:r>
+      <w:r>
+        <w:rPr>
+          <w:rFonts w:ascii="Consolas" w:eastAsia="Times New Roman" w:hAnsi="Consolas" w:cs="Times New Roman"/>
+          <w:color w:val="C9D1D9"/>
+          <w:kern w:val="0"/>
+          <w:sz w:val="21"/>
+          <w:szCs w:val="21"/>
+          <w:lang w:eastAsia="en-IN"/>
+          <w14:ligatures w14:val="none"/>
+        </w:rPr>
+        <w:t xml:space="preserve"> </w:t>
+      </w:r>
+      <w:proofErr w:type="spellStart"/>
+      <w:proofErr w:type="gramStart"/>
+      <w:r>
+        <w:rPr>
+          <w:rFonts w:ascii="Consolas" w:eastAsia="Times New Roman" w:hAnsi="Consolas" w:cs="Times New Roman"/>
+          <w:color w:val="4EC9B0"/>
+          <w:kern w:val="0"/>
+          <w:sz w:val="21"/>
+          <w:szCs w:val="21"/>
+          <w:lang w:eastAsia="en-IN"/>
+          <w14:ligatures w14:val="none"/>
+        </w:rPr>
+        <w:t>FormControl</w:t>
+      </w:r>
+      <w:proofErr w:type="spellEnd"/>
+      <w:r>
+        <w:rPr>
+          <w:rFonts w:ascii="Consolas" w:eastAsia="Times New Roman" w:hAnsi="Consolas" w:cs="Times New Roman"/>
+          <w:color w:val="C9D1D9"/>
+          <w:kern w:val="0"/>
+          <w:sz w:val="21"/>
+          <w:szCs w:val="21"/>
+          <w:lang w:eastAsia="en-IN"/>
+          <w14:ligatures w14:val="none"/>
+        </w:rPr>
+        <w:t>(</w:t>
+      </w:r>
+      <w:proofErr w:type="gramEnd"/>
+      <w:r>
+        <w:rPr>
+          <w:rFonts w:ascii="Consolas" w:eastAsia="Times New Roman" w:hAnsi="Consolas" w:cs="Times New Roman"/>
+          <w:color w:val="A5D6FF"/>
+          <w:kern w:val="0"/>
+          <w:sz w:val="21"/>
+          <w:szCs w:val="21"/>
+          <w:lang w:eastAsia="en-IN"/>
+          <w14:ligatures w14:val="none"/>
+        </w:rPr>
+        <w:t>''</w:t>
+      </w:r>
+      <w:r>
+        <w:rPr>
+          <w:rFonts w:ascii="Consolas" w:eastAsia="Times New Roman" w:hAnsi="Consolas" w:cs="Times New Roman"/>
+          <w:color w:val="C9D1D9"/>
+          <w:kern w:val="0"/>
+          <w:sz w:val="21"/>
+          <w:szCs w:val="21"/>
+          <w:lang w:eastAsia="en-IN"/>
+          <w14:ligatures w14:val="none"/>
+        </w:rPr>
+        <w:t>, [</w:t>
+      </w:r>
+    </w:p>
+    <w:p>
+      <w:pPr>
+        <w:shd w:val="clear" w:color="auto" w:fill="121314"/>
+        <w:spacing w:after="0" w:line="285" w:lineRule="atLeast"/>
+        <w:rPr>
+          <w:rFonts w:ascii="Consolas" w:eastAsia="Times New Roman" w:hAnsi="Consolas" w:cs="Times New Roman"/>
+          <w:color w:val="BBBEBF"/>
+          <w:kern w:val="0"/>
+          <w:sz w:val="21"/>
+          <w:szCs w:val="21"/>
+          <w:lang w:eastAsia="en-IN"/>
+          <w14:ligatures w14:val="none"/>
+        </w:rPr>
+      </w:pPr>
+      <w:r>
+        <w:rPr>
+          <w:rFonts w:ascii="Consolas" w:eastAsia="Times New Roman" w:hAnsi="Consolas" w:cs="Times New Roman"/>
+          <w:color w:val="C9D1D9"/>
+          <w:kern w:val="0"/>
+          <w:sz w:val="21"/>
+          <w:szCs w:val="21"/>
+          <w:lang w:eastAsia="en-IN"/>
+          <w14:ligatures w14:val="none"/>
+        </w:rPr>
+        <w:t xml:space="preserve">            </w:t>
+      </w:r>
+      <w:proofErr w:type="spellStart"/>
+      <w:r>
+        <w:rPr>
+          <w:rFonts w:ascii="Consolas" w:eastAsia="Times New Roman" w:hAnsi="Consolas" w:cs="Times New Roman"/>
+          <w:color w:val="4EC9B0"/>
+          <w:kern w:val="0"/>
+          <w:sz w:val="21"/>
+          <w:szCs w:val="21"/>
+          <w:lang w:eastAsia="en-IN"/>
+          <w14:ligatures w14:val="none"/>
+        </w:rPr>
+        <w:t>Validators</w:t>
+      </w:r>
+      <w:r>
+        <w:rPr>
+          <w:rFonts w:ascii="Consolas" w:eastAsia="Times New Roman" w:hAnsi="Consolas" w:cs="Times New Roman"/>
+          <w:color w:val="C9D1D9"/>
+          <w:kern w:val="0"/>
+          <w:sz w:val="21"/>
+          <w:szCs w:val="21"/>
+          <w:lang w:eastAsia="en-IN"/>
+          <w14:ligatures w14:val="none"/>
+        </w:rPr>
+        <w:t>.</w:t>
+      </w:r>
+      <w:r>
+        <w:rPr>
+          <w:rFonts w:ascii="Consolas" w:eastAsia="Times New Roman" w:hAnsi="Consolas" w:cs="Times New Roman"/>
+          <w:color w:val="D2A8FF"/>
+          <w:kern w:val="0"/>
+          <w:sz w:val="21"/>
+          <w:szCs w:val="21"/>
+          <w:lang w:eastAsia="en-IN"/>
+          <w14:ligatures w14:val="none"/>
+        </w:rPr>
+        <w:t>required</w:t>
+      </w:r>
+      <w:proofErr w:type="spellEnd"/>
+    </w:p>
+    <w:p>
+      <w:pPr>
+        <w:shd w:val="clear" w:color="auto" w:fill="121314"/>
+        <w:spacing w:after="0" w:line="285" w:lineRule="atLeast"/>
+        <w:rPr>
+          <w:rFonts w:ascii="Consolas" w:eastAsia="Times New Roman" w:hAnsi="Consolas" w:cs="Times New Roman"/>
+          <w:color w:val="BBBEBF"/>
+          <w:kern w:val="0"/>
+          <w:sz w:val="21"/>
+          <w:szCs w:val="21"/>
+          <w:lang w:eastAsia="en-IN"/>
+          <w14:ligatures w14:val="none"/>
+        </w:rPr>
+      </w:pPr>
+      <w:r>
+        <w:rPr>
+          <w:rFonts w:ascii="Consolas" w:eastAsia="Times New Roman" w:hAnsi="Consolas" w:cs="Times New Roman"/>
+          <w:color w:val="C9D1D9"/>
+          <w:kern w:val="0"/>
+          <w:sz w:val="21"/>
+          <w:szCs w:val="21"/>
+          <w:lang w:eastAsia="en-IN"/>
+          <w14:ligatures w14:val="none"/>
+        </w:rPr>
+        <w:t>        ])</w:t>
+      </w:r>
+      <w:r>
+        <w:rPr>
+          <w:rFonts w:ascii="Consolas" w:eastAsia="Times New Roman" w:hAnsi="Consolas" w:cs="Times New Roman"/>
+          <w:color w:val="BBBEBF"/>
+          <w:kern w:val="0"/>
+          <w:sz w:val="21"/>
+          <w:szCs w:val="21"/>
+          <w:lang w:eastAsia="en-IN"/>
+          <w14:ligatures w14:val="none"/>
+        </w:rPr>
+        <w:t>,</w:t>
+      </w:r>
+    </w:p>
+    <w:p>
+      <w:pPr>
+        <w:shd w:val="clear" w:color="auto" w:fill="121314"/>
+        <w:spacing w:after="0" w:line="285" w:lineRule="atLeast"/>
+        <w:rPr>
+          <w:rFonts w:ascii="Consolas" w:eastAsia="Times New Roman" w:hAnsi="Consolas" w:cs="Times New Roman"/>
+          <w:color w:val="BBBEBF"/>
+          <w:kern w:val="0"/>
+          <w:sz w:val="21"/>
+          <w:szCs w:val="21"/>
+          <w:lang w:eastAsia="en-IN"/>
+          <w14:ligatures w14:val="none"/>
+        </w:rPr>
+      </w:pPr>
+    </w:p>
+    <w:p>
+      <w:pPr>
+        <w:shd w:val="clear" w:color="auto" w:fill="121314"/>
+        <w:spacing w:after="0" w:line="285" w:lineRule="atLeast"/>
+        <w:rPr>
+          <w:rFonts w:ascii="Consolas" w:eastAsia="Times New Roman" w:hAnsi="Consolas" w:cs="Times New Roman"/>
+          <w:color w:val="BBBEBF"/>
+          <w:kern w:val="0"/>
+          <w:sz w:val="21"/>
+          <w:szCs w:val="21"/>
+          <w:lang w:eastAsia="en-IN"/>
+          <w14:ligatures w14:val="none"/>
+        </w:rPr>
+      </w:pPr>
+      <w:r>
+        <w:rPr>
+          <w:rFonts w:ascii="Consolas" w:eastAsia="Times New Roman" w:hAnsi="Consolas" w:cs="Times New Roman"/>
+          <w:color w:val="BBBEBF"/>
+          <w:kern w:val="0"/>
+          <w:sz w:val="21"/>
+          <w:szCs w:val="21"/>
+          <w:lang w:eastAsia="en-IN"/>
+          <w14:ligatures w14:val="none"/>
+        </w:rPr>
+        <w:t xml:space="preserve">        </w:t>
+      </w:r>
+      <w:r>
+        <w:rPr>
+          <w:rFonts w:ascii="Consolas" w:eastAsia="Times New Roman" w:hAnsi="Consolas" w:cs="Times New Roman"/>
+          <w:color w:val="C9D1D9"/>
+          <w:kern w:val="0"/>
+          <w:sz w:val="21"/>
+          <w:szCs w:val="21"/>
+          <w:lang w:eastAsia="en-IN"/>
+          <w14:ligatures w14:val="none"/>
+        </w:rPr>
+        <w:t>password</w:t>
+      </w:r>
+      <w:r>
+        <w:rPr>
+          <w:rFonts w:ascii="Consolas" w:eastAsia="Times New Roman" w:hAnsi="Consolas" w:cs="Times New Roman"/>
+          <w:color w:val="9CDCFE"/>
+          <w:kern w:val="0"/>
+          <w:sz w:val="21"/>
+          <w:szCs w:val="21"/>
+          <w:lang w:eastAsia="en-IN"/>
+          <w14:ligatures w14:val="none"/>
+        </w:rPr>
+        <w:t>:</w:t>
+      </w:r>
+      <w:r>
+        <w:rPr>
+          <w:rFonts w:ascii="Consolas" w:eastAsia="Times New Roman" w:hAnsi="Consolas" w:cs="Times New Roman"/>
+          <w:color w:val="C9D1D9"/>
+          <w:kern w:val="0"/>
+          <w:sz w:val="21"/>
+          <w:szCs w:val="21"/>
+          <w:lang w:eastAsia="en-IN"/>
+          <w14:ligatures w14:val="none"/>
+        </w:rPr>
+        <w:t xml:space="preserve"> </w:t>
+      </w:r>
+      <w:r>
+        <w:rPr>
+          <w:rFonts w:ascii="Consolas" w:eastAsia="Times New Roman" w:hAnsi="Consolas" w:cs="Times New Roman"/>
+          <w:color w:val="569CD6"/>
+          <w:kern w:val="0"/>
+          <w:sz w:val="21"/>
+          <w:szCs w:val="21"/>
+          <w:lang w:eastAsia="en-IN"/>
+          <w14:ligatures w14:val="none"/>
+        </w:rPr>
+        <w:t>new</w:t>
+      </w:r>
+      <w:r>
+        <w:rPr>
+          <w:rFonts w:ascii="Consolas" w:eastAsia="Times New Roman" w:hAnsi="Consolas" w:cs="Times New Roman"/>
+          <w:color w:val="C9D1D9"/>
+          <w:kern w:val="0"/>
+          <w:sz w:val="21"/>
+          <w:szCs w:val="21"/>
+          <w:lang w:eastAsia="en-IN"/>
+          <w14:ligatures w14:val="none"/>
+        </w:rPr>
+        <w:t xml:space="preserve"> </w:t>
+      </w:r>
+      <w:proofErr w:type="spellStart"/>
+      <w:proofErr w:type="gramStart"/>
+      <w:r>
+        <w:rPr>
+          <w:rFonts w:ascii="Consolas" w:eastAsia="Times New Roman" w:hAnsi="Consolas" w:cs="Times New Roman"/>
+          <w:color w:val="4EC9B0"/>
+          <w:kern w:val="0"/>
+          <w:sz w:val="21"/>
+          <w:szCs w:val="21"/>
+          <w:lang w:eastAsia="en-IN"/>
+          <w14:ligatures w14:val="none"/>
+        </w:rPr>
+        <w:t>FormControl</w:t>
+      </w:r>
+      <w:proofErr w:type="spellEnd"/>
+      <w:r>
+        <w:rPr>
+          <w:rFonts w:ascii="Consolas" w:eastAsia="Times New Roman" w:hAnsi="Consolas" w:cs="Times New Roman"/>
+          <w:color w:val="C9D1D9"/>
+          <w:kern w:val="0"/>
+          <w:sz w:val="21"/>
+          <w:szCs w:val="21"/>
+          <w:lang w:eastAsia="en-IN"/>
+          <w14:ligatures w14:val="none"/>
+        </w:rPr>
+        <w:t>(</w:t>
+      </w:r>
+      <w:proofErr w:type="gramEnd"/>
+      <w:r>
+        <w:rPr>
+          <w:rFonts w:ascii="Consolas" w:eastAsia="Times New Roman" w:hAnsi="Consolas" w:cs="Times New Roman"/>
+          <w:color w:val="A5D6FF"/>
+          <w:kern w:val="0"/>
+          <w:sz w:val="21"/>
+          <w:szCs w:val="21"/>
+          <w:lang w:eastAsia="en-IN"/>
+          <w14:ligatures w14:val="none"/>
+        </w:rPr>
+        <w:t>''</w:t>
+      </w:r>
+      <w:r>
+        <w:rPr>
+          <w:rFonts w:ascii="Consolas" w:eastAsia="Times New Roman" w:hAnsi="Consolas" w:cs="Times New Roman"/>
+          <w:color w:val="C9D1D9"/>
+          <w:kern w:val="0"/>
+          <w:sz w:val="21"/>
+          <w:szCs w:val="21"/>
+          <w:lang w:eastAsia="en-IN"/>
+          <w14:ligatures w14:val="none"/>
+        </w:rPr>
+        <w:t>, [</w:t>
+      </w:r>
+    </w:p>
+    <w:p>
+      <w:pPr>
+        <w:shd w:val="clear" w:color="auto" w:fill="121314"/>
+        <w:spacing w:after="0" w:line="285" w:lineRule="atLeast"/>
+        <w:rPr>
+          <w:rFonts w:ascii="Consolas" w:eastAsia="Times New Roman" w:hAnsi="Consolas" w:cs="Times New Roman"/>
+          <w:color w:val="BBBEBF"/>
+          <w:kern w:val="0"/>
+          <w:sz w:val="21"/>
+          <w:szCs w:val="21"/>
+          <w:lang w:eastAsia="en-IN"/>
+          <w14:ligatures w14:val="none"/>
+        </w:rPr>
+      </w:pPr>
+      <w:r>
+        <w:rPr>
+          <w:rFonts w:ascii="Consolas" w:eastAsia="Times New Roman" w:hAnsi="Consolas" w:cs="Times New Roman"/>
+          <w:color w:val="C9D1D9"/>
+          <w:kern w:val="0"/>
+          <w:sz w:val="21"/>
+          <w:szCs w:val="21"/>
+          <w:lang w:eastAsia="en-IN"/>
+          <w14:ligatures w14:val="none"/>
+        </w:rPr>
+        <w:t xml:space="preserve">            </w:t>
+      </w:r>
+      <w:proofErr w:type="spellStart"/>
+      <w:r>
+        <w:rPr>
+          <w:rFonts w:ascii="Consolas" w:eastAsia="Times New Roman" w:hAnsi="Consolas" w:cs="Times New Roman"/>
+          <w:color w:val="4EC9B0"/>
+          <w:kern w:val="0"/>
+          <w:sz w:val="21"/>
+          <w:szCs w:val="21"/>
+          <w:lang w:eastAsia="en-IN"/>
+          <w14:ligatures w14:val="none"/>
+        </w:rPr>
+        <w:t>Validators</w:t>
+      </w:r>
+      <w:r>
+        <w:rPr>
+          <w:rFonts w:ascii="Consolas" w:eastAsia="Times New Roman" w:hAnsi="Consolas" w:cs="Times New Roman"/>
+          <w:color w:val="C9D1D9"/>
+          <w:kern w:val="0"/>
+          <w:sz w:val="21"/>
+          <w:szCs w:val="21"/>
+          <w:lang w:eastAsia="en-IN"/>
+          <w14:ligatures w14:val="none"/>
+        </w:rPr>
+        <w:t>.</w:t>
+      </w:r>
+      <w:r>
+        <w:rPr>
+          <w:rFonts w:ascii="Consolas" w:eastAsia="Times New Roman" w:hAnsi="Consolas" w:cs="Times New Roman"/>
+          <w:color w:val="D2A8FF"/>
+          <w:kern w:val="0"/>
+          <w:sz w:val="21"/>
+          <w:szCs w:val="21"/>
+          <w:lang w:eastAsia="en-IN"/>
+          <w14:ligatures w14:val="none"/>
+        </w:rPr>
+        <w:t>required</w:t>
+      </w:r>
+      <w:proofErr w:type="spellEnd"/>
+      <w:r>
+        <w:rPr>
+          <w:rFonts w:ascii="Consolas" w:eastAsia="Times New Roman" w:hAnsi="Consolas" w:cs="Times New Roman"/>
+          <w:color w:val="C9D1D9"/>
+          <w:kern w:val="0"/>
+          <w:sz w:val="21"/>
+          <w:szCs w:val="21"/>
+          <w:lang w:eastAsia="en-IN"/>
+          <w14:ligatures w14:val="none"/>
+        </w:rPr>
+        <w:t>,</w:t>
+      </w:r>
+    </w:p>
+    <w:p>
+      <w:pPr>
+        <w:shd w:val="clear" w:color="auto" w:fill="121314"/>
+        <w:spacing w:after="0" w:line="285" w:lineRule="atLeast"/>
+        <w:rPr>
+          <w:rFonts w:ascii="Consolas" w:eastAsia="Times New Roman" w:hAnsi="Consolas" w:cs="Times New Roman"/>
+          <w:color w:val="BBBEBF"/>
+          <w:kern w:val="0"/>
+          <w:sz w:val="21"/>
+          <w:szCs w:val="21"/>
+          <w:lang w:eastAsia="en-IN"/>
+          <w14:ligatures w14:val="none"/>
+        </w:rPr>
+      </w:pPr>
+      <w:r>
+        <w:rPr>
+          <w:rFonts w:ascii="Consolas" w:eastAsia="Times New Roman" w:hAnsi="Consolas" w:cs="Times New Roman"/>
+          <w:color w:val="C9D1D9"/>
+          <w:kern w:val="0"/>
+          <w:sz w:val="21"/>
+          <w:szCs w:val="21"/>
+          <w:lang w:eastAsia="en-IN"/>
+          <w14:ligatures w14:val="none"/>
+        </w:rPr>
+        <w:t xml:space="preserve">            </w:t>
+      </w:r>
+      <w:proofErr w:type="spellStart"/>
+      <w:r>
+        <w:rPr>
+          <w:rFonts w:ascii="Consolas" w:eastAsia="Times New Roman" w:hAnsi="Consolas" w:cs="Times New Roman"/>
+          <w:color w:val="4EC9B0"/>
+          <w:kern w:val="0"/>
+          <w:sz w:val="21"/>
+          <w:szCs w:val="21"/>
+          <w:lang w:eastAsia="en-IN"/>
+          <w14:ligatures w14:val="none"/>
+        </w:rPr>
+        <w:t>Validators</w:t>
+      </w:r>
+      <w:r>
+        <w:rPr>
+          <w:rFonts w:ascii="Consolas" w:eastAsia="Times New Roman" w:hAnsi="Consolas" w:cs="Times New Roman"/>
+          <w:color w:val="C9D1D9"/>
+          <w:kern w:val="0"/>
+          <w:sz w:val="21"/>
+          <w:szCs w:val="21"/>
+          <w:lang w:eastAsia="en-IN"/>
+          <w14:ligatures w14:val="none"/>
+        </w:rPr>
+        <w:t>.</w:t>
+      </w:r>
+      <w:r>
+        <w:rPr>
+          <w:rFonts w:ascii="Consolas" w:eastAsia="Times New Roman" w:hAnsi="Consolas" w:cs="Times New Roman"/>
+          <w:color w:val="D2A8FF"/>
+          <w:kern w:val="0"/>
+          <w:sz w:val="21"/>
+          <w:szCs w:val="21"/>
+          <w:lang w:eastAsia="en-IN"/>
+          <w14:ligatures w14:val="none"/>
+        </w:rPr>
+        <w:t>minLength</w:t>
+      </w:r>
+      <w:proofErr w:type="spellEnd"/>
+      <w:r>
+        <w:rPr>
+          <w:rFonts w:ascii="Consolas" w:eastAsia="Times New Roman" w:hAnsi="Consolas" w:cs="Times New Roman"/>
+          <w:color w:val="C9D1D9"/>
+          <w:kern w:val="0"/>
+          <w:sz w:val="21"/>
+          <w:szCs w:val="21"/>
+          <w:lang w:eastAsia="en-IN"/>
+          <w14:ligatures w14:val="none"/>
+        </w:rPr>
+        <w:t>(</w:t>
+      </w:r>
+      <w:r>
+        <w:rPr>
+          <w:rFonts w:ascii="Consolas" w:eastAsia="Times New Roman" w:hAnsi="Consolas" w:cs="Times New Roman"/>
+          <w:color w:val="B5CEA8"/>
+          <w:kern w:val="0"/>
+          <w:sz w:val="21"/>
+          <w:szCs w:val="21"/>
+          <w:lang w:eastAsia="en-IN"/>
+          <w14:ligatures w14:val="none"/>
+        </w:rPr>
+        <w:t>6</w:t>
+      </w:r>
+      <w:r>
+        <w:rPr>
+          <w:rFonts w:ascii="Consolas" w:eastAsia="Times New Roman" w:hAnsi="Consolas" w:cs="Times New Roman"/>
+          <w:color w:val="C9D1D9"/>
+          <w:kern w:val="0"/>
+          <w:sz w:val="21"/>
+          <w:szCs w:val="21"/>
+          <w:lang w:eastAsia="en-IN"/>
+          <w14:ligatures w14:val="none"/>
+        </w:rPr>
+        <w:t>)</w:t>
+      </w:r>
+    </w:p>
+    <w:p>
+      <w:pPr>
+        <w:shd w:val="clear" w:color="auto" w:fill="121314"/>
+        <w:spacing w:after="0" w:line="285" w:lineRule="atLeast"/>
+        <w:rPr>
+          <w:rFonts w:ascii="Consolas" w:eastAsia="Times New Roman" w:hAnsi="Consolas" w:cs="Times New Roman"/>
+          <w:color w:val="BBBEBF"/>
+          <w:kern w:val="0"/>
+          <w:sz w:val="21"/>
+          <w:szCs w:val="21"/>
+          <w:lang w:eastAsia="en-IN"/>
+          <w14:ligatures w14:val="none"/>
+        </w:rPr>
+      </w:pPr>
+      <w:r>
+        <w:rPr>
+          <w:rFonts w:ascii="Consolas" w:eastAsia="Times New Roman" w:hAnsi="Consolas" w:cs="Times New Roman"/>
+          <w:color w:val="C9D1D9"/>
+          <w:kern w:val="0"/>
+          <w:sz w:val="21"/>
+          <w:szCs w:val="21"/>
+          <w:lang w:eastAsia="en-IN"/>
+          <w14:ligatures w14:val="none"/>
+        </w:rPr>
+        <w:t>        ])</w:t>
+      </w:r>
+    </w:p>
+    <w:p>
+      <w:pPr>
+        <w:shd w:val="clear" w:color="auto" w:fill="121314"/>
+        <w:spacing w:after="0" w:line="285" w:lineRule="atLeast"/>
+        <w:rPr>
+          <w:rFonts w:ascii="Consolas" w:eastAsia="Times New Roman" w:hAnsi="Consolas" w:cs="Times New Roman"/>
+          <w:color w:val="BBBEBF"/>
+          <w:kern w:val="0"/>
+          <w:sz w:val="21"/>
+          <w:szCs w:val="21"/>
+          <w:lang w:eastAsia="en-IN"/>
+          <w14:ligatures w14:val="none"/>
+        </w:rPr>
+      </w:pPr>
+      <w:r>
+        <w:rPr>
+          <w:rFonts w:ascii="Consolas" w:eastAsia="Times New Roman" w:hAnsi="Consolas" w:cs="Times New Roman"/>
+          <w:color w:val="C9D1D9"/>
+          <w:kern w:val="0"/>
+          <w:sz w:val="21"/>
+          <w:szCs w:val="21"/>
+          <w:lang w:eastAsia="en-IN"/>
+          <w14:ligatures w14:val="none"/>
+        </w:rPr>
+        <w:t xml:space="preserve">    </w:t>
+      </w:r>
+      <w:r>
+        <w:rPr>
+          <w:rFonts w:ascii="Consolas" w:eastAsia="Times New Roman" w:hAnsi="Consolas" w:cs="Times New Roman"/>
+          <w:color w:val="BBBEBF"/>
+          <w:kern w:val="0"/>
+          <w:sz w:val="21"/>
+          <w:szCs w:val="21"/>
+          <w:lang w:eastAsia="en-IN"/>
+          <w14:ligatures w14:val="none"/>
+        </w:rPr>
+        <w:t>});</w:t>
+      </w:r>
+    </w:p>
+    <w:p>
+      <w:pPr>
+        <w:shd w:val="clear" w:color="auto" w:fill="121314"/>
+        <w:spacing w:after="0" w:line="285" w:lineRule="atLeast"/>
+        <w:rPr>
+          <w:rFonts w:ascii="Consolas" w:eastAsia="Times New Roman" w:hAnsi="Consolas" w:cs="Times New Roman"/>
+          <w:color w:val="BBBEBF"/>
+          <w:kern w:val="0"/>
+          <w:sz w:val="21"/>
+          <w:szCs w:val="21"/>
+          <w:lang w:eastAsia="en-IN"/>
+          <w14:ligatures w14:val="none"/>
+        </w:rPr>
+      </w:pPr>
+    </w:p>
+    <w:p>
+      <w:pPr>
+        <w:shd w:val="clear" w:color="auto" w:fill="121314"/>
+        <w:spacing w:after="0" w:line="285" w:lineRule="atLeast"/>
+        <w:rPr>
+          <w:rFonts w:ascii="Consolas" w:eastAsia="Times New Roman" w:hAnsi="Consolas" w:cs="Times New Roman"/>
+          <w:color w:val="BBBEBF"/>
+          <w:kern w:val="0"/>
+          <w:sz w:val="21"/>
+          <w:szCs w:val="21"/>
+          <w:lang w:eastAsia="en-IN"/>
+          <w14:ligatures w14:val="none"/>
+        </w:rPr>
+      </w:pPr>
+      <w:r>
+        <w:rPr>
+          <w:rFonts w:ascii="Consolas" w:eastAsia="Times New Roman" w:hAnsi="Consolas" w:cs="Times New Roman"/>
+          <w:color w:val="BBBEBF"/>
+          <w:kern w:val="0"/>
+          <w:sz w:val="21"/>
+          <w:szCs w:val="21"/>
+          <w:lang w:eastAsia="en-IN"/>
+          <w14:ligatures w14:val="none"/>
+        </w:rPr>
+        <w:t xml:space="preserve">    </w:t>
+      </w:r>
+      <w:proofErr w:type="gramStart"/>
+      <w:r>
+        <w:rPr>
+          <w:rFonts w:ascii="Consolas" w:eastAsia="Times New Roman" w:hAnsi="Consolas" w:cs="Times New Roman"/>
+          <w:color w:val="D2A8FF"/>
+          <w:kern w:val="0"/>
+          <w:sz w:val="21"/>
+          <w:szCs w:val="21"/>
+          <w:lang w:eastAsia="en-IN"/>
+          <w14:ligatures w14:val="none"/>
+        </w:rPr>
+        <w:t>login</w:t>
+      </w:r>
+      <w:r>
+        <w:rPr>
+          <w:rFonts w:ascii="Consolas" w:eastAsia="Times New Roman" w:hAnsi="Consolas" w:cs="Times New Roman"/>
+          <w:color w:val="BBBEBF"/>
+          <w:kern w:val="0"/>
+          <w:sz w:val="21"/>
+          <w:szCs w:val="21"/>
+          <w:lang w:eastAsia="en-IN"/>
+          <w14:ligatures w14:val="none"/>
+        </w:rPr>
+        <w:t>(</w:t>
+      </w:r>
+      <w:proofErr w:type="gramEnd"/>
+      <w:r>
+        <w:rPr>
+          <w:rFonts w:ascii="Consolas" w:eastAsia="Times New Roman" w:hAnsi="Consolas" w:cs="Times New Roman"/>
+          <w:color w:val="BBBEBF"/>
+          <w:kern w:val="0"/>
+          <w:sz w:val="21"/>
+          <w:szCs w:val="21"/>
+          <w:lang w:eastAsia="en-IN"/>
+          <w14:ligatures w14:val="none"/>
+        </w:rPr>
+        <w:t xml:space="preserve">) </w:t>
+      </w:r>
+      <w:r>
+        <w:rPr>
+          <w:rFonts w:ascii="Consolas" w:eastAsia="Times New Roman" w:hAnsi="Consolas" w:cs="Times New Roman"/>
+          <w:color w:val="C9D1D9"/>
+          <w:kern w:val="0"/>
+          <w:sz w:val="21"/>
+          <w:szCs w:val="21"/>
+          <w:lang w:eastAsia="en-IN"/>
+          <w14:ligatures w14:val="none"/>
+        </w:rPr>
+        <w:t>{</w:t>
+      </w:r>
+    </w:p>
+    <w:p>
+      <w:pPr>
+        <w:shd w:val="clear" w:color="auto" w:fill="121314"/>
+        <w:spacing w:after="0" w:line="285" w:lineRule="atLeast"/>
+        <w:rPr>
+          <w:rFonts w:ascii="Consolas" w:eastAsia="Times New Roman" w:hAnsi="Consolas" w:cs="Times New Roman"/>
+          <w:color w:val="BBBEBF"/>
+          <w:kern w:val="0"/>
+          <w:sz w:val="21"/>
+          <w:szCs w:val="21"/>
+          <w:lang w:eastAsia="en-IN"/>
+          <w14:ligatures w14:val="none"/>
+        </w:rPr>
+      </w:pPr>
+    </w:p>
+    <w:p>
+      <w:pPr>
+        <w:shd w:val="clear" w:color="auto" w:fill="121314"/>
+        <w:spacing w:after="0" w:line="285" w:lineRule="atLeast"/>
+        <w:rPr>
+          <w:rFonts w:ascii="Consolas" w:eastAsia="Times New Roman" w:hAnsi="Consolas" w:cs="Times New Roman"/>
+          <w:color w:val="BBBEBF"/>
+          <w:kern w:val="0"/>
+          <w:sz w:val="21"/>
+          <w:szCs w:val="21"/>
+          <w:lang w:eastAsia="en-IN"/>
+          <w14:ligatures w14:val="none"/>
+        </w:rPr>
+      </w:pPr>
+      <w:r>
+        <w:rPr>
+          <w:rFonts w:ascii="Consolas" w:eastAsia="Times New Roman" w:hAnsi="Consolas" w:cs="Times New Roman"/>
+          <w:color w:val="C9D1D9"/>
+          <w:kern w:val="0"/>
+          <w:sz w:val="21"/>
+          <w:szCs w:val="21"/>
+          <w:lang w:eastAsia="en-IN"/>
+          <w14:ligatures w14:val="none"/>
+        </w:rPr>
+        <w:t xml:space="preserve">        </w:t>
+      </w:r>
+      <w:r>
+        <w:rPr>
+          <w:rFonts w:ascii="Consolas" w:eastAsia="Times New Roman" w:hAnsi="Consolas" w:cs="Times New Roman"/>
+          <w:color w:val="C586C0"/>
+          <w:kern w:val="0"/>
+          <w:sz w:val="21"/>
+          <w:szCs w:val="21"/>
+          <w:lang w:eastAsia="en-IN"/>
+          <w14:ligatures w14:val="none"/>
+        </w:rPr>
+        <w:t>if</w:t>
+      </w:r>
+      <w:r>
+        <w:rPr>
+          <w:rFonts w:ascii="Consolas" w:eastAsia="Times New Roman" w:hAnsi="Consolas" w:cs="Times New Roman"/>
+          <w:color w:val="C9D1D9"/>
+          <w:kern w:val="0"/>
+          <w:sz w:val="21"/>
+          <w:szCs w:val="21"/>
+          <w:lang w:eastAsia="en-IN"/>
+          <w14:ligatures w14:val="none"/>
+        </w:rPr>
+        <w:t xml:space="preserve"> (</w:t>
+      </w:r>
+      <w:proofErr w:type="spellStart"/>
+      <w:proofErr w:type="gramStart"/>
+      <w:r>
+        <w:rPr>
+          <w:rFonts w:ascii="Consolas" w:eastAsia="Times New Roman" w:hAnsi="Consolas" w:cs="Times New Roman"/>
+          <w:color w:val="79C0FF"/>
+          <w:kern w:val="0"/>
+          <w:sz w:val="21"/>
+          <w:szCs w:val="21"/>
+          <w:lang w:eastAsia="en-IN"/>
+          <w14:ligatures w14:val="none"/>
+        </w:rPr>
+        <w:t>this</w:t>
+      </w:r>
+      <w:r>
+        <w:rPr>
+          <w:rFonts w:ascii="Consolas" w:eastAsia="Times New Roman" w:hAnsi="Consolas" w:cs="Times New Roman"/>
+          <w:color w:val="C9D1D9"/>
+          <w:kern w:val="0"/>
+          <w:sz w:val="21"/>
+          <w:szCs w:val="21"/>
+          <w:lang w:eastAsia="en-IN"/>
+          <w14:ligatures w14:val="none"/>
+        </w:rPr>
+        <w:t>.loginForm.valid</w:t>
+      </w:r>
+      <w:proofErr w:type="spellEnd"/>
+      <w:proofErr w:type="gramEnd"/>
+      <w:r>
+        <w:rPr>
+          <w:rFonts w:ascii="Consolas" w:eastAsia="Times New Roman" w:hAnsi="Consolas" w:cs="Times New Roman"/>
+          <w:color w:val="C9D1D9"/>
+          <w:kern w:val="0"/>
+          <w:sz w:val="21"/>
+          <w:szCs w:val="21"/>
+          <w:lang w:eastAsia="en-IN"/>
+          <w14:ligatures w14:val="none"/>
+        </w:rPr>
+        <w:t>) {</w:t>
+      </w:r>
+    </w:p>
+    <w:p>
+      <w:pPr>
+        <w:shd w:val="clear" w:color="auto" w:fill="121314"/>
+        <w:spacing w:after="0" w:line="285" w:lineRule="atLeast"/>
+        <w:rPr>
+          <w:rFonts w:ascii="Consolas" w:eastAsia="Times New Roman" w:hAnsi="Consolas" w:cs="Times New Roman"/>
+          <w:color w:val="BBBEBF"/>
+          <w:kern w:val="0"/>
+          <w:sz w:val="21"/>
+          <w:szCs w:val="21"/>
+          <w:lang w:eastAsia="en-IN"/>
+          <w14:ligatures w14:val="none"/>
+        </w:rPr>
+      </w:pPr>
+    </w:p>
+    <w:p>
+      <w:pPr>
+        <w:shd w:val="clear" w:color="auto" w:fill="121314"/>
+        <w:spacing w:after="0" w:line="285" w:lineRule="atLeast"/>
+        <w:rPr>
+          <w:rFonts w:ascii="Consolas" w:eastAsia="Times New Roman" w:hAnsi="Consolas" w:cs="Times New Roman"/>
+          <w:color w:val="BBBEBF"/>
+          <w:kern w:val="0"/>
+          <w:sz w:val="21"/>
+          <w:szCs w:val="21"/>
+          <w:lang w:eastAsia="en-IN"/>
+          <w14:ligatures w14:val="none"/>
+        </w:rPr>
+      </w:pPr>
+      <w:r>
+        <w:rPr>
+          <w:rFonts w:ascii="Consolas" w:eastAsia="Times New Roman" w:hAnsi="Consolas" w:cs="Times New Roman"/>
+          <w:color w:val="C9D1D9"/>
+          <w:kern w:val="0"/>
+          <w:sz w:val="21"/>
+          <w:szCs w:val="21"/>
+          <w:lang w:eastAsia="en-IN"/>
+          <w14:ligatures w14:val="none"/>
+        </w:rPr>
+        <w:t xml:space="preserve">            </w:t>
+      </w:r>
+      <w:proofErr w:type="spellStart"/>
+      <w:r>
+        <w:rPr>
+          <w:rFonts w:ascii="Consolas" w:eastAsia="Times New Roman" w:hAnsi="Consolas" w:cs="Times New Roman"/>
+          <w:color w:val="FF7B72"/>
+          <w:kern w:val="0"/>
+          <w:sz w:val="21"/>
+          <w:szCs w:val="21"/>
+          <w:lang w:eastAsia="en-IN"/>
+          <w14:ligatures w14:val="none"/>
+        </w:rPr>
+        <w:t>const</w:t>
+      </w:r>
+      <w:proofErr w:type="spellEnd"/>
+      <w:r>
+        <w:rPr>
+          <w:rFonts w:ascii="Consolas" w:eastAsia="Times New Roman" w:hAnsi="Consolas" w:cs="Times New Roman"/>
+          <w:color w:val="C9D1D9"/>
+          <w:kern w:val="0"/>
+          <w:sz w:val="21"/>
+          <w:szCs w:val="21"/>
+          <w:lang w:eastAsia="en-IN"/>
+          <w14:ligatures w14:val="none"/>
+        </w:rPr>
+        <w:t xml:space="preserve"> </w:t>
+      </w:r>
+      <w:r>
+        <w:rPr>
+          <w:rFonts w:ascii="Consolas" w:eastAsia="Times New Roman" w:hAnsi="Consolas" w:cs="Times New Roman"/>
+          <w:color w:val="79C0FF"/>
+          <w:kern w:val="0"/>
+          <w:sz w:val="21"/>
+          <w:szCs w:val="21"/>
+          <w:lang w:eastAsia="en-IN"/>
+          <w14:ligatures w14:val="none"/>
+        </w:rPr>
+        <w:t>username</w:t>
+      </w:r>
+      <w:r>
+        <w:rPr>
+          <w:rFonts w:ascii="Consolas" w:eastAsia="Times New Roman" w:hAnsi="Consolas" w:cs="Times New Roman"/>
+          <w:color w:val="C9D1D9"/>
+          <w:kern w:val="0"/>
+          <w:sz w:val="21"/>
+          <w:szCs w:val="21"/>
+          <w:lang w:eastAsia="en-IN"/>
+          <w14:ligatures w14:val="none"/>
+        </w:rPr>
+        <w:t xml:space="preserve"> </w:t>
+      </w:r>
+      <w:r>
+        <w:rPr>
+          <w:rFonts w:ascii="Consolas" w:eastAsia="Times New Roman" w:hAnsi="Consolas" w:cs="Times New Roman"/>
+          <w:color w:val="D4D4D4"/>
+          <w:kern w:val="0"/>
+          <w:sz w:val="21"/>
+          <w:szCs w:val="21"/>
+          <w:lang w:eastAsia="en-IN"/>
+          <w14:ligatures w14:val="none"/>
+        </w:rPr>
+        <w:t>=</w:t>
+      </w:r>
+      <w:r>
+        <w:rPr>
+          <w:rFonts w:ascii="Consolas" w:eastAsia="Times New Roman" w:hAnsi="Consolas" w:cs="Times New Roman"/>
+          <w:color w:val="C9D1D9"/>
+          <w:kern w:val="0"/>
+          <w:sz w:val="21"/>
+          <w:szCs w:val="21"/>
+          <w:lang w:eastAsia="en-IN"/>
+          <w14:ligatures w14:val="none"/>
+        </w:rPr>
+        <w:t xml:space="preserve"> </w:t>
+      </w:r>
+      <w:proofErr w:type="spellStart"/>
+      <w:proofErr w:type="gramStart"/>
+      <w:r>
+        <w:rPr>
+          <w:rFonts w:ascii="Consolas" w:eastAsia="Times New Roman" w:hAnsi="Consolas" w:cs="Times New Roman"/>
+          <w:color w:val="79C0FF"/>
+          <w:kern w:val="0"/>
+          <w:sz w:val="21"/>
+          <w:szCs w:val="21"/>
+          <w:lang w:eastAsia="en-IN"/>
+          <w14:ligatures w14:val="none"/>
+        </w:rPr>
+        <w:t>this</w:t>
+      </w:r>
+      <w:r>
+        <w:rPr>
+          <w:rFonts w:ascii="Consolas" w:eastAsia="Times New Roman" w:hAnsi="Consolas" w:cs="Times New Roman"/>
+          <w:color w:val="C9D1D9"/>
+          <w:kern w:val="0"/>
+          <w:sz w:val="21"/>
+          <w:szCs w:val="21"/>
+          <w:lang w:eastAsia="en-IN"/>
+          <w14:ligatures w14:val="none"/>
+        </w:rPr>
+        <w:t>.loginForm.</w:t>
+      </w:r>
+      <w:r>
+        <w:rPr>
+          <w:rFonts w:ascii="Consolas" w:eastAsia="Times New Roman" w:hAnsi="Consolas" w:cs="Times New Roman"/>
+          <w:color w:val="79C0FF"/>
+          <w:kern w:val="0"/>
+          <w:sz w:val="21"/>
+          <w:szCs w:val="21"/>
+          <w:lang w:eastAsia="en-IN"/>
+          <w14:ligatures w14:val="none"/>
+        </w:rPr>
+        <w:t>value</w:t>
+      </w:r>
+      <w:proofErr w:type="gramEnd"/>
+      <w:r>
+        <w:rPr>
+          <w:rFonts w:ascii="Consolas" w:eastAsia="Times New Roman" w:hAnsi="Consolas" w:cs="Times New Roman"/>
+          <w:color w:val="C9D1D9"/>
+          <w:kern w:val="0"/>
+          <w:sz w:val="21"/>
+          <w:szCs w:val="21"/>
+          <w:lang w:eastAsia="en-IN"/>
+          <w14:ligatures w14:val="none"/>
+        </w:rPr>
+        <w:t>.username</w:t>
+      </w:r>
+      <w:proofErr w:type="spellEnd"/>
+      <w:r>
+        <w:rPr>
+          <w:rFonts w:ascii="Consolas" w:eastAsia="Times New Roman" w:hAnsi="Consolas" w:cs="Times New Roman"/>
+          <w:color w:val="C9D1D9"/>
+          <w:kern w:val="0"/>
+          <w:sz w:val="21"/>
+          <w:szCs w:val="21"/>
+          <w:lang w:eastAsia="en-IN"/>
+          <w14:ligatures w14:val="none"/>
+        </w:rPr>
+        <w:t>;</w:t>
+      </w:r>
+    </w:p>
+    <w:p>
+      <w:pPr>
+        <w:shd w:val="clear" w:color="auto" w:fill="121314"/>
+        <w:spacing w:after="0" w:line="285" w:lineRule="atLeast"/>
+        <w:rPr>
+          <w:rFonts w:ascii="Consolas" w:eastAsia="Times New Roman" w:hAnsi="Consolas" w:cs="Times New Roman"/>
+          <w:color w:val="BBBEBF"/>
+          <w:kern w:val="0"/>
+          <w:sz w:val="21"/>
+          <w:szCs w:val="21"/>
+          <w:lang w:eastAsia="en-IN"/>
+          <w14:ligatures w14:val="none"/>
+        </w:rPr>
+      </w:pPr>
+      <w:r>
+        <w:rPr>
+          <w:rFonts w:ascii="Consolas" w:eastAsia="Times New Roman" w:hAnsi="Consolas" w:cs="Times New Roman"/>
+          <w:color w:val="C9D1D9"/>
+          <w:kern w:val="0"/>
+          <w:sz w:val="21"/>
+          <w:szCs w:val="21"/>
+          <w:lang w:eastAsia="en-IN"/>
+          <w14:ligatures w14:val="none"/>
+        </w:rPr>
+        <w:t xml:space="preserve">            </w:t>
+      </w:r>
+      <w:proofErr w:type="spellStart"/>
+      <w:r>
+        <w:rPr>
+          <w:rFonts w:ascii="Consolas" w:eastAsia="Times New Roman" w:hAnsi="Consolas" w:cs="Times New Roman"/>
+          <w:color w:val="FF7B72"/>
+          <w:kern w:val="0"/>
+          <w:sz w:val="21"/>
+          <w:szCs w:val="21"/>
+          <w:lang w:eastAsia="en-IN"/>
+          <w14:ligatures w14:val="none"/>
+        </w:rPr>
+        <w:t>const</w:t>
+      </w:r>
+      <w:proofErr w:type="spellEnd"/>
+      <w:r>
+        <w:rPr>
+          <w:rFonts w:ascii="Consolas" w:eastAsia="Times New Roman" w:hAnsi="Consolas" w:cs="Times New Roman"/>
+          <w:color w:val="C9D1D9"/>
+          <w:kern w:val="0"/>
+          <w:sz w:val="21"/>
+          <w:szCs w:val="21"/>
+          <w:lang w:eastAsia="en-IN"/>
+          <w14:ligatures w14:val="none"/>
+        </w:rPr>
+        <w:t xml:space="preserve"> </w:t>
+      </w:r>
+      <w:r>
+        <w:rPr>
+          <w:rFonts w:ascii="Consolas" w:eastAsia="Times New Roman" w:hAnsi="Consolas" w:cs="Times New Roman"/>
+          <w:color w:val="79C0FF"/>
+          <w:kern w:val="0"/>
+          <w:sz w:val="21"/>
+          <w:szCs w:val="21"/>
+          <w:lang w:eastAsia="en-IN"/>
+          <w14:ligatures w14:val="none"/>
+        </w:rPr>
+        <w:t>password</w:t>
+      </w:r>
+      <w:r>
+        <w:rPr>
+          <w:rFonts w:ascii="Consolas" w:eastAsia="Times New Roman" w:hAnsi="Consolas" w:cs="Times New Roman"/>
+          <w:color w:val="C9D1D9"/>
+          <w:kern w:val="0"/>
+          <w:sz w:val="21"/>
+          <w:szCs w:val="21"/>
+          <w:lang w:eastAsia="en-IN"/>
+          <w14:ligatures w14:val="none"/>
+        </w:rPr>
+        <w:t xml:space="preserve"> </w:t>
+      </w:r>
+      <w:r>
+        <w:rPr>
+          <w:rFonts w:ascii="Consolas" w:eastAsia="Times New Roman" w:hAnsi="Consolas" w:cs="Times New Roman"/>
+          <w:color w:val="D4D4D4"/>
+          <w:kern w:val="0"/>
+          <w:sz w:val="21"/>
+          <w:szCs w:val="21"/>
+          <w:lang w:eastAsia="en-IN"/>
+          <w14:ligatures w14:val="none"/>
+        </w:rPr>
+        <w:t>=</w:t>
+      </w:r>
+      <w:r>
+        <w:rPr>
+          <w:rFonts w:ascii="Consolas" w:eastAsia="Times New Roman" w:hAnsi="Consolas" w:cs="Times New Roman"/>
+          <w:color w:val="C9D1D9"/>
+          <w:kern w:val="0"/>
+          <w:sz w:val="21"/>
+          <w:szCs w:val="21"/>
+          <w:lang w:eastAsia="en-IN"/>
+          <w14:ligatures w14:val="none"/>
+        </w:rPr>
+        <w:t xml:space="preserve"> </w:t>
+      </w:r>
+      <w:proofErr w:type="spellStart"/>
+      <w:proofErr w:type="gramStart"/>
+      <w:r>
+        <w:rPr>
+          <w:rFonts w:ascii="Consolas" w:eastAsia="Times New Roman" w:hAnsi="Consolas" w:cs="Times New Roman"/>
+          <w:color w:val="79C0FF"/>
+          <w:kern w:val="0"/>
+          <w:sz w:val="21"/>
+          <w:szCs w:val="21"/>
+          <w:lang w:eastAsia="en-IN"/>
+          <w14:ligatures w14:val="none"/>
+        </w:rPr>
+        <w:t>this</w:t>
+      </w:r>
+      <w:r>
+        <w:rPr>
+          <w:rFonts w:ascii="Consolas" w:eastAsia="Times New Roman" w:hAnsi="Consolas" w:cs="Times New Roman"/>
+          <w:color w:val="C9D1D9"/>
+          <w:kern w:val="0"/>
+          <w:sz w:val="21"/>
+          <w:szCs w:val="21"/>
+          <w:lang w:eastAsia="en-IN"/>
+          <w14:ligatures w14:val="none"/>
+        </w:rPr>
+        <w:t>.loginForm.</w:t>
+      </w:r>
+      <w:r>
+        <w:rPr>
+          <w:rFonts w:ascii="Consolas" w:eastAsia="Times New Roman" w:hAnsi="Consolas" w:cs="Times New Roman"/>
+          <w:color w:val="79C0FF"/>
+          <w:kern w:val="0"/>
+          <w:sz w:val="21"/>
+          <w:szCs w:val="21"/>
+          <w:lang w:eastAsia="en-IN"/>
+          <w14:ligatures w14:val="none"/>
+        </w:rPr>
+        <w:t>value</w:t>
+      </w:r>
+      <w:proofErr w:type="gramEnd"/>
+      <w:r>
+        <w:rPr>
+          <w:rFonts w:ascii="Consolas" w:eastAsia="Times New Roman" w:hAnsi="Consolas" w:cs="Times New Roman"/>
+          <w:color w:val="C9D1D9"/>
+          <w:kern w:val="0"/>
+          <w:sz w:val="21"/>
+          <w:szCs w:val="21"/>
+          <w:lang w:eastAsia="en-IN"/>
+          <w14:ligatures w14:val="none"/>
+        </w:rPr>
+        <w:t>.password</w:t>
+      </w:r>
+      <w:proofErr w:type="spellEnd"/>
+      <w:r>
+        <w:rPr>
+          <w:rFonts w:ascii="Consolas" w:eastAsia="Times New Roman" w:hAnsi="Consolas" w:cs="Times New Roman"/>
+          <w:color w:val="C9D1D9"/>
+          <w:kern w:val="0"/>
+          <w:sz w:val="21"/>
+          <w:szCs w:val="21"/>
+          <w:lang w:eastAsia="en-IN"/>
+          <w14:ligatures w14:val="none"/>
+        </w:rPr>
+        <w:t>;</w:t>
+      </w:r>
+    </w:p>
+    <w:p>
+      <w:pPr>
+        <w:shd w:val="clear" w:color="auto" w:fill="121314"/>
+        <w:spacing w:after="0" w:line="285" w:lineRule="atLeast"/>
+        <w:rPr>
+          <w:rFonts w:ascii="Consolas" w:eastAsia="Times New Roman" w:hAnsi="Consolas" w:cs="Times New Roman"/>
+          <w:color w:val="BBBEBF"/>
+          <w:kern w:val="0"/>
+          <w:sz w:val="21"/>
+          <w:szCs w:val="21"/>
+          <w:lang w:eastAsia="en-IN"/>
+          <w14:ligatures w14:val="none"/>
+        </w:rPr>
+      </w:pPr>
+    </w:p>
+    <w:p>
+      <w:pPr>
+        <w:shd w:val="clear" w:color="auto" w:fill="121314"/>
+        <w:spacing w:after="0" w:line="285" w:lineRule="atLeast"/>
+        <w:rPr>
+          <w:rFonts w:ascii="Consolas" w:eastAsia="Times New Roman" w:hAnsi="Consolas" w:cs="Times New Roman"/>
+          <w:color w:val="BBBEBF"/>
+          <w:kern w:val="0"/>
+          <w:sz w:val="21"/>
+          <w:szCs w:val="21"/>
+          <w:lang w:eastAsia="en-IN"/>
+          <w14:ligatures w14:val="none"/>
+        </w:rPr>
+      </w:pPr>
+      <w:r>
+        <w:rPr>
+          <w:rFonts w:ascii="Consolas" w:eastAsia="Times New Roman" w:hAnsi="Consolas" w:cs="Times New Roman"/>
+          <w:color w:val="C9D1D9"/>
+          <w:kern w:val="0"/>
+          <w:sz w:val="21"/>
+          <w:szCs w:val="21"/>
+          <w:lang w:eastAsia="en-IN"/>
+          <w14:ligatures w14:val="none"/>
+        </w:rPr>
+        <w:t xml:space="preserve">            </w:t>
+      </w:r>
+      <w:r>
+        <w:rPr>
+          <w:rFonts w:ascii="Consolas" w:eastAsia="Times New Roman" w:hAnsi="Consolas" w:cs="Times New Roman"/>
+          <w:color w:val="8B949E"/>
+          <w:kern w:val="0"/>
+          <w:sz w:val="21"/>
+          <w:szCs w:val="21"/>
+          <w:lang w:eastAsia="en-IN"/>
+          <w14:ligatures w14:val="none"/>
+        </w:rPr>
+        <w:t>// Static authentication</w:t>
+      </w:r>
+    </w:p>
+    <w:p>
+      <w:pPr>
+        <w:shd w:val="clear" w:color="auto" w:fill="121314"/>
+        <w:spacing w:after="0" w:line="285" w:lineRule="atLeast"/>
+        <w:rPr>
+          <w:rFonts w:ascii="Consolas" w:eastAsia="Times New Roman" w:hAnsi="Consolas" w:cs="Times New Roman"/>
+          <w:color w:val="BBBEBF"/>
+          <w:kern w:val="0"/>
+          <w:sz w:val="21"/>
+          <w:szCs w:val="21"/>
+          <w:lang w:eastAsia="en-IN"/>
+          <w14:ligatures w14:val="none"/>
+        </w:rPr>
+      </w:pPr>
+      <w:r>
+        <w:rPr>
+          <w:rFonts w:ascii="Consolas" w:eastAsia="Times New Roman" w:hAnsi="Consolas" w:cs="Times New Roman"/>
+          <w:color w:val="C9D1D9"/>
+          <w:kern w:val="0"/>
+          <w:sz w:val="21"/>
+          <w:szCs w:val="21"/>
+          <w:lang w:eastAsia="en-IN"/>
+          <w14:ligatures w14:val="none"/>
+        </w:rPr>
+        <w:t xml:space="preserve">            </w:t>
+      </w:r>
+      <w:r>
+        <w:rPr>
+          <w:rFonts w:ascii="Consolas" w:eastAsia="Times New Roman" w:hAnsi="Consolas" w:cs="Times New Roman"/>
+          <w:color w:val="C586C0"/>
+          <w:kern w:val="0"/>
+          <w:sz w:val="21"/>
+          <w:szCs w:val="21"/>
+          <w:lang w:eastAsia="en-IN"/>
+          <w14:ligatures w14:val="none"/>
+        </w:rPr>
+        <w:t>if</w:t>
+      </w:r>
+      <w:r>
+        <w:rPr>
+          <w:rFonts w:ascii="Consolas" w:eastAsia="Times New Roman" w:hAnsi="Consolas" w:cs="Times New Roman"/>
+          <w:color w:val="C9D1D9"/>
+          <w:kern w:val="0"/>
+          <w:sz w:val="21"/>
+          <w:szCs w:val="21"/>
+          <w:lang w:eastAsia="en-IN"/>
+          <w14:ligatures w14:val="none"/>
+        </w:rPr>
+        <w:t xml:space="preserve"> (</w:t>
+      </w:r>
+    </w:p>
+    <w:p>
+      <w:pPr>
+        <w:shd w:val="clear" w:color="auto" w:fill="121314"/>
+        <w:spacing w:after="0" w:line="285" w:lineRule="atLeast"/>
+        <w:rPr>
+          <w:rFonts w:ascii="Consolas" w:eastAsia="Times New Roman" w:hAnsi="Consolas" w:cs="Times New Roman"/>
+          <w:color w:val="BBBEBF"/>
+          <w:kern w:val="0"/>
+          <w:sz w:val="21"/>
+          <w:szCs w:val="21"/>
+          <w:lang w:eastAsia="en-IN"/>
+          <w14:ligatures w14:val="none"/>
+        </w:rPr>
+      </w:pPr>
+      <w:r>
+        <w:rPr>
+          <w:rFonts w:ascii="Consolas" w:eastAsia="Times New Roman" w:hAnsi="Consolas" w:cs="Times New Roman"/>
+          <w:color w:val="C9D1D9"/>
+          <w:kern w:val="0"/>
+          <w:sz w:val="21"/>
+          <w:szCs w:val="21"/>
+          <w:lang w:eastAsia="en-IN"/>
+          <w14:ligatures w14:val="none"/>
+        </w:rPr>
+        <w:t xml:space="preserve">                </w:t>
+      </w:r>
+      <w:r>
+        <w:rPr>
+          <w:rFonts w:ascii="Consolas" w:eastAsia="Times New Roman" w:hAnsi="Consolas" w:cs="Times New Roman"/>
+          <w:color w:val="79C0FF"/>
+          <w:kern w:val="0"/>
+          <w:sz w:val="21"/>
+          <w:szCs w:val="21"/>
+          <w:lang w:eastAsia="en-IN"/>
+          <w14:ligatures w14:val="none"/>
+        </w:rPr>
+        <w:t>username</w:t>
+      </w:r>
+      <w:r>
+        <w:rPr>
+          <w:rFonts w:ascii="Consolas" w:eastAsia="Times New Roman" w:hAnsi="Consolas" w:cs="Times New Roman"/>
+          <w:color w:val="C9D1D9"/>
+          <w:kern w:val="0"/>
+          <w:sz w:val="21"/>
+          <w:szCs w:val="21"/>
+          <w:lang w:eastAsia="en-IN"/>
+          <w14:ligatures w14:val="none"/>
+        </w:rPr>
+        <w:t xml:space="preserve"> </w:t>
+      </w:r>
+      <w:r>
+        <w:rPr>
+          <w:rFonts w:ascii="Consolas" w:eastAsia="Times New Roman" w:hAnsi="Consolas" w:cs="Times New Roman"/>
+          <w:color w:val="D4D4D4"/>
+          <w:kern w:val="0"/>
+          <w:sz w:val="21"/>
+          <w:szCs w:val="21"/>
+          <w:lang w:eastAsia="en-IN"/>
+          <w14:ligatures w14:val="none"/>
+        </w:rPr>
+        <w:t>===</w:t>
+      </w:r>
+      <w:r>
+        <w:rPr>
+          <w:rFonts w:ascii="Consolas" w:eastAsia="Times New Roman" w:hAnsi="Consolas" w:cs="Times New Roman"/>
+          <w:color w:val="C9D1D9"/>
+          <w:kern w:val="0"/>
+          <w:sz w:val="21"/>
+          <w:szCs w:val="21"/>
+          <w:lang w:eastAsia="en-IN"/>
+          <w14:ligatures w14:val="none"/>
+        </w:rPr>
+        <w:t xml:space="preserve"> </w:t>
+      </w:r>
+      <w:r>
+        <w:rPr>
+          <w:rFonts w:ascii="Consolas" w:eastAsia="Times New Roman" w:hAnsi="Consolas" w:cs="Times New Roman"/>
+          <w:color w:val="A5D6FF"/>
+          <w:kern w:val="0"/>
+          <w:sz w:val="21"/>
+          <w:szCs w:val="21"/>
+          <w:lang w:eastAsia="en-IN"/>
+          <w14:ligatures w14:val="none"/>
+        </w:rPr>
+        <w:t>'</w:t>
+      </w:r>
+      <w:proofErr w:type="spellStart"/>
+      <w:r>
+        <w:rPr>
+          <w:rFonts w:ascii="Consolas" w:eastAsia="Times New Roman" w:hAnsi="Consolas" w:cs="Times New Roman"/>
+          <w:color w:val="A5D6FF"/>
+          <w:kern w:val="0"/>
+          <w:sz w:val="21"/>
+          <w:szCs w:val="21"/>
+          <w:lang w:eastAsia="en-IN"/>
+          <w14:ligatures w14:val="none"/>
+        </w:rPr>
+        <w:t>pavan</w:t>
+      </w:r>
+      <w:proofErr w:type="spellEnd"/>
+      <w:r>
+        <w:rPr>
+          <w:rFonts w:ascii="Consolas" w:eastAsia="Times New Roman" w:hAnsi="Consolas" w:cs="Times New Roman"/>
+          <w:color w:val="A5D6FF"/>
+          <w:kern w:val="0"/>
+          <w:sz w:val="21"/>
+          <w:szCs w:val="21"/>
+          <w:lang w:eastAsia="en-IN"/>
+          <w14:ligatures w14:val="none"/>
+        </w:rPr>
+        <w:t>'</w:t>
+      </w:r>
+      <w:r>
+        <w:rPr>
+          <w:rFonts w:ascii="Consolas" w:eastAsia="Times New Roman" w:hAnsi="Consolas" w:cs="Times New Roman"/>
+          <w:color w:val="C9D1D9"/>
+          <w:kern w:val="0"/>
+          <w:sz w:val="21"/>
+          <w:szCs w:val="21"/>
+          <w:lang w:eastAsia="en-IN"/>
+          <w14:ligatures w14:val="none"/>
+        </w:rPr>
+        <w:t xml:space="preserve"> </w:t>
+      </w:r>
+      <w:r>
+        <w:rPr>
+          <w:rFonts w:ascii="Consolas" w:eastAsia="Times New Roman" w:hAnsi="Consolas" w:cs="Times New Roman"/>
+          <w:color w:val="D4D4D4"/>
+          <w:kern w:val="0"/>
+          <w:sz w:val="21"/>
+          <w:szCs w:val="21"/>
+          <w:lang w:eastAsia="en-IN"/>
+          <w14:ligatures w14:val="none"/>
+        </w:rPr>
+        <w:t>&amp;&amp;</w:t>
+      </w:r>
+    </w:p>
+    <w:p>
+      <w:pPr>
+        <w:shd w:val="clear" w:color="auto" w:fill="121314"/>
+        <w:spacing w:after="0" w:line="285" w:lineRule="atLeast"/>
+        <w:rPr>
+          <w:rFonts w:ascii="Consolas" w:eastAsia="Times New Roman" w:hAnsi="Consolas" w:cs="Times New Roman"/>
+          <w:color w:val="BBBEBF"/>
+          <w:kern w:val="0"/>
+          <w:sz w:val="21"/>
+          <w:szCs w:val="21"/>
+          <w:lang w:eastAsia="en-IN"/>
+          <w14:ligatures w14:val="none"/>
+        </w:rPr>
+      </w:pPr>
+      <w:r>
+        <w:rPr>
+          <w:rFonts w:ascii="Consolas" w:eastAsia="Times New Roman" w:hAnsi="Consolas" w:cs="Times New Roman"/>
+          <w:color w:val="C9D1D9"/>
+          <w:kern w:val="0"/>
+          <w:sz w:val="21"/>
+          <w:szCs w:val="21"/>
+          <w:lang w:eastAsia="en-IN"/>
+          <w14:ligatures w14:val="none"/>
+        </w:rPr>
+        <w:t xml:space="preserve">                </w:t>
+      </w:r>
+      <w:r>
+        <w:rPr>
+          <w:rFonts w:ascii="Consolas" w:eastAsia="Times New Roman" w:hAnsi="Consolas" w:cs="Times New Roman"/>
+          <w:color w:val="79C0FF"/>
+          <w:kern w:val="0"/>
+          <w:sz w:val="21"/>
+          <w:szCs w:val="21"/>
+          <w:lang w:eastAsia="en-IN"/>
+          <w14:ligatures w14:val="none"/>
+        </w:rPr>
+        <w:t>password</w:t>
+      </w:r>
+      <w:r>
+        <w:rPr>
+          <w:rFonts w:ascii="Consolas" w:eastAsia="Times New Roman" w:hAnsi="Consolas" w:cs="Times New Roman"/>
+          <w:color w:val="C9D1D9"/>
+          <w:kern w:val="0"/>
+          <w:sz w:val="21"/>
+          <w:szCs w:val="21"/>
+          <w:lang w:eastAsia="en-IN"/>
+          <w14:ligatures w14:val="none"/>
+        </w:rPr>
+        <w:t xml:space="preserve"> </w:t>
+      </w:r>
+      <w:r>
+        <w:rPr>
+          <w:rFonts w:ascii="Consolas" w:eastAsia="Times New Roman" w:hAnsi="Consolas" w:cs="Times New Roman"/>
+          <w:color w:val="D4D4D4"/>
+          <w:kern w:val="0"/>
+          <w:sz w:val="21"/>
+          <w:szCs w:val="21"/>
+          <w:lang w:eastAsia="en-IN"/>
+          <w14:ligatures w14:val="none"/>
+        </w:rPr>
+        <w:t>===</w:t>
+      </w:r>
+      <w:r>
+        <w:rPr>
+          <w:rFonts w:ascii="Consolas" w:eastAsia="Times New Roman" w:hAnsi="Consolas" w:cs="Times New Roman"/>
+          <w:color w:val="C9D1D9"/>
+          <w:kern w:val="0"/>
+          <w:sz w:val="21"/>
+          <w:szCs w:val="21"/>
+          <w:lang w:eastAsia="en-IN"/>
+          <w14:ligatures w14:val="none"/>
+        </w:rPr>
+        <w:t xml:space="preserve"> </w:t>
+      </w:r>
+      <w:r>
+        <w:rPr>
+          <w:rFonts w:ascii="Consolas" w:eastAsia="Times New Roman" w:hAnsi="Consolas" w:cs="Times New Roman"/>
+          <w:color w:val="A5D6FF"/>
+          <w:kern w:val="0"/>
+          <w:sz w:val="21"/>
+          <w:szCs w:val="21"/>
+          <w:lang w:eastAsia="en-IN"/>
+          <w14:ligatures w14:val="none"/>
+        </w:rPr>
+        <w:t>'12345678'</w:t>
+      </w:r>
+    </w:p>
+    <w:p>
+      <w:pPr>
+        <w:shd w:val="clear" w:color="auto" w:fill="121314"/>
+        <w:spacing w:after="0" w:line="285" w:lineRule="atLeast"/>
+        <w:rPr>
+          <w:rFonts w:ascii="Consolas" w:eastAsia="Times New Roman" w:hAnsi="Consolas" w:cs="Times New Roman"/>
+          <w:color w:val="BBBEBF"/>
+          <w:kern w:val="0"/>
+          <w:sz w:val="21"/>
+          <w:szCs w:val="21"/>
+          <w:lang w:eastAsia="en-IN"/>
+          <w14:ligatures w14:val="none"/>
+        </w:rPr>
+      </w:pPr>
+      <w:r>
+        <w:rPr>
+          <w:rFonts w:ascii="Consolas" w:eastAsia="Times New Roman" w:hAnsi="Consolas" w:cs="Times New Roman"/>
+          <w:color w:val="C9D1D9"/>
+          <w:kern w:val="0"/>
+          <w:sz w:val="21"/>
+          <w:szCs w:val="21"/>
+          <w:lang w:eastAsia="en-IN"/>
+          <w14:ligatures w14:val="none"/>
+        </w:rPr>
+        <w:t>            ) {</w:t>
+      </w:r>
+    </w:p>
+    <w:p>
+      <w:pPr>
+        <w:shd w:val="clear" w:color="auto" w:fill="121314"/>
+        <w:spacing w:after="0" w:line="285" w:lineRule="atLeast"/>
+        <w:rPr>
+          <w:rFonts w:ascii="Consolas" w:eastAsia="Times New Roman" w:hAnsi="Consolas" w:cs="Times New Roman"/>
+          <w:color w:val="BBBEBF"/>
+          <w:kern w:val="0"/>
+          <w:sz w:val="21"/>
+          <w:szCs w:val="21"/>
+          <w:lang w:eastAsia="en-IN"/>
+          <w14:ligatures w14:val="none"/>
+        </w:rPr>
+      </w:pPr>
+    </w:p>
+    <w:p>
+      <w:pPr>
+        <w:shd w:val="clear" w:color="auto" w:fill="121314"/>
+        <w:spacing w:after="0" w:line="285" w:lineRule="atLeast"/>
+        <w:rPr>
+          <w:rFonts w:ascii="Consolas" w:eastAsia="Times New Roman" w:hAnsi="Consolas" w:cs="Times New Roman"/>
+          <w:color w:val="BBBEBF"/>
+          <w:kern w:val="0"/>
+          <w:sz w:val="21"/>
+          <w:szCs w:val="21"/>
+          <w:lang w:eastAsia="en-IN"/>
+          <w14:ligatures w14:val="none"/>
+        </w:rPr>
+      </w:pPr>
+      <w:r>
+        <w:rPr>
+          <w:rFonts w:ascii="Consolas" w:eastAsia="Times New Roman" w:hAnsi="Consolas" w:cs="Times New Roman"/>
+          <w:color w:val="C9D1D9"/>
+          <w:kern w:val="0"/>
+          <w:sz w:val="21"/>
+          <w:szCs w:val="21"/>
+          <w:lang w:eastAsia="en-IN"/>
+          <w14:ligatures w14:val="none"/>
+        </w:rPr>
+        <w:t xml:space="preserve">                </w:t>
+      </w:r>
+      <w:proofErr w:type="gramStart"/>
+      <w:r>
+        <w:rPr>
+          <w:rFonts w:ascii="Consolas" w:eastAsia="Times New Roman" w:hAnsi="Consolas" w:cs="Times New Roman"/>
+          <w:color w:val="79C0FF"/>
+          <w:kern w:val="0"/>
+          <w:sz w:val="21"/>
+          <w:szCs w:val="21"/>
+          <w:lang w:eastAsia="en-IN"/>
+          <w14:ligatures w14:val="none"/>
+        </w:rPr>
+        <w:t>console</w:t>
+      </w:r>
+      <w:r>
+        <w:rPr>
+          <w:rFonts w:ascii="Consolas" w:eastAsia="Times New Roman" w:hAnsi="Consolas" w:cs="Times New Roman"/>
+          <w:color w:val="C9D1D9"/>
+          <w:kern w:val="0"/>
+          <w:sz w:val="21"/>
+          <w:szCs w:val="21"/>
+          <w:lang w:eastAsia="en-IN"/>
+          <w14:ligatures w14:val="none"/>
+        </w:rPr>
+        <w:t>.</w:t>
+      </w:r>
+      <w:r>
+        <w:rPr>
+          <w:rFonts w:ascii="Consolas" w:eastAsia="Times New Roman" w:hAnsi="Consolas" w:cs="Times New Roman"/>
+          <w:color w:val="D2A8FF"/>
+          <w:kern w:val="0"/>
+          <w:sz w:val="21"/>
+          <w:szCs w:val="21"/>
+          <w:lang w:eastAsia="en-IN"/>
+          <w14:ligatures w14:val="none"/>
+        </w:rPr>
+        <w:t>log</w:t>
+      </w:r>
+      <w:r>
+        <w:rPr>
+          <w:rFonts w:ascii="Consolas" w:eastAsia="Times New Roman" w:hAnsi="Consolas" w:cs="Times New Roman"/>
+          <w:color w:val="C9D1D9"/>
+          <w:kern w:val="0"/>
+          <w:sz w:val="21"/>
+          <w:szCs w:val="21"/>
+          <w:lang w:eastAsia="en-IN"/>
+          <w14:ligatures w14:val="none"/>
+        </w:rPr>
+        <w:t>(</w:t>
+      </w:r>
+      <w:proofErr w:type="gramEnd"/>
+      <w:r>
+        <w:rPr>
+          <w:rFonts w:ascii="Consolas" w:eastAsia="Times New Roman" w:hAnsi="Consolas" w:cs="Times New Roman"/>
+          <w:color w:val="A5D6FF"/>
+          <w:kern w:val="0"/>
+          <w:sz w:val="21"/>
+          <w:szCs w:val="21"/>
+          <w:lang w:eastAsia="en-IN"/>
+          <w14:ligatures w14:val="none"/>
+        </w:rPr>
+        <w:t>'Login successful'</w:t>
+      </w:r>
+      <w:r>
+        <w:rPr>
+          <w:rFonts w:ascii="Consolas" w:eastAsia="Times New Roman" w:hAnsi="Consolas" w:cs="Times New Roman"/>
+          <w:color w:val="C9D1D9"/>
+          <w:kern w:val="0"/>
+          <w:sz w:val="21"/>
+          <w:szCs w:val="21"/>
+          <w:lang w:eastAsia="en-IN"/>
+          <w14:ligatures w14:val="none"/>
+        </w:rPr>
+        <w:t>);</w:t>
+      </w:r>
+    </w:p>
+    <w:p>
+      <w:pPr>
+        <w:shd w:val="clear" w:color="auto" w:fill="121314"/>
+        <w:spacing w:after="0" w:line="285" w:lineRule="atLeast"/>
+        <w:rPr>
+          <w:rFonts w:ascii="Consolas" w:eastAsia="Times New Roman" w:hAnsi="Consolas" w:cs="Times New Roman"/>
+          <w:color w:val="BBBEBF"/>
+          <w:kern w:val="0"/>
+          <w:sz w:val="21"/>
+          <w:szCs w:val="21"/>
+          <w:lang w:eastAsia="en-IN"/>
+          <w14:ligatures w14:val="none"/>
+        </w:rPr>
+      </w:pPr>
+    </w:p>
+    <w:p>
+      <w:pPr>
+        <w:shd w:val="clear" w:color="auto" w:fill="121314"/>
+        <w:spacing w:after="0" w:line="285" w:lineRule="atLeast"/>
+        <w:rPr>
+          <w:rFonts w:ascii="Consolas" w:eastAsia="Times New Roman" w:hAnsi="Consolas" w:cs="Times New Roman"/>
+          <w:color w:val="BBBEBF"/>
+          <w:kern w:val="0"/>
+          <w:sz w:val="21"/>
+          <w:szCs w:val="21"/>
+          <w:lang w:eastAsia="en-IN"/>
+          <w14:ligatures w14:val="none"/>
+        </w:rPr>
+      </w:pPr>
+      <w:r>
+        <w:rPr>
+          <w:rFonts w:ascii="Consolas" w:eastAsia="Times New Roman" w:hAnsi="Consolas" w:cs="Times New Roman"/>
+          <w:color w:val="C9D1D9"/>
+          <w:kern w:val="0"/>
+          <w:sz w:val="21"/>
+          <w:szCs w:val="21"/>
+          <w:lang w:eastAsia="en-IN"/>
+          <w14:ligatures w14:val="none"/>
+        </w:rPr>
+        <w:t xml:space="preserve">                </w:t>
+      </w:r>
+      <w:proofErr w:type="spellStart"/>
+      <w:proofErr w:type="gramStart"/>
+      <w:r>
+        <w:rPr>
+          <w:rFonts w:ascii="Consolas" w:eastAsia="Times New Roman" w:hAnsi="Consolas" w:cs="Times New Roman"/>
+          <w:color w:val="79C0FF"/>
+          <w:kern w:val="0"/>
+          <w:sz w:val="21"/>
+          <w:szCs w:val="21"/>
+          <w:lang w:eastAsia="en-IN"/>
+          <w14:ligatures w14:val="none"/>
+        </w:rPr>
+        <w:t>this</w:t>
+      </w:r>
+      <w:r>
+        <w:rPr>
+          <w:rFonts w:ascii="Consolas" w:eastAsia="Times New Roman" w:hAnsi="Consolas" w:cs="Times New Roman"/>
+          <w:color w:val="C9D1D9"/>
+          <w:kern w:val="0"/>
+          <w:sz w:val="21"/>
+          <w:szCs w:val="21"/>
+          <w:lang w:eastAsia="en-IN"/>
+          <w14:ligatures w14:val="none"/>
+        </w:rPr>
+        <w:t>.router</w:t>
+      </w:r>
+      <w:proofErr w:type="gramEnd"/>
+      <w:r>
+        <w:rPr>
+          <w:rFonts w:ascii="Consolas" w:eastAsia="Times New Roman" w:hAnsi="Consolas" w:cs="Times New Roman"/>
+          <w:color w:val="C9D1D9"/>
+          <w:kern w:val="0"/>
+          <w:sz w:val="21"/>
+          <w:szCs w:val="21"/>
+          <w:lang w:eastAsia="en-IN"/>
+          <w14:ligatures w14:val="none"/>
+        </w:rPr>
+        <w:t>.</w:t>
+      </w:r>
+      <w:r>
+        <w:rPr>
+          <w:rFonts w:ascii="Consolas" w:eastAsia="Times New Roman" w:hAnsi="Consolas" w:cs="Times New Roman"/>
+          <w:color w:val="D2A8FF"/>
+          <w:kern w:val="0"/>
+          <w:sz w:val="21"/>
+          <w:szCs w:val="21"/>
+          <w:lang w:eastAsia="en-IN"/>
+          <w14:ligatures w14:val="none"/>
+        </w:rPr>
+        <w:t>navigate</w:t>
+      </w:r>
+      <w:proofErr w:type="spellEnd"/>
+      <w:r>
+        <w:rPr>
+          <w:rFonts w:ascii="Consolas" w:eastAsia="Times New Roman" w:hAnsi="Consolas" w:cs="Times New Roman"/>
+          <w:color w:val="C9D1D9"/>
+          <w:kern w:val="0"/>
+          <w:sz w:val="21"/>
+          <w:szCs w:val="21"/>
+          <w:lang w:eastAsia="en-IN"/>
+          <w14:ligatures w14:val="none"/>
+        </w:rPr>
+        <w:t>([</w:t>
+      </w:r>
+      <w:r>
+        <w:rPr>
+          <w:rFonts w:ascii="Consolas" w:eastAsia="Times New Roman" w:hAnsi="Consolas" w:cs="Times New Roman"/>
+          <w:color w:val="A5D6FF"/>
+          <w:kern w:val="0"/>
+          <w:sz w:val="21"/>
+          <w:szCs w:val="21"/>
+          <w:lang w:eastAsia="en-IN"/>
+          <w14:ligatures w14:val="none"/>
+        </w:rPr>
+        <w:t>'/transaction'</w:t>
+      </w:r>
+      <w:r>
+        <w:rPr>
+          <w:rFonts w:ascii="Consolas" w:eastAsia="Times New Roman" w:hAnsi="Consolas" w:cs="Times New Roman"/>
+          <w:color w:val="C9D1D9"/>
+          <w:kern w:val="0"/>
+          <w:sz w:val="21"/>
+          <w:szCs w:val="21"/>
+          <w:lang w:eastAsia="en-IN"/>
+          <w14:ligatures w14:val="none"/>
+        </w:rPr>
+        <w:t>]);</w:t>
+      </w:r>
+    </w:p>
+    <w:p>
+      <w:pPr>
+        <w:shd w:val="clear" w:color="auto" w:fill="121314"/>
+        <w:spacing w:after="0" w:line="285" w:lineRule="atLeast"/>
+        <w:rPr>
+          <w:rFonts w:ascii="Consolas" w:eastAsia="Times New Roman" w:hAnsi="Consolas" w:cs="Times New Roman"/>
+          <w:color w:val="BBBEBF"/>
+          <w:kern w:val="0"/>
+          <w:sz w:val="21"/>
+          <w:szCs w:val="21"/>
+          <w:lang w:eastAsia="en-IN"/>
+          <w14:ligatures w14:val="none"/>
+        </w:rPr>
+      </w:pPr>
+    </w:p>
+    <w:p>
+      <w:pPr>
+        <w:shd w:val="clear" w:color="auto" w:fill="121314"/>
+        <w:spacing w:after="0" w:line="285" w:lineRule="atLeast"/>
+        <w:rPr>
+          <w:rFonts w:ascii="Consolas" w:eastAsia="Times New Roman" w:hAnsi="Consolas" w:cs="Times New Roman"/>
+          <w:color w:val="BBBEBF"/>
+          <w:kern w:val="0"/>
+          <w:sz w:val="21"/>
+          <w:szCs w:val="21"/>
+          <w:lang w:eastAsia="en-IN"/>
+          <w14:ligatures w14:val="none"/>
+        </w:rPr>
+      </w:pPr>
+      <w:r>
+        <w:rPr>
+          <w:rFonts w:ascii="Consolas" w:eastAsia="Times New Roman" w:hAnsi="Consolas" w:cs="Times New Roman"/>
+          <w:color w:val="C9D1D9"/>
+          <w:kern w:val="0"/>
+          <w:sz w:val="21"/>
+          <w:szCs w:val="21"/>
+          <w:lang w:eastAsia="en-IN"/>
+          <w14:ligatures w14:val="none"/>
+        </w:rPr>
+        <w:t xml:space="preserve">            } </w:t>
+      </w:r>
+      <w:r>
+        <w:rPr>
+          <w:rFonts w:ascii="Consolas" w:eastAsia="Times New Roman" w:hAnsi="Consolas" w:cs="Times New Roman"/>
+          <w:color w:val="C586C0"/>
+          <w:kern w:val="0"/>
+          <w:sz w:val="21"/>
+          <w:szCs w:val="21"/>
+          <w:lang w:eastAsia="en-IN"/>
+          <w14:ligatures w14:val="none"/>
+        </w:rPr>
+        <w:t>else</w:t>
+      </w:r>
+      <w:r>
+        <w:rPr>
+          <w:rFonts w:ascii="Consolas" w:eastAsia="Times New Roman" w:hAnsi="Consolas" w:cs="Times New Roman"/>
+          <w:color w:val="C9D1D9"/>
+          <w:kern w:val="0"/>
+          <w:sz w:val="21"/>
+          <w:szCs w:val="21"/>
+          <w:lang w:eastAsia="en-IN"/>
+          <w14:ligatures w14:val="none"/>
+        </w:rPr>
+        <w:t xml:space="preserve"> {</w:t>
+      </w:r>
+    </w:p>
+    <w:p>
+      <w:pPr>
+        <w:shd w:val="clear" w:color="auto" w:fill="121314"/>
+        <w:spacing w:after="0" w:line="285" w:lineRule="atLeast"/>
+        <w:rPr>
+          <w:rFonts w:ascii="Consolas" w:eastAsia="Times New Roman" w:hAnsi="Consolas" w:cs="Times New Roman"/>
+          <w:color w:val="BBBEBF"/>
+          <w:kern w:val="0"/>
+          <w:sz w:val="21"/>
+          <w:szCs w:val="21"/>
+          <w:lang w:eastAsia="en-IN"/>
+          <w14:ligatures w14:val="none"/>
+        </w:rPr>
+      </w:pPr>
+    </w:p>
+    <w:p>
+      <w:pPr>
+        <w:shd w:val="clear" w:color="auto" w:fill="121314"/>
+        <w:spacing w:after="0" w:line="285" w:lineRule="atLeast"/>
+        <w:rPr>
+          <w:rFonts w:ascii="Consolas" w:eastAsia="Times New Roman" w:hAnsi="Consolas" w:cs="Times New Roman"/>
+          <w:color w:val="BBBEBF"/>
+          <w:kern w:val="0"/>
+          <w:sz w:val="21"/>
+          <w:szCs w:val="21"/>
+          <w:lang w:eastAsia="en-IN"/>
+          <w14:ligatures w14:val="none"/>
+        </w:rPr>
+      </w:pPr>
+      <w:r>
+        <w:rPr>
+          <w:rFonts w:ascii="Consolas" w:eastAsia="Times New Roman" w:hAnsi="Consolas" w:cs="Times New Roman"/>
+          <w:color w:val="C9D1D9"/>
+          <w:kern w:val="0"/>
+          <w:sz w:val="21"/>
+          <w:szCs w:val="21"/>
+          <w:lang w:eastAsia="en-IN"/>
+          <w14:ligatures w14:val="none"/>
+        </w:rPr>
+        <w:t xml:space="preserve">                </w:t>
+      </w:r>
+      <w:proofErr w:type="gramStart"/>
+      <w:r>
+        <w:rPr>
+          <w:rFonts w:ascii="Consolas" w:eastAsia="Times New Roman" w:hAnsi="Consolas" w:cs="Times New Roman"/>
+          <w:color w:val="DCDCAA"/>
+          <w:kern w:val="0"/>
+          <w:sz w:val="21"/>
+          <w:szCs w:val="21"/>
+          <w:lang w:eastAsia="en-IN"/>
+          <w14:ligatures w14:val="none"/>
+        </w:rPr>
+        <w:t>alert</w:t>
+      </w:r>
+      <w:r>
+        <w:rPr>
+          <w:rFonts w:ascii="Consolas" w:eastAsia="Times New Roman" w:hAnsi="Consolas" w:cs="Times New Roman"/>
+          <w:color w:val="C9D1D9"/>
+          <w:kern w:val="0"/>
+          <w:sz w:val="21"/>
+          <w:szCs w:val="21"/>
+          <w:lang w:eastAsia="en-IN"/>
+          <w14:ligatures w14:val="none"/>
+        </w:rPr>
+        <w:t>(</w:t>
+      </w:r>
+      <w:proofErr w:type="gramEnd"/>
+      <w:r>
+        <w:rPr>
+          <w:rFonts w:ascii="Consolas" w:eastAsia="Times New Roman" w:hAnsi="Consolas" w:cs="Times New Roman"/>
+          <w:color w:val="A5D6FF"/>
+          <w:kern w:val="0"/>
+          <w:sz w:val="21"/>
+          <w:szCs w:val="21"/>
+          <w:lang w:eastAsia="en-IN"/>
+          <w14:ligatures w14:val="none"/>
+        </w:rPr>
+        <w:t>'Invalid username or password'</w:t>
+      </w:r>
+      <w:r>
+        <w:rPr>
+          <w:rFonts w:ascii="Consolas" w:eastAsia="Times New Roman" w:hAnsi="Consolas" w:cs="Times New Roman"/>
+          <w:color w:val="C9D1D9"/>
+          <w:kern w:val="0"/>
+          <w:sz w:val="21"/>
+          <w:szCs w:val="21"/>
+          <w:lang w:eastAsia="en-IN"/>
+          <w14:ligatures w14:val="none"/>
+        </w:rPr>
+        <w:t>);</w:t>
+      </w:r>
+    </w:p>
+    <w:p>
+      <w:pPr>
+        <w:shd w:val="clear" w:color="auto" w:fill="121314"/>
+        <w:spacing w:after="0" w:line="285" w:lineRule="atLeast"/>
+        <w:rPr>
+          <w:rFonts w:ascii="Consolas" w:eastAsia="Times New Roman" w:hAnsi="Consolas" w:cs="Times New Roman"/>
+          <w:color w:val="BBBEBF"/>
+          <w:kern w:val="0"/>
+          <w:sz w:val="21"/>
+          <w:szCs w:val="21"/>
+          <w:lang w:eastAsia="en-IN"/>
+          <w14:ligatures w14:val="none"/>
+        </w:rPr>
+      </w:pPr>
+    </w:p>
+    <w:p>
+      <w:pPr>
+        <w:shd w:val="clear" w:color="auto" w:fill="121314"/>
+        <w:spacing w:after="0" w:line="285" w:lineRule="atLeast"/>
+        <w:rPr>
+          <w:rFonts w:ascii="Consolas" w:eastAsia="Times New Roman" w:hAnsi="Consolas" w:cs="Times New Roman"/>
+          <w:color w:val="BBBEBF"/>
+          <w:kern w:val="0"/>
+          <w:sz w:val="21"/>
+          <w:szCs w:val="21"/>
+          <w:lang w:eastAsia="en-IN"/>
+          <w14:ligatures w14:val="none"/>
+        </w:rPr>
+      </w:pPr>
+      <w:r>
+        <w:rPr>
+          <w:rFonts w:ascii="Consolas" w:eastAsia="Times New Roman" w:hAnsi="Consolas" w:cs="Times New Roman"/>
+          <w:color w:val="C9D1D9"/>
+          <w:kern w:val="0"/>
+          <w:sz w:val="21"/>
+          <w:szCs w:val="21"/>
+          <w:lang w:eastAsia="en-IN"/>
+          <w14:ligatures w14:val="none"/>
+        </w:rPr>
+        <w:t>            }</w:t>
+      </w:r>
+    </w:p>
+    <w:p>
+      <w:pPr>
+        <w:shd w:val="clear" w:color="auto" w:fill="121314"/>
+        <w:spacing w:after="0" w:line="285" w:lineRule="atLeast"/>
+        <w:rPr>
+          <w:rFonts w:ascii="Consolas" w:eastAsia="Times New Roman" w:hAnsi="Consolas" w:cs="Times New Roman"/>
+          <w:color w:val="BBBEBF"/>
+          <w:kern w:val="0"/>
+          <w:sz w:val="21"/>
+          <w:szCs w:val="21"/>
+          <w:lang w:eastAsia="en-IN"/>
+          <w14:ligatures w14:val="none"/>
+        </w:rPr>
+      </w:pPr>
+      <w:r>
+        <w:rPr>
+          <w:rFonts w:ascii="Consolas" w:eastAsia="Times New Roman" w:hAnsi="Consolas" w:cs="Times New Roman"/>
+          <w:color w:val="C9D1D9"/>
+          <w:kern w:val="0"/>
+          <w:sz w:val="21"/>
+          <w:szCs w:val="21"/>
+          <w:lang w:eastAsia="en-IN"/>
+          <w14:ligatures w14:val="none"/>
+        </w:rPr>
+        <w:t>        }</w:t>
+      </w:r>
+    </w:p>
+    <w:p>
+      <w:pPr>
+        <w:shd w:val="clear" w:color="auto" w:fill="121314"/>
+        <w:spacing w:after="0" w:line="285" w:lineRule="atLeast"/>
+        <w:rPr>
+          <w:rFonts w:ascii="Consolas" w:eastAsia="Times New Roman" w:hAnsi="Consolas" w:cs="Times New Roman"/>
+          <w:color w:val="BBBEBF"/>
+          <w:kern w:val="0"/>
+          <w:sz w:val="21"/>
+          <w:szCs w:val="21"/>
+          <w:lang w:eastAsia="en-IN"/>
+          <w14:ligatures w14:val="none"/>
+        </w:rPr>
+      </w:pPr>
+      <w:r>
+        <w:rPr>
+          <w:rFonts w:ascii="Consolas" w:eastAsia="Times New Roman" w:hAnsi="Consolas" w:cs="Times New Roman"/>
+          <w:color w:val="C9D1D9"/>
+          <w:kern w:val="0"/>
+          <w:sz w:val="21"/>
+          <w:szCs w:val="21"/>
+          <w:lang w:eastAsia="en-IN"/>
+          <w14:ligatures w14:val="none"/>
+        </w:rPr>
+        <w:t>    }</w:t>
+      </w:r>
+    </w:p>
+    <w:p>
+      <w:pPr>
+        <w:shd w:val="clear" w:color="auto" w:fill="121314"/>
+        <w:spacing w:after="0" w:line="285" w:lineRule="atLeast"/>
+        <w:rPr>
+          <w:rFonts w:ascii="Consolas" w:eastAsia="Times New Roman" w:hAnsi="Consolas" w:cs="Times New Roman"/>
+          <w:color w:val="BBBEBF"/>
+          <w:kern w:val="0"/>
+          <w:sz w:val="21"/>
+          <w:szCs w:val="21"/>
+          <w:lang w:eastAsia="en-IN"/>
+          <w14:ligatures w14:val="none"/>
+        </w:rPr>
+      </w:pPr>
+      <w:r>
+        <w:rPr>
+          <w:rFonts w:ascii="Consolas" w:eastAsia="Times New Roman" w:hAnsi="Consolas" w:cs="Times New Roman"/>
+          <w:color w:val="BBBEBF"/>
+          <w:kern w:val="0"/>
+          <w:sz w:val="21"/>
+          <w:szCs w:val="21"/>
+          <w:lang w:eastAsia="en-IN"/>
+          <w14:ligatures w14:val="none"/>
+        </w:rPr>
+        <w:t>}</w:t>
+      </w:r>
+    </w:p>
+    <w:p>
+      <w:pPr>
+        <w:shd w:val="clear" w:color="auto" w:fill="121314"/>
+        <w:spacing w:after="240" w:line="285" w:lineRule="atLeast"/>
+        <w:rPr>
+          <w:rFonts w:ascii="Consolas" w:eastAsia="Times New Roman" w:hAnsi="Consolas" w:cs="Times New Roman"/>
+          <w:color w:val="BBBEBF"/>
+          <w:kern w:val="0"/>
+          <w:sz w:val="21"/>
+          <w:szCs w:val="21"/>
+          <w:lang w:eastAsia="en-IN"/>
+          <w14:ligatures w14:val="none"/>
+        </w:rPr>
+      </w:pPr>
+    </w:p>
     <w:p/>
+    <w:p/>
+    <w:p/>
     <w:p>
       <w:r>
         <w:t>Task 5:</w:t>
@@ -10762,6 +15809,1713 @@
       </w:r>
       <w:proofErr w:type="gramEnd"/>
     </w:p>
+    <w:p>
+      <w:pPr>
+        <w:shd w:val="clear" w:color="auto" w:fill="121314"/>
+        <w:spacing w:after="0" w:line="285" w:lineRule="atLeast"/>
+        <w:rPr>
+          <w:rFonts w:ascii="Consolas" w:eastAsia="Times New Roman" w:hAnsi="Consolas" w:cs="Times New Roman"/>
+          <w:color w:val="BBBEBF"/>
+          <w:kern w:val="0"/>
+          <w:sz w:val="21"/>
+          <w:szCs w:val="21"/>
+          <w:lang w:eastAsia="en-IN"/>
+          <w14:ligatures w14:val="none"/>
+        </w:rPr>
+      </w:pPr>
+      <w:r>
+        <w:rPr>
+          <w:rFonts w:ascii="Consolas" w:eastAsia="Times New Roman" w:hAnsi="Consolas" w:cs="Times New Roman"/>
+          <w:color w:val="C586C0"/>
+          <w:kern w:val="0"/>
+          <w:sz w:val="21"/>
+          <w:szCs w:val="21"/>
+          <w:lang w:eastAsia="en-IN"/>
+          <w14:ligatures w14:val="none"/>
+        </w:rPr>
+        <w:t>import</w:t>
+      </w:r>
+      <w:r>
+        <w:rPr>
+          <w:rFonts w:ascii="Consolas" w:eastAsia="Times New Roman" w:hAnsi="Consolas" w:cs="Times New Roman"/>
+          <w:color w:val="BBBEBF"/>
+          <w:kern w:val="0"/>
+          <w:sz w:val="21"/>
+          <w:szCs w:val="21"/>
+          <w:lang w:eastAsia="en-IN"/>
+          <w14:ligatures w14:val="none"/>
+        </w:rPr>
+        <w:t xml:space="preserve"> </w:t>
+      </w:r>
+      <w:proofErr w:type="gramStart"/>
+      <w:r>
+        <w:rPr>
+          <w:rFonts w:ascii="Consolas" w:eastAsia="Times New Roman" w:hAnsi="Consolas" w:cs="Times New Roman"/>
+          <w:color w:val="C9D1D9"/>
+          <w:kern w:val="0"/>
+          <w:sz w:val="21"/>
+          <w:szCs w:val="21"/>
+          <w:lang w:eastAsia="en-IN"/>
+          <w14:ligatures w14:val="none"/>
+        </w:rPr>
+        <w:t xml:space="preserve">{ </w:t>
+      </w:r>
+      <w:proofErr w:type="spellStart"/>
+      <w:r>
+        <w:rPr>
+          <w:rFonts w:ascii="Consolas" w:eastAsia="Times New Roman" w:hAnsi="Consolas" w:cs="Times New Roman"/>
+          <w:color w:val="C9D1D9"/>
+          <w:kern w:val="0"/>
+          <w:sz w:val="21"/>
+          <w:szCs w:val="21"/>
+          <w:lang w:eastAsia="en-IN"/>
+          <w14:ligatures w14:val="none"/>
+        </w:rPr>
+        <w:t>NgModule</w:t>
+      </w:r>
+      <w:proofErr w:type="spellEnd"/>
+      <w:proofErr w:type="gramEnd"/>
+      <w:r>
+        <w:rPr>
+          <w:rFonts w:ascii="Consolas" w:eastAsia="Times New Roman" w:hAnsi="Consolas" w:cs="Times New Roman"/>
+          <w:color w:val="C9D1D9"/>
+          <w:kern w:val="0"/>
+          <w:sz w:val="21"/>
+          <w:szCs w:val="21"/>
+          <w:lang w:eastAsia="en-IN"/>
+          <w14:ligatures w14:val="none"/>
+        </w:rPr>
+        <w:t xml:space="preserve"> }</w:t>
+      </w:r>
+      <w:r>
+        <w:rPr>
+          <w:rFonts w:ascii="Consolas" w:eastAsia="Times New Roman" w:hAnsi="Consolas" w:cs="Times New Roman"/>
+          <w:color w:val="BBBEBF"/>
+          <w:kern w:val="0"/>
+          <w:sz w:val="21"/>
+          <w:szCs w:val="21"/>
+          <w:lang w:eastAsia="en-IN"/>
+          <w14:ligatures w14:val="none"/>
+        </w:rPr>
+        <w:t xml:space="preserve"> </w:t>
+      </w:r>
+      <w:r>
+        <w:rPr>
+          <w:rFonts w:ascii="Consolas" w:eastAsia="Times New Roman" w:hAnsi="Consolas" w:cs="Times New Roman"/>
+          <w:color w:val="C586C0"/>
+          <w:kern w:val="0"/>
+          <w:sz w:val="21"/>
+          <w:szCs w:val="21"/>
+          <w:lang w:eastAsia="en-IN"/>
+          <w14:ligatures w14:val="none"/>
+        </w:rPr>
+        <w:t>from</w:t>
+      </w:r>
+      <w:r>
+        <w:rPr>
+          <w:rFonts w:ascii="Consolas" w:eastAsia="Times New Roman" w:hAnsi="Consolas" w:cs="Times New Roman"/>
+          <w:color w:val="BBBEBF"/>
+          <w:kern w:val="0"/>
+          <w:sz w:val="21"/>
+          <w:szCs w:val="21"/>
+          <w:lang w:eastAsia="en-IN"/>
+          <w14:ligatures w14:val="none"/>
+        </w:rPr>
+        <w:t xml:space="preserve"> </w:t>
+      </w:r>
+      <w:r>
+        <w:rPr>
+          <w:rFonts w:ascii="Consolas" w:eastAsia="Times New Roman" w:hAnsi="Consolas" w:cs="Times New Roman"/>
+          <w:color w:val="A5D6FF"/>
+          <w:kern w:val="0"/>
+          <w:sz w:val="21"/>
+          <w:szCs w:val="21"/>
+          <w:lang w:eastAsia="en-IN"/>
+          <w14:ligatures w14:val="none"/>
+        </w:rPr>
+        <w:t>'@angular/core'</w:t>
+      </w:r>
+      <w:r>
+        <w:rPr>
+          <w:rFonts w:ascii="Consolas" w:eastAsia="Times New Roman" w:hAnsi="Consolas" w:cs="Times New Roman"/>
+          <w:color w:val="BBBEBF"/>
+          <w:kern w:val="0"/>
+          <w:sz w:val="21"/>
+          <w:szCs w:val="21"/>
+          <w:lang w:eastAsia="en-IN"/>
+          <w14:ligatures w14:val="none"/>
+        </w:rPr>
+        <w:t>;</w:t>
+      </w:r>
+    </w:p>
+    <w:p>
+      <w:pPr>
+        <w:shd w:val="clear" w:color="auto" w:fill="121314"/>
+        <w:spacing w:after="0" w:line="285" w:lineRule="atLeast"/>
+        <w:rPr>
+          <w:rFonts w:ascii="Consolas" w:eastAsia="Times New Roman" w:hAnsi="Consolas" w:cs="Times New Roman"/>
+          <w:color w:val="BBBEBF"/>
+          <w:kern w:val="0"/>
+          <w:sz w:val="21"/>
+          <w:szCs w:val="21"/>
+          <w:lang w:eastAsia="en-IN"/>
+          <w14:ligatures w14:val="none"/>
+        </w:rPr>
+      </w:pPr>
+    </w:p>
+    <w:p>
+      <w:pPr>
+        <w:shd w:val="clear" w:color="auto" w:fill="121314"/>
+        <w:spacing w:after="0" w:line="285" w:lineRule="atLeast"/>
+        <w:rPr>
+          <w:rFonts w:ascii="Consolas" w:eastAsia="Times New Roman" w:hAnsi="Consolas" w:cs="Times New Roman"/>
+          <w:color w:val="BBBEBF"/>
+          <w:kern w:val="0"/>
+          <w:sz w:val="21"/>
+          <w:szCs w:val="21"/>
+          <w:lang w:eastAsia="en-IN"/>
+          <w14:ligatures w14:val="none"/>
+        </w:rPr>
+      </w:pPr>
+      <w:r>
+        <w:rPr>
+          <w:rFonts w:ascii="Consolas" w:eastAsia="Times New Roman" w:hAnsi="Consolas" w:cs="Times New Roman"/>
+          <w:color w:val="C586C0"/>
+          <w:kern w:val="0"/>
+          <w:sz w:val="21"/>
+          <w:szCs w:val="21"/>
+          <w:lang w:eastAsia="en-IN"/>
+          <w14:ligatures w14:val="none"/>
+        </w:rPr>
+        <w:t>import</w:t>
+      </w:r>
+      <w:r>
+        <w:rPr>
+          <w:rFonts w:ascii="Consolas" w:eastAsia="Times New Roman" w:hAnsi="Consolas" w:cs="Times New Roman"/>
+          <w:color w:val="BBBEBF"/>
+          <w:kern w:val="0"/>
+          <w:sz w:val="21"/>
+          <w:szCs w:val="21"/>
+          <w:lang w:eastAsia="en-IN"/>
+          <w14:ligatures w14:val="none"/>
+        </w:rPr>
+        <w:t xml:space="preserve"> </w:t>
+      </w:r>
+      <w:proofErr w:type="gramStart"/>
+      <w:r>
+        <w:rPr>
+          <w:rFonts w:ascii="Consolas" w:eastAsia="Times New Roman" w:hAnsi="Consolas" w:cs="Times New Roman"/>
+          <w:color w:val="C9D1D9"/>
+          <w:kern w:val="0"/>
+          <w:sz w:val="21"/>
+          <w:szCs w:val="21"/>
+          <w:lang w:eastAsia="en-IN"/>
+          <w14:ligatures w14:val="none"/>
+        </w:rPr>
+        <w:t xml:space="preserve">{ </w:t>
+      </w:r>
+      <w:proofErr w:type="spellStart"/>
+      <w:r>
+        <w:rPr>
+          <w:rFonts w:ascii="Consolas" w:eastAsia="Times New Roman" w:hAnsi="Consolas" w:cs="Times New Roman"/>
+          <w:color w:val="C9D1D9"/>
+          <w:kern w:val="0"/>
+          <w:sz w:val="21"/>
+          <w:szCs w:val="21"/>
+          <w:lang w:eastAsia="en-IN"/>
+          <w14:ligatures w14:val="none"/>
+        </w:rPr>
+        <w:t>AccountMaskPipe</w:t>
+      </w:r>
+      <w:proofErr w:type="spellEnd"/>
+      <w:proofErr w:type="gramEnd"/>
+      <w:r>
+        <w:rPr>
+          <w:rFonts w:ascii="Consolas" w:eastAsia="Times New Roman" w:hAnsi="Consolas" w:cs="Times New Roman"/>
+          <w:color w:val="C9D1D9"/>
+          <w:kern w:val="0"/>
+          <w:sz w:val="21"/>
+          <w:szCs w:val="21"/>
+          <w:lang w:eastAsia="en-IN"/>
+          <w14:ligatures w14:val="none"/>
+        </w:rPr>
+        <w:t xml:space="preserve"> }</w:t>
+      </w:r>
+      <w:r>
+        <w:rPr>
+          <w:rFonts w:ascii="Consolas" w:eastAsia="Times New Roman" w:hAnsi="Consolas" w:cs="Times New Roman"/>
+          <w:color w:val="BBBEBF"/>
+          <w:kern w:val="0"/>
+          <w:sz w:val="21"/>
+          <w:szCs w:val="21"/>
+          <w:lang w:eastAsia="en-IN"/>
+          <w14:ligatures w14:val="none"/>
+        </w:rPr>
+        <w:t xml:space="preserve"> </w:t>
+      </w:r>
+      <w:r>
+        <w:rPr>
+          <w:rFonts w:ascii="Consolas" w:eastAsia="Times New Roman" w:hAnsi="Consolas" w:cs="Times New Roman"/>
+          <w:color w:val="C586C0"/>
+          <w:kern w:val="0"/>
+          <w:sz w:val="21"/>
+          <w:szCs w:val="21"/>
+          <w:lang w:eastAsia="en-IN"/>
+          <w14:ligatures w14:val="none"/>
+        </w:rPr>
+        <w:t>from</w:t>
+      </w:r>
+      <w:r>
+        <w:rPr>
+          <w:rFonts w:ascii="Consolas" w:eastAsia="Times New Roman" w:hAnsi="Consolas" w:cs="Times New Roman"/>
+          <w:color w:val="BBBEBF"/>
+          <w:kern w:val="0"/>
+          <w:sz w:val="21"/>
+          <w:szCs w:val="21"/>
+          <w:lang w:eastAsia="en-IN"/>
+          <w14:ligatures w14:val="none"/>
+        </w:rPr>
+        <w:t xml:space="preserve"> </w:t>
+      </w:r>
+      <w:r>
+        <w:rPr>
+          <w:rFonts w:ascii="Consolas" w:eastAsia="Times New Roman" w:hAnsi="Consolas" w:cs="Times New Roman"/>
+          <w:color w:val="A5D6FF"/>
+          <w:kern w:val="0"/>
+          <w:sz w:val="21"/>
+          <w:szCs w:val="21"/>
+          <w:lang w:eastAsia="en-IN"/>
+          <w14:ligatures w14:val="none"/>
+        </w:rPr>
+        <w:t>'../pipes/account-</w:t>
+      </w:r>
+      <w:proofErr w:type="spellStart"/>
+      <w:r>
+        <w:rPr>
+          <w:rFonts w:ascii="Consolas" w:eastAsia="Times New Roman" w:hAnsi="Consolas" w:cs="Times New Roman"/>
+          <w:color w:val="A5D6FF"/>
+          <w:kern w:val="0"/>
+          <w:sz w:val="21"/>
+          <w:szCs w:val="21"/>
+          <w:lang w:eastAsia="en-IN"/>
+          <w14:ligatures w14:val="none"/>
+        </w:rPr>
+        <w:t>mask.pipe</w:t>
+      </w:r>
+      <w:proofErr w:type="spellEnd"/>
+      <w:r>
+        <w:rPr>
+          <w:rFonts w:ascii="Consolas" w:eastAsia="Times New Roman" w:hAnsi="Consolas" w:cs="Times New Roman"/>
+          <w:color w:val="A5D6FF"/>
+          <w:kern w:val="0"/>
+          <w:sz w:val="21"/>
+          <w:szCs w:val="21"/>
+          <w:lang w:eastAsia="en-IN"/>
+          <w14:ligatures w14:val="none"/>
+        </w:rPr>
+        <w:t>'</w:t>
+      </w:r>
+      <w:r>
+        <w:rPr>
+          <w:rFonts w:ascii="Consolas" w:eastAsia="Times New Roman" w:hAnsi="Consolas" w:cs="Times New Roman"/>
+          <w:color w:val="BBBEBF"/>
+          <w:kern w:val="0"/>
+          <w:sz w:val="21"/>
+          <w:szCs w:val="21"/>
+          <w:lang w:eastAsia="en-IN"/>
+          <w14:ligatures w14:val="none"/>
+        </w:rPr>
+        <w:t>;</w:t>
+      </w:r>
+    </w:p>
+    <w:p>
+      <w:pPr>
+        <w:shd w:val="clear" w:color="auto" w:fill="121314"/>
+        <w:spacing w:after="0" w:line="285" w:lineRule="atLeast"/>
+        <w:rPr>
+          <w:rFonts w:ascii="Consolas" w:eastAsia="Times New Roman" w:hAnsi="Consolas" w:cs="Times New Roman"/>
+          <w:color w:val="BBBEBF"/>
+          <w:kern w:val="0"/>
+          <w:sz w:val="21"/>
+          <w:szCs w:val="21"/>
+          <w:lang w:eastAsia="en-IN"/>
+          <w14:ligatures w14:val="none"/>
+        </w:rPr>
+      </w:pPr>
+    </w:p>
+    <w:p>
+      <w:pPr>
+        <w:shd w:val="clear" w:color="auto" w:fill="121314"/>
+        <w:spacing w:after="0" w:line="285" w:lineRule="atLeast"/>
+        <w:rPr>
+          <w:rFonts w:ascii="Consolas" w:eastAsia="Times New Roman" w:hAnsi="Consolas" w:cs="Times New Roman"/>
+          <w:color w:val="BBBEBF"/>
+          <w:kern w:val="0"/>
+          <w:sz w:val="21"/>
+          <w:szCs w:val="21"/>
+          <w:lang w:eastAsia="en-IN"/>
+          <w14:ligatures w14:val="none"/>
+        </w:rPr>
+      </w:pPr>
+      <w:r>
+        <w:rPr>
+          <w:rFonts w:ascii="Consolas" w:eastAsia="Times New Roman" w:hAnsi="Consolas" w:cs="Times New Roman"/>
+          <w:color w:val="BBBEBF"/>
+          <w:kern w:val="0"/>
+          <w:sz w:val="21"/>
+          <w:szCs w:val="21"/>
+          <w:lang w:eastAsia="en-IN"/>
+          <w14:ligatures w14:val="none"/>
+        </w:rPr>
+        <w:t>@</w:t>
+      </w:r>
+      <w:proofErr w:type="gramStart"/>
+      <w:r>
+        <w:rPr>
+          <w:rFonts w:ascii="Consolas" w:eastAsia="Times New Roman" w:hAnsi="Consolas" w:cs="Times New Roman"/>
+          <w:color w:val="4EC9B0"/>
+          <w:kern w:val="0"/>
+          <w:sz w:val="21"/>
+          <w:szCs w:val="21"/>
+          <w:lang w:eastAsia="en-IN"/>
+          <w14:ligatures w14:val="none"/>
+        </w:rPr>
+        <w:t>NgModule</w:t>
+      </w:r>
+      <w:r>
+        <w:rPr>
+          <w:rFonts w:ascii="Consolas" w:eastAsia="Times New Roman" w:hAnsi="Consolas" w:cs="Times New Roman"/>
+          <w:color w:val="BBBEBF"/>
+          <w:kern w:val="0"/>
+          <w:sz w:val="21"/>
+          <w:szCs w:val="21"/>
+          <w:lang w:eastAsia="en-IN"/>
+          <w14:ligatures w14:val="none"/>
+        </w:rPr>
+        <w:t>(</w:t>
+      </w:r>
+      <w:proofErr w:type="gramEnd"/>
+      <w:r>
+        <w:rPr>
+          <w:rFonts w:ascii="Consolas" w:eastAsia="Times New Roman" w:hAnsi="Consolas" w:cs="Times New Roman"/>
+          <w:color w:val="BBBEBF"/>
+          <w:kern w:val="0"/>
+          <w:sz w:val="21"/>
+          <w:szCs w:val="21"/>
+          <w:lang w:eastAsia="en-IN"/>
+          <w14:ligatures w14:val="none"/>
+        </w:rPr>
+        <w:t>{</w:t>
+      </w:r>
+    </w:p>
+    <w:p>
+      <w:pPr>
+        <w:shd w:val="clear" w:color="auto" w:fill="121314"/>
+        <w:spacing w:after="0" w:line="285" w:lineRule="atLeast"/>
+        <w:rPr>
+          <w:rFonts w:ascii="Consolas" w:eastAsia="Times New Roman" w:hAnsi="Consolas" w:cs="Times New Roman"/>
+          <w:color w:val="BBBEBF"/>
+          <w:kern w:val="0"/>
+          <w:sz w:val="21"/>
+          <w:szCs w:val="21"/>
+          <w:lang w:eastAsia="en-IN"/>
+          <w14:ligatures w14:val="none"/>
+        </w:rPr>
+      </w:pPr>
+      <w:r>
+        <w:rPr>
+          <w:rFonts w:ascii="Consolas" w:eastAsia="Times New Roman" w:hAnsi="Consolas" w:cs="Times New Roman"/>
+          <w:color w:val="BBBEBF"/>
+          <w:kern w:val="0"/>
+          <w:sz w:val="21"/>
+          <w:szCs w:val="21"/>
+          <w:lang w:eastAsia="en-IN"/>
+          <w14:ligatures w14:val="none"/>
+        </w:rPr>
+        <w:t xml:space="preserve">    </w:t>
+      </w:r>
+      <w:r>
+        <w:rPr>
+          <w:rFonts w:ascii="Consolas" w:eastAsia="Times New Roman" w:hAnsi="Consolas" w:cs="Times New Roman"/>
+          <w:color w:val="C9D1D9"/>
+          <w:kern w:val="0"/>
+          <w:sz w:val="21"/>
+          <w:szCs w:val="21"/>
+          <w:lang w:eastAsia="en-IN"/>
+          <w14:ligatures w14:val="none"/>
+        </w:rPr>
+        <w:t>imports</w:t>
+      </w:r>
+      <w:r>
+        <w:rPr>
+          <w:rFonts w:ascii="Consolas" w:eastAsia="Times New Roman" w:hAnsi="Consolas" w:cs="Times New Roman"/>
+          <w:color w:val="9CDCFE"/>
+          <w:kern w:val="0"/>
+          <w:sz w:val="21"/>
+          <w:szCs w:val="21"/>
+          <w:lang w:eastAsia="en-IN"/>
+          <w14:ligatures w14:val="none"/>
+        </w:rPr>
+        <w:t>:</w:t>
+      </w:r>
+      <w:r>
+        <w:rPr>
+          <w:rFonts w:ascii="Consolas" w:eastAsia="Times New Roman" w:hAnsi="Consolas" w:cs="Times New Roman"/>
+          <w:color w:val="C9D1D9"/>
+          <w:kern w:val="0"/>
+          <w:sz w:val="21"/>
+          <w:szCs w:val="21"/>
+          <w:lang w:eastAsia="en-IN"/>
+          <w14:ligatures w14:val="none"/>
+        </w:rPr>
+        <w:t xml:space="preserve"> [</w:t>
+      </w:r>
+    </w:p>
+    <w:p>
+      <w:pPr>
+        <w:shd w:val="clear" w:color="auto" w:fill="121314"/>
+        <w:spacing w:after="0" w:line="285" w:lineRule="atLeast"/>
+        <w:rPr>
+          <w:rFonts w:ascii="Consolas" w:eastAsia="Times New Roman" w:hAnsi="Consolas" w:cs="Times New Roman"/>
+          <w:color w:val="BBBEBF"/>
+          <w:kern w:val="0"/>
+          <w:sz w:val="21"/>
+          <w:szCs w:val="21"/>
+          <w:lang w:eastAsia="en-IN"/>
+          <w14:ligatures w14:val="none"/>
+        </w:rPr>
+      </w:pPr>
+      <w:r>
+        <w:rPr>
+          <w:rFonts w:ascii="Consolas" w:eastAsia="Times New Roman" w:hAnsi="Consolas" w:cs="Times New Roman"/>
+          <w:color w:val="C9D1D9"/>
+          <w:kern w:val="0"/>
+          <w:sz w:val="21"/>
+          <w:szCs w:val="21"/>
+          <w:lang w:eastAsia="en-IN"/>
+          <w14:ligatures w14:val="none"/>
+        </w:rPr>
+        <w:t xml:space="preserve">        </w:t>
+      </w:r>
+      <w:proofErr w:type="spellStart"/>
+      <w:r>
+        <w:rPr>
+          <w:rFonts w:ascii="Consolas" w:eastAsia="Times New Roman" w:hAnsi="Consolas" w:cs="Times New Roman"/>
+          <w:color w:val="4EC9B0"/>
+          <w:kern w:val="0"/>
+          <w:sz w:val="21"/>
+          <w:szCs w:val="21"/>
+          <w:lang w:eastAsia="en-IN"/>
+          <w14:ligatures w14:val="none"/>
+        </w:rPr>
+        <w:t>AccountMaskPipe</w:t>
+      </w:r>
+      <w:proofErr w:type="spellEnd"/>
+    </w:p>
+    <w:p>
+      <w:pPr>
+        <w:shd w:val="clear" w:color="auto" w:fill="121314"/>
+        <w:spacing w:after="0" w:line="285" w:lineRule="atLeast"/>
+        <w:rPr>
+          <w:rFonts w:ascii="Consolas" w:eastAsia="Times New Roman" w:hAnsi="Consolas" w:cs="Times New Roman"/>
+          <w:color w:val="BBBEBF"/>
+          <w:kern w:val="0"/>
+          <w:sz w:val="21"/>
+          <w:szCs w:val="21"/>
+          <w:lang w:eastAsia="en-IN"/>
+          <w14:ligatures w14:val="none"/>
+        </w:rPr>
+      </w:pPr>
+      <w:r>
+        <w:rPr>
+          <w:rFonts w:ascii="Consolas" w:eastAsia="Times New Roman" w:hAnsi="Consolas" w:cs="Times New Roman"/>
+          <w:color w:val="C9D1D9"/>
+          <w:kern w:val="0"/>
+          <w:sz w:val="21"/>
+          <w:szCs w:val="21"/>
+          <w:lang w:eastAsia="en-IN"/>
+          <w14:ligatures w14:val="none"/>
+        </w:rPr>
+        <w:t>    ]</w:t>
+      </w:r>
+      <w:r>
+        <w:rPr>
+          <w:rFonts w:ascii="Consolas" w:eastAsia="Times New Roman" w:hAnsi="Consolas" w:cs="Times New Roman"/>
+          <w:color w:val="BBBEBF"/>
+          <w:kern w:val="0"/>
+          <w:sz w:val="21"/>
+          <w:szCs w:val="21"/>
+          <w:lang w:eastAsia="en-IN"/>
+          <w14:ligatures w14:val="none"/>
+        </w:rPr>
+        <w:t>,</w:t>
+      </w:r>
+    </w:p>
+    <w:p>
+      <w:pPr>
+        <w:shd w:val="clear" w:color="auto" w:fill="121314"/>
+        <w:spacing w:after="0" w:line="285" w:lineRule="atLeast"/>
+        <w:rPr>
+          <w:rFonts w:ascii="Consolas" w:eastAsia="Times New Roman" w:hAnsi="Consolas" w:cs="Times New Roman"/>
+          <w:color w:val="BBBEBF"/>
+          <w:kern w:val="0"/>
+          <w:sz w:val="21"/>
+          <w:szCs w:val="21"/>
+          <w:lang w:eastAsia="en-IN"/>
+          <w14:ligatures w14:val="none"/>
+        </w:rPr>
+      </w:pPr>
+      <w:r>
+        <w:rPr>
+          <w:rFonts w:ascii="Consolas" w:eastAsia="Times New Roman" w:hAnsi="Consolas" w:cs="Times New Roman"/>
+          <w:color w:val="BBBEBF"/>
+          <w:kern w:val="0"/>
+          <w:sz w:val="21"/>
+          <w:szCs w:val="21"/>
+          <w:lang w:eastAsia="en-IN"/>
+          <w14:ligatures w14:val="none"/>
+        </w:rPr>
+        <w:t xml:space="preserve">    </w:t>
+      </w:r>
+      <w:r>
+        <w:rPr>
+          <w:rFonts w:ascii="Consolas" w:eastAsia="Times New Roman" w:hAnsi="Consolas" w:cs="Times New Roman"/>
+          <w:color w:val="C9D1D9"/>
+          <w:kern w:val="0"/>
+          <w:sz w:val="21"/>
+          <w:szCs w:val="21"/>
+          <w:lang w:eastAsia="en-IN"/>
+          <w14:ligatures w14:val="none"/>
+        </w:rPr>
+        <w:t>exports</w:t>
+      </w:r>
+      <w:r>
+        <w:rPr>
+          <w:rFonts w:ascii="Consolas" w:eastAsia="Times New Roman" w:hAnsi="Consolas" w:cs="Times New Roman"/>
+          <w:color w:val="9CDCFE"/>
+          <w:kern w:val="0"/>
+          <w:sz w:val="21"/>
+          <w:szCs w:val="21"/>
+          <w:lang w:eastAsia="en-IN"/>
+          <w14:ligatures w14:val="none"/>
+        </w:rPr>
+        <w:t>:</w:t>
+      </w:r>
+      <w:r>
+        <w:rPr>
+          <w:rFonts w:ascii="Consolas" w:eastAsia="Times New Roman" w:hAnsi="Consolas" w:cs="Times New Roman"/>
+          <w:color w:val="C9D1D9"/>
+          <w:kern w:val="0"/>
+          <w:sz w:val="21"/>
+          <w:szCs w:val="21"/>
+          <w:lang w:eastAsia="en-IN"/>
+          <w14:ligatures w14:val="none"/>
+        </w:rPr>
+        <w:t xml:space="preserve"> [</w:t>
+      </w:r>
+    </w:p>
+    <w:p>
+      <w:pPr>
+        <w:shd w:val="clear" w:color="auto" w:fill="121314"/>
+        <w:spacing w:after="0" w:line="285" w:lineRule="atLeast"/>
+        <w:rPr>
+          <w:rFonts w:ascii="Consolas" w:eastAsia="Times New Roman" w:hAnsi="Consolas" w:cs="Times New Roman"/>
+          <w:color w:val="BBBEBF"/>
+          <w:kern w:val="0"/>
+          <w:sz w:val="21"/>
+          <w:szCs w:val="21"/>
+          <w:lang w:eastAsia="en-IN"/>
+          <w14:ligatures w14:val="none"/>
+        </w:rPr>
+      </w:pPr>
+      <w:r>
+        <w:rPr>
+          <w:rFonts w:ascii="Consolas" w:eastAsia="Times New Roman" w:hAnsi="Consolas" w:cs="Times New Roman"/>
+          <w:color w:val="C9D1D9"/>
+          <w:kern w:val="0"/>
+          <w:sz w:val="21"/>
+          <w:szCs w:val="21"/>
+          <w:lang w:eastAsia="en-IN"/>
+          <w14:ligatures w14:val="none"/>
+        </w:rPr>
+        <w:t xml:space="preserve">        </w:t>
+      </w:r>
+      <w:proofErr w:type="spellStart"/>
+      <w:r>
+        <w:rPr>
+          <w:rFonts w:ascii="Consolas" w:eastAsia="Times New Roman" w:hAnsi="Consolas" w:cs="Times New Roman"/>
+          <w:color w:val="4EC9B0"/>
+          <w:kern w:val="0"/>
+          <w:sz w:val="21"/>
+          <w:szCs w:val="21"/>
+          <w:lang w:eastAsia="en-IN"/>
+          <w14:ligatures w14:val="none"/>
+        </w:rPr>
+        <w:t>AccountMaskPipe</w:t>
+      </w:r>
+      <w:proofErr w:type="spellEnd"/>
+    </w:p>
+    <w:p>
+      <w:pPr>
+        <w:shd w:val="clear" w:color="auto" w:fill="121314"/>
+        <w:spacing w:after="0" w:line="285" w:lineRule="atLeast"/>
+        <w:rPr>
+          <w:rFonts w:ascii="Consolas" w:eastAsia="Times New Roman" w:hAnsi="Consolas" w:cs="Times New Roman"/>
+          <w:color w:val="BBBEBF"/>
+          <w:kern w:val="0"/>
+          <w:sz w:val="21"/>
+          <w:szCs w:val="21"/>
+          <w:lang w:eastAsia="en-IN"/>
+          <w14:ligatures w14:val="none"/>
+        </w:rPr>
+      </w:pPr>
+      <w:r>
+        <w:rPr>
+          <w:rFonts w:ascii="Consolas" w:eastAsia="Times New Roman" w:hAnsi="Consolas" w:cs="Times New Roman"/>
+          <w:color w:val="C9D1D9"/>
+          <w:kern w:val="0"/>
+          <w:sz w:val="21"/>
+          <w:szCs w:val="21"/>
+          <w:lang w:eastAsia="en-IN"/>
+          <w14:ligatures w14:val="none"/>
+        </w:rPr>
+        <w:t>    ]</w:t>
+      </w:r>
+    </w:p>
+    <w:p>
+      <w:pPr>
+        <w:shd w:val="clear" w:color="auto" w:fill="121314"/>
+        <w:spacing w:after="0" w:line="285" w:lineRule="atLeast"/>
+        <w:rPr>
+          <w:rFonts w:ascii="Consolas" w:eastAsia="Times New Roman" w:hAnsi="Consolas" w:cs="Times New Roman"/>
+          <w:color w:val="BBBEBF"/>
+          <w:kern w:val="0"/>
+          <w:sz w:val="21"/>
+          <w:szCs w:val="21"/>
+          <w:lang w:eastAsia="en-IN"/>
+          <w14:ligatures w14:val="none"/>
+        </w:rPr>
+      </w:pPr>
+      <w:r>
+        <w:rPr>
+          <w:rFonts w:ascii="Consolas" w:eastAsia="Times New Roman" w:hAnsi="Consolas" w:cs="Times New Roman"/>
+          <w:color w:val="BBBEBF"/>
+          <w:kern w:val="0"/>
+          <w:sz w:val="21"/>
+          <w:szCs w:val="21"/>
+          <w:lang w:eastAsia="en-IN"/>
+          <w14:ligatures w14:val="none"/>
+        </w:rPr>
+        <w:t>})</w:t>
+      </w:r>
+    </w:p>
+    <w:p>
+      <w:pPr>
+        <w:shd w:val="clear" w:color="auto" w:fill="121314"/>
+        <w:spacing w:after="0" w:line="285" w:lineRule="atLeast"/>
+        <w:rPr>
+          <w:rFonts w:ascii="Consolas" w:eastAsia="Times New Roman" w:hAnsi="Consolas" w:cs="Times New Roman"/>
+          <w:color w:val="BBBEBF"/>
+          <w:kern w:val="0"/>
+          <w:sz w:val="21"/>
+          <w:szCs w:val="21"/>
+          <w:lang w:eastAsia="en-IN"/>
+          <w14:ligatures w14:val="none"/>
+        </w:rPr>
+      </w:pPr>
+      <w:r>
+        <w:rPr>
+          <w:rFonts w:ascii="Consolas" w:eastAsia="Times New Roman" w:hAnsi="Consolas" w:cs="Times New Roman"/>
+          <w:color w:val="C586C0"/>
+          <w:kern w:val="0"/>
+          <w:sz w:val="21"/>
+          <w:szCs w:val="21"/>
+          <w:lang w:eastAsia="en-IN"/>
+          <w14:ligatures w14:val="none"/>
+        </w:rPr>
+        <w:t>export</w:t>
+      </w:r>
+      <w:r>
+        <w:rPr>
+          <w:rFonts w:ascii="Consolas" w:eastAsia="Times New Roman" w:hAnsi="Consolas" w:cs="Times New Roman"/>
+          <w:color w:val="BBBEBF"/>
+          <w:kern w:val="0"/>
+          <w:sz w:val="21"/>
+          <w:szCs w:val="21"/>
+          <w:lang w:eastAsia="en-IN"/>
+          <w14:ligatures w14:val="none"/>
+        </w:rPr>
+        <w:t xml:space="preserve"> </w:t>
+      </w:r>
+      <w:r>
+        <w:rPr>
+          <w:rFonts w:ascii="Consolas" w:eastAsia="Times New Roman" w:hAnsi="Consolas" w:cs="Times New Roman"/>
+          <w:color w:val="FF7B72"/>
+          <w:kern w:val="0"/>
+          <w:sz w:val="21"/>
+          <w:szCs w:val="21"/>
+          <w:lang w:eastAsia="en-IN"/>
+          <w14:ligatures w14:val="none"/>
+        </w:rPr>
+        <w:t>class</w:t>
+      </w:r>
+      <w:r>
+        <w:rPr>
+          <w:rFonts w:ascii="Consolas" w:eastAsia="Times New Roman" w:hAnsi="Consolas" w:cs="Times New Roman"/>
+          <w:color w:val="BBBEBF"/>
+          <w:kern w:val="0"/>
+          <w:sz w:val="21"/>
+          <w:szCs w:val="21"/>
+          <w:lang w:eastAsia="en-IN"/>
+          <w14:ligatures w14:val="none"/>
+        </w:rPr>
+        <w:t xml:space="preserve"> </w:t>
+      </w:r>
+      <w:proofErr w:type="spellStart"/>
+      <w:r>
+        <w:rPr>
+          <w:rFonts w:ascii="Consolas" w:eastAsia="Times New Roman" w:hAnsi="Consolas" w:cs="Times New Roman"/>
+          <w:color w:val="4EC9B0"/>
+          <w:kern w:val="0"/>
+          <w:sz w:val="21"/>
+          <w:szCs w:val="21"/>
+          <w:lang w:eastAsia="en-IN"/>
+          <w14:ligatures w14:val="none"/>
+        </w:rPr>
+        <w:t>SharedModule</w:t>
+      </w:r>
+      <w:proofErr w:type="spellEnd"/>
+      <w:r>
+        <w:rPr>
+          <w:rFonts w:ascii="Consolas" w:eastAsia="Times New Roman" w:hAnsi="Consolas" w:cs="Times New Roman"/>
+          <w:color w:val="BBBEBF"/>
+          <w:kern w:val="0"/>
+          <w:sz w:val="21"/>
+          <w:szCs w:val="21"/>
+          <w:lang w:eastAsia="en-IN"/>
+          <w14:ligatures w14:val="none"/>
+        </w:rPr>
+        <w:t xml:space="preserve"> {</w:t>
+      </w:r>
+    </w:p>
+    <w:p>
+      <w:pPr>
+        <w:shd w:val="clear" w:color="auto" w:fill="121314"/>
+        <w:spacing w:after="0" w:line="285" w:lineRule="atLeast"/>
+        <w:rPr>
+          <w:rFonts w:ascii="Consolas" w:eastAsia="Times New Roman" w:hAnsi="Consolas" w:cs="Times New Roman"/>
+          <w:color w:val="BBBEBF"/>
+          <w:kern w:val="0"/>
+          <w:sz w:val="21"/>
+          <w:szCs w:val="21"/>
+          <w:lang w:eastAsia="en-IN"/>
+          <w14:ligatures w14:val="none"/>
+        </w:rPr>
+      </w:pPr>
+      <w:r>
+        <w:rPr>
+          <w:rFonts w:ascii="Consolas" w:eastAsia="Times New Roman" w:hAnsi="Consolas" w:cs="Times New Roman"/>
+          <w:color w:val="BBBEBF"/>
+          <w:kern w:val="0"/>
+          <w:sz w:val="21"/>
+          <w:szCs w:val="21"/>
+          <w:lang w:eastAsia="en-IN"/>
+          <w14:ligatures w14:val="none"/>
+        </w:rPr>
+        <w:t>}</w:t>
+      </w:r>
+    </w:p>
+    <w:p>
+      <w:pPr>
+        <w:shd w:val="clear" w:color="auto" w:fill="121314"/>
+        <w:spacing w:after="0" w:line="285" w:lineRule="atLeast"/>
+        <w:rPr>
+          <w:rFonts w:ascii="Consolas" w:eastAsia="Times New Roman" w:hAnsi="Consolas" w:cs="Times New Roman"/>
+          <w:color w:val="BBBEBF"/>
+          <w:kern w:val="0"/>
+          <w:sz w:val="21"/>
+          <w:szCs w:val="21"/>
+          <w:lang w:eastAsia="en-IN"/>
+          <w14:ligatures w14:val="none"/>
+        </w:rPr>
+      </w:pPr>
+    </w:p>
+    <w:p/>
+    <w:p/>
+    <w:p>
+      <w:r>
+        <w:t>Task 6:</w:t>
+      </w:r>
+    </w:p>
+    <w:p>
+      <w:r>
+        <w:t xml:space="preserve">Create  </w:t>
+      </w:r>
+      <w:hyperlink r:id="rId8" w:history="1">
+        <w:proofErr w:type="spellStart"/>
+        <w:proofErr w:type="gramStart"/>
+        <w:r>
+          <w:rPr>
+            <w:rStyle w:val="Hyperlink"/>
+          </w:rPr>
+          <w:t>auth.module</w:t>
+        </w:r>
+        <w:proofErr w:type="gramEnd"/>
+        <w:r>
+          <w:rPr>
+            <w:rStyle w:val="Hyperlink"/>
+          </w:rPr>
+          <w:t>.ts</w:t>
+        </w:r>
+        <w:proofErr w:type="spellEnd"/>
+      </w:hyperlink>
+      <w:r>
+        <w:t xml:space="preserve">  for your login and register </w:t>
+      </w:r>
+      <w:hyperlink r:id="rId9" w:history="1">
+        <w:proofErr w:type="spellStart"/>
+        <w:r>
+          <w:rPr>
+            <w:rStyle w:val="Hyperlink"/>
+          </w:rPr>
+          <w:t>components.ts</w:t>
+        </w:r>
+        <w:proofErr w:type="spellEnd"/>
+      </w:hyperlink>
+    </w:p>
+    <w:p>
+      <w:pPr>
+        <w:shd w:val="clear" w:color="auto" w:fill="121314"/>
+        <w:spacing w:after="0" w:line="285" w:lineRule="atLeast"/>
+        <w:rPr>
+          <w:rFonts w:ascii="Consolas" w:eastAsia="Times New Roman" w:hAnsi="Consolas" w:cs="Times New Roman"/>
+          <w:color w:val="BBBEBF"/>
+          <w:kern w:val="0"/>
+          <w:sz w:val="21"/>
+          <w:szCs w:val="21"/>
+          <w:lang w:eastAsia="en-IN"/>
+          <w14:ligatures w14:val="none"/>
+        </w:rPr>
+      </w:pPr>
+      <w:r>
+        <w:rPr>
+          <w:rFonts w:ascii="Consolas" w:eastAsia="Times New Roman" w:hAnsi="Consolas" w:cs="Times New Roman"/>
+          <w:color w:val="C586C0"/>
+          <w:kern w:val="0"/>
+          <w:sz w:val="21"/>
+          <w:szCs w:val="21"/>
+          <w:lang w:eastAsia="en-IN"/>
+          <w14:ligatures w14:val="none"/>
+        </w:rPr>
+        <w:t>import</w:t>
+      </w:r>
+      <w:r>
+        <w:rPr>
+          <w:rFonts w:ascii="Consolas" w:eastAsia="Times New Roman" w:hAnsi="Consolas" w:cs="Times New Roman"/>
+          <w:color w:val="BBBEBF"/>
+          <w:kern w:val="0"/>
+          <w:sz w:val="21"/>
+          <w:szCs w:val="21"/>
+          <w:lang w:eastAsia="en-IN"/>
+          <w14:ligatures w14:val="none"/>
+        </w:rPr>
+        <w:t xml:space="preserve"> </w:t>
+      </w:r>
+      <w:proofErr w:type="gramStart"/>
+      <w:r>
+        <w:rPr>
+          <w:rFonts w:ascii="Consolas" w:eastAsia="Times New Roman" w:hAnsi="Consolas" w:cs="Times New Roman"/>
+          <w:color w:val="C9D1D9"/>
+          <w:kern w:val="0"/>
+          <w:sz w:val="21"/>
+          <w:szCs w:val="21"/>
+          <w:lang w:eastAsia="en-IN"/>
+          <w14:ligatures w14:val="none"/>
+        </w:rPr>
+        <w:t xml:space="preserve">{ </w:t>
+      </w:r>
+      <w:proofErr w:type="spellStart"/>
+      <w:r>
+        <w:rPr>
+          <w:rFonts w:ascii="Consolas" w:eastAsia="Times New Roman" w:hAnsi="Consolas" w:cs="Times New Roman"/>
+          <w:color w:val="C9D1D9"/>
+          <w:kern w:val="0"/>
+          <w:sz w:val="21"/>
+          <w:szCs w:val="21"/>
+          <w:lang w:eastAsia="en-IN"/>
+          <w14:ligatures w14:val="none"/>
+        </w:rPr>
+        <w:t>NgModule</w:t>
+      </w:r>
+      <w:proofErr w:type="spellEnd"/>
+      <w:proofErr w:type="gramEnd"/>
+      <w:r>
+        <w:rPr>
+          <w:rFonts w:ascii="Consolas" w:eastAsia="Times New Roman" w:hAnsi="Consolas" w:cs="Times New Roman"/>
+          <w:color w:val="C9D1D9"/>
+          <w:kern w:val="0"/>
+          <w:sz w:val="21"/>
+          <w:szCs w:val="21"/>
+          <w:lang w:eastAsia="en-IN"/>
+          <w14:ligatures w14:val="none"/>
+        </w:rPr>
+        <w:t xml:space="preserve"> }</w:t>
+      </w:r>
+      <w:r>
+        <w:rPr>
+          <w:rFonts w:ascii="Consolas" w:eastAsia="Times New Roman" w:hAnsi="Consolas" w:cs="Times New Roman"/>
+          <w:color w:val="BBBEBF"/>
+          <w:kern w:val="0"/>
+          <w:sz w:val="21"/>
+          <w:szCs w:val="21"/>
+          <w:lang w:eastAsia="en-IN"/>
+          <w14:ligatures w14:val="none"/>
+        </w:rPr>
+        <w:t xml:space="preserve"> </w:t>
+      </w:r>
+      <w:r>
+        <w:rPr>
+          <w:rFonts w:ascii="Consolas" w:eastAsia="Times New Roman" w:hAnsi="Consolas" w:cs="Times New Roman"/>
+          <w:color w:val="C586C0"/>
+          <w:kern w:val="0"/>
+          <w:sz w:val="21"/>
+          <w:szCs w:val="21"/>
+          <w:lang w:eastAsia="en-IN"/>
+          <w14:ligatures w14:val="none"/>
+        </w:rPr>
+        <w:t>from</w:t>
+      </w:r>
+      <w:r>
+        <w:rPr>
+          <w:rFonts w:ascii="Consolas" w:eastAsia="Times New Roman" w:hAnsi="Consolas" w:cs="Times New Roman"/>
+          <w:color w:val="BBBEBF"/>
+          <w:kern w:val="0"/>
+          <w:sz w:val="21"/>
+          <w:szCs w:val="21"/>
+          <w:lang w:eastAsia="en-IN"/>
+          <w14:ligatures w14:val="none"/>
+        </w:rPr>
+        <w:t xml:space="preserve"> </w:t>
+      </w:r>
+      <w:r>
+        <w:rPr>
+          <w:rFonts w:ascii="Consolas" w:eastAsia="Times New Roman" w:hAnsi="Consolas" w:cs="Times New Roman"/>
+          <w:color w:val="A5D6FF"/>
+          <w:kern w:val="0"/>
+          <w:sz w:val="21"/>
+          <w:szCs w:val="21"/>
+          <w:lang w:eastAsia="en-IN"/>
+          <w14:ligatures w14:val="none"/>
+        </w:rPr>
+        <w:t>"@angular/core"</w:t>
+      </w:r>
+      <w:r>
+        <w:rPr>
+          <w:rFonts w:ascii="Consolas" w:eastAsia="Times New Roman" w:hAnsi="Consolas" w:cs="Times New Roman"/>
+          <w:color w:val="BBBEBF"/>
+          <w:kern w:val="0"/>
+          <w:sz w:val="21"/>
+          <w:szCs w:val="21"/>
+          <w:lang w:eastAsia="en-IN"/>
+          <w14:ligatures w14:val="none"/>
+        </w:rPr>
+        <w:t>;</w:t>
+      </w:r>
+    </w:p>
+    <w:p>
+      <w:pPr>
+        <w:shd w:val="clear" w:color="auto" w:fill="121314"/>
+        <w:spacing w:after="0" w:line="285" w:lineRule="atLeast"/>
+        <w:rPr>
+          <w:rFonts w:ascii="Consolas" w:eastAsia="Times New Roman" w:hAnsi="Consolas" w:cs="Times New Roman"/>
+          <w:color w:val="BBBEBF"/>
+          <w:kern w:val="0"/>
+          <w:sz w:val="21"/>
+          <w:szCs w:val="21"/>
+          <w:lang w:eastAsia="en-IN"/>
+          <w14:ligatures w14:val="none"/>
+        </w:rPr>
+      </w:pPr>
+    </w:p>
+    <w:p>
+      <w:pPr>
+        <w:shd w:val="clear" w:color="auto" w:fill="121314"/>
+        <w:spacing w:after="0" w:line="285" w:lineRule="atLeast"/>
+        <w:rPr>
+          <w:rFonts w:ascii="Consolas" w:eastAsia="Times New Roman" w:hAnsi="Consolas" w:cs="Times New Roman"/>
+          <w:color w:val="BBBEBF"/>
+          <w:kern w:val="0"/>
+          <w:sz w:val="21"/>
+          <w:szCs w:val="21"/>
+          <w:lang w:eastAsia="en-IN"/>
+          <w14:ligatures w14:val="none"/>
+        </w:rPr>
+      </w:pPr>
+      <w:r>
+        <w:rPr>
+          <w:rFonts w:ascii="Consolas" w:eastAsia="Times New Roman" w:hAnsi="Consolas" w:cs="Times New Roman"/>
+          <w:color w:val="C586C0"/>
+          <w:kern w:val="0"/>
+          <w:sz w:val="21"/>
+          <w:szCs w:val="21"/>
+          <w:lang w:eastAsia="en-IN"/>
+          <w14:ligatures w14:val="none"/>
+        </w:rPr>
+        <w:t>import</w:t>
+      </w:r>
+      <w:r>
+        <w:rPr>
+          <w:rFonts w:ascii="Consolas" w:eastAsia="Times New Roman" w:hAnsi="Consolas" w:cs="Times New Roman"/>
+          <w:color w:val="BBBEBF"/>
+          <w:kern w:val="0"/>
+          <w:sz w:val="21"/>
+          <w:szCs w:val="21"/>
+          <w:lang w:eastAsia="en-IN"/>
+          <w14:ligatures w14:val="none"/>
+        </w:rPr>
+        <w:t xml:space="preserve"> </w:t>
+      </w:r>
+      <w:proofErr w:type="gramStart"/>
+      <w:r>
+        <w:rPr>
+          <w:rFonts w:ascii="Consolas" w:eastAsia="Times New Roman" w:hAnsi="Consolas" w:cs="Times New Roman"/>
+          <w:color w:val="C9D1D9"/>
+          <w:kern w:val="0"/>
+          <w:sz w:val="21"/>
+          <w:szCs w:val="21"/>
+          <w:lang w:eastAsia="en-IN"/>
+          <w14:ligatures w14:val="none"/>
+        </w:rPr>
+        <w:t xml:space="preserve">{ </w:t>
+      </w:r>
+      <w:proofErr w:type="spellStart"/>
+      <w:r>
+        <w:rPr>
+          <w:rFonts w:ascii="Consolas" w:eastAsia="Times New Roman" w:hAnsi="Consolas" w:cs="Times New Roman"/>
+          <w:color w:val="C9D1D9"/>
+          <w:kern w:val="0"/>
+          <w:sz w:val="21"/>
+          <w:szCs w:val="21"/>
+          <w:lang w:eastAsia="en-IN"/>
+          <w14:ligatures w14:val="none"/>
+        </w:rPr>
+        <w:t>LoginComponent</w:t>
+      </w:r>
+      <w:proofErr w:type="spellEnd"/>
+      <w:proofErr w:type="gramEnd"/>
+      <w:r>
+        <w:rPr>
+          <w:rFonts w:ascii="Consolas" w:eastAsia="Times New Roman" w:hAnsi="Consolas" w:cs="Times New Roman"/>
+          <w:color w:val="C9D1D9"/>
+          <w:kern w:val="0"/>
+          <w:sz w:val="21"/>
+          <w:szCs w:val="21"/>
+          <w:lang w:eastAsia="en-IN"/>
+          <w14:ligatures w14:val="none"/>
+        </w:rPr>
+        <w:t xml:space="preserve"> }</w:t>
+      </w:r>
+      <w:r>
+        <w:rPr>
+          <w:rFonts w:ascii="Consolas" w:eastAsia="Times New Roman" w:hAnsi="Consolas" w:cs="Times New Roman"/>
+          <w:color w:val="BBBEBF"/>
+          <w:kern w:val="0"/>
+          <w:sz w:val="21"/>
+          <w:szCs w:val="21"/>
+          <w:lang w:eastAsia="en-IN"/>
+          <w14:ligatures w14:val="none"/>
+        </w:rPr>
+        <w:t xml:space="preserve"> </w:t>
+      </w:r>
+      <w:r>
+        <w:rPr>
+          <w:rFonts w:ascii="Consolas" w:eastAsia="Times New Roman" w:hAnsi="Consolas" w:cs="Times New Roman"/>
+          <w:color w:val="C586C0"/>
+          <w:kern w:val="0"/>
+          <w:sz w:val="21"/>
+          <w:szCs w:val="21"/>
+          <w:lang w:eastAsia="en-IN"/>
+          <w14:ligatures w14:val="none"/>
+        </w:rPr>
+        <w:t>from</w:t>
+      </w:r>
+      <w:r>
+        <w:rPr>
+          <w:rFonts w:ascii="Consolas" w:eastAsia="Times New Roman" w:hAnsi="Consolas" w:cs="Times New Roman"/>
+          <w:color w:val="BBBEBF"/>
+          <w:kern w:val="0"/>
+          <w:sz w:val="21"/>
+          <w:szCs w:val="21"/>
+          <w:lang w:eastAsia="en-IN"/>
+          <w14:ligatures w14:val="none"/>
+        </w:rPr>
+        <w:t xml:space="preserve"> </w:t>
+      </w:r>
+      <w:r>
+        <w:rPr>
+          <w:rFonts w:ascii="Consolas" w:eastAsia="Times New Roman" w:hAnsi="Consolas" w:cs="Times New Roman"/>
+          <w:color w:val="A5D6FF"/>
+          <w:kern w:val="0"/>
+          <w:sz w:val="21"/>
+          <w:szCs w:val="21"/>
+          <w:lang w:eastAsia="en-IN"/>
+          <w14:ligatures w14:val="none"/>
+        </w:rPr>
+        <w:t>"../components/</w:t>
+      </w:r>
+      <w:proofErr w:type="spellStart"/>
+      <w:r>
+        <w:rPr>
+          <w:rFonts w:ascii="Consolas" w:eastAsia="Times New Roman" w:hAnsi="Consolas" w:cs="Times New Roman"/>
+          <w:color w:val="A5D6FF"/>
+          <w:kern w:val="0"/>
+          <w:sz w:val="21"/>
+          <w:szCs w:val="21"/>
+          <w:lang w:eastAsia="en-IN"/>
+          <w14:ligatures w14:val="none"/>
+        </w:rPr>
+        <w:t>login.component</w:t>
+      </w:r>
+      <w:proofErr w:type="spellEnd"/>
+      <w:r>
+        <w:rPr>
+          <w:rFonts w:ascii="Consolas" w:eastAsia="Times New Roman" w:hAnsi="Consolas" w:cs="Times New Roman"/>
+          <w:color w:val="A5D6FF"/>
+          <w:kern w:val="0"/>
+          <w:sz w:val="21"/>
+          <w:szCs w:val="21"/>
+          <w:lang w:eastAsia="en-IN"/>
+          <w14:ligatures w14:val="none"/>
+        </w:rPr>
+        <w:t>"</w:t>
+      </w:r>
+      <w:r>
+        <w:rPr>
+          <w:rFonts w:ascii="Consolas" w:eastAsia="Times New Roman" w:hAnsi="Consolas" w:cs="Times New Roman"/>
+          <w:color w:val="BBBEBF"/>
+          <w:kern w:val="0"/>
+          <w:sz w:val="21"/>
+          <w:szCs w:val="21"/>
+          <w:lang w:eastAsia="en-IN"/>
+          <w14:ligatures w14:val="none"/>
+        </w:rPr>
+        <w:t>;</w:t>
+      </w:r>
+    </w:p>
+    <w:p>
+      <w:pPr>
+        <w:shd w:val="clear" w:color="auto" w:fill="121314"/>
+        <w:spacing w:after="240" w:line="285" w:lineRule="atLeast"/>
+        <w:rPr>
+          <w:rFonts w:ascii="Consolas" w:eastAsia="Times New Roman" w:hAnsi="Consolas" w:cs="Times New Roman"/>
+          <w:color w:val="BBBEBF"/>
+          <w:kern w:val="0"/>
+          <w:sz w:val="21"/>
+          <w:szCs w:val="21"/>
+          <w:lang w:eastAsia="en-IN"/>
+          <w14:ligatures w14:val="none"/>
+        </w:rPr>
+      </w:pPr>
+    </w:p>
+    <w:p>
+      <w:pPr>
+        <w:shd w:val="clear" w:color="auto" w:fill="121314"/>
+        <w:spacing w:after="0" w:line="285" w:lineRule="atLeast"/>
+        <w:rPr>
+          <w:rFonts w:ascii="Consolas" w:eastAsia="Times New Roman" w:hAnsi="Consolas" w:cs="Times New Roman"/>
+          <w:color w:val="BBBEBF"/>
+          <w:kern w:val="0"/>
+          <w:sz w:val="21"/>
+          <w:szCs w:val="21"/>
+          <w:lang w:eastAsia="en-IN"/>
+          <w14:ligatures w14:val="none"/>
+        </w:rPr>
+      </w:pPr>
+      <w:r>
+        <w:rPr>
+          <w:rFonts w:ascii="Consolas" w:eastAsia="Times New Roman" w:hAnsi="Consolas" w:cs="Times New Roman"/>
+          <w:color w:val="BBBEBF"/>
+          <w:kern w:val="0"/>
+          <w:sz w:val="21"/>
+          <w:szCs w:val="21"/>
+          <w:lang w:eastAsia="en-IN"/>
+          <w14:ligatures w14:val="none"/>
+        </w:rPr>
+        <w:lastRenderedPageBreak/>
+        <w:t>@</w:t>
+      </w:r>
+      <w:proofErr w:type="gramStart"/>
+      <w:r>
+        <w:rPr>
+          <w:rFonts w:ascii="Consolas" w:eastAsia="Times New Roman" w:hAnsi="Consolas" w:cs="Times New Roman"/>
+          <w:color w:val="4EC9B0"/>
+          <w:kern w:val="0"/>
+          <w:sz w:val="21"/>
+          <w:szCs w:val="21"/>
+          <w:lang w:eastAsia="en-IN"/>
+          <w14:ligatures w14:val="none"/>
+        </w:rPr>
+        <w:t>NgModule</w:t>
+      </w:r>
+      <w:r>
+        <w:rPr>
+          <w:rFonts w:ascii="Consolas" w:eastAsia="Times New Roman" w:hAnsi="Consolas" w:cs="Times New Roman"/>
+          <w:color w:val="BBBEBF"/>
+          <w:kern w:val="0"/>
+          <w:sz w:val="21"/>
+          <w:szCs w:val="21"/>
+          <w:lang w:eastAsia="en-IN"/>
+          <w14:ligatures w14:val="none"/>
+        </w:rPr>
+        <w:t>(</w:t>
+      </w:r>
+      <w:proofErr w:type="gramEnd"/>
+      <w:r>
+        <w:rPr>
+          <w:rFonts w:ascii="Consolas" w:eastAsia="Times New Roman" w:hAnsi="Consolas" w:cs="Times New Roman"/>
+          <w:color w:val="BBBEBF"/>
+          <w:kern w:val="0"/>
+          <w:sz w:val="21"/>
+          <w:szCs w:val="21"/>
+          <w:lang w:eastAsia="en-IN"/>
+          <w14:ligatures w14:val="none"/>
+        </w:rPr>
+        <w:t>{</w:t>
+      </w:r>
+    </w:p>
+    <w:p>
+      <w:pPr>
+        <w:shd w:val="clear" w:color="auto" w:fill="121314"/>
+        <w:spacing w:after="0" w:line="285" w:lineRule="atLeast"/>
+        <w:rPr>
+          <w:rFonts w:ascii="Consolas" w:eastAsia="Times New Roman" w:hAnsi="Consolas" w:cs="Times New Roman"/>
+          <w:color w:val="BBBEBF"/>
+          <w:kern w:val="0"/>
+          <w:sz w:val="21"/>
+          <w:szCs w:val="21"/>
+          <w:lang w:eastAsia="en-IN"/>
+          <w14:ligatures w14:val="none"/>
+        </w:rPr>
+      </w:pPr>
+      <w:r>
+        <w:rPr>
+          <w:rFonts w:ascii="Consolas" w:eastAsia="Times New Roman" w:hAnsi="Consolas" w:cs="Times New Roman"/>
+          <w:color w:val="BBBEBF"/>
+          <w:kern w:val="0"/>
+          <w:sz w:val="21"/>
+          <w:szCs w:val="21"/>
+          <w:lang w:eastAsia="en-IN"/>
+          <w14:ligatures w14:val="none"/>
+        </w:rPr>
+        <w:t xml:space="preserve">    </w:t>
+      </w:r>
+      <w:r>
+        <w:rPr>
+          <w:rFonts w:ascii="Consolas" w:eastAsia="Times New Roman" w:hAnsi="Consolas" w:cs="Times New Roman"/>
+          <w:color w:val="C9D1D9"/>
+          <w:kern w:val="0"/>
+          <w:sz w:val="21"/>
+          <w:szCs w:val="21"/>
+          <w:lang w:eastAsia="en-IN"/>
+          <w14:ligatures w14:val="none"/>
+        </w:rPr>
+        <w:t>imports</w:t>
+      </w:r>
+      <w:r>
+        <w:rPr>
+          <w:rFonts w:ascii="Consolas" w:eastAsia="Times New Roman" w:hAnsi="Consolas" w:cs="Times New Roman"/>
+          <w:color w:val="9CDCFE"/>
+          <w:kern w:val="0"/>
+          <w:sz w:val="21"/>
+          <w:szCs w:val="21"/>
+          <w:lang w:eastAsia="en-IN"/>
+          <w14:ligatures w14:val="none"/>
+        </w:rPr>
+        <w:t>:</w:t>
+      </w:r>
+      <w:r>
+        <w:rPr>
+          <w:rFonts w:ascii="Consolas" w:eastAsia="Times New Roman" w:hAnsi="Consolas" w:cs="Times New Roman"/>
+          <w:color w:val="C9D1D9"/>
+          <w:kern w:val="0"/>
+          <w:sz w:val="21"/>
+          <w:szCs w:val="21"/>
+          <w:lang w:eastAsia="en-IN"/>
+          <w14:ligatures w14:val="none"/>
+        </w:rPr>
+        <w:t xml:space="preserve"> [</w:t>
+      </w:r>
+    </w:p>
+    <w:p>
+      <w:pPr>
+        <w:shd w:val="clear" w:color="auto" w:fill="121314"/>
+        <w:spacing w:after="0" w:line="285" w:lineRule="atLeast"/>
+        <w:rPr>
+          <w:rFonts w:ascii="Consolas" w:eastAsia="Times New Roman" w:hAnsi="Consolas" w:cs="Times New Roman"/>
+          <w:color w:val="BBBEBF"/>
+          <w:kern w:val="0"/>
+          <w:sz w:val="21"/>
+          <w:szCs w:val="21"/>
+          <w:lang w:eastAsia="en-IN"/>
+          <w14:ligatures w14:val="none"/>
+        </w:rPr>
+      </w:pPr>
+      <w:r>
+        <w:rPr>
+          <w:rFonts w:ascii="Consolas" w:eastAsia="Times New Roman" w:hAnsi="Consolas" w:cs="Times New Roman"/>
+          <w:color w:val="C9D1D9"/>
+          <w:kern w:val="0"/>
+          <w:sz w:val="21"/>
+          <w:szCs w:val="21"/>
+          <w:lang w:eastAsia="en-IN"/>
+          <w14:ligatures w14:val="none"/>
+        </w:rPr>
+        <w:t xml:space="preserve">        </w:t>
+      </w:r>
+      <w:proofErr w:type="spellStart"/>
+      <w:r>
+        <w:rPr>
+          <w:rFonts w:ascii="Consolas" w:eastAsia="Times New Roman" w:hAnsi="Consolas" w:cs="Times New Roman"/>
+          <w:color w:val="4EC9B0"/>
+          <w:kern w:val="0"/>
+          <w:sz w:val="21"/>
+          <w:szCs w:val="21"/>
+          <w:lang w:eastAsia="en-IN"/>
+          <w14:ligatures w14:val="none"/>
+        </w:rPr>
+        <w:t>LoginComponent</w:t>
+      </w:r>
+      <w:proofErr w:type="spellEnd"/>
+    </w:p>
+    <w:p>
+      <w:pPr>
+        <w:shd w:val="clear" w:color="auto" w:fill="121314"/>
+        <w:spacing w:after="0" w:line="285" w:lineRule="atLeast"/>
+        <w:rPr>
+          <w:rFonts w:ascii="Consolas" w:eastAsia="Times New Roman" w:hAnsi="Consolas" w:cs="Times New Roman"/>
+          <w:color w:val="BBBEBF"/>
+          <w:kern w:val="0"/>
+          <w:sz w:val="21"/>
+          <w:szCs w:val="21"/>
+          <w:lang w:eastAsia="en-IN"/>
+          <w14:ligatures w14:val="none"/>
+        </w:rPr>
+      </w:pPr>
+      <w:r>
+        <w:rPr>
+          <w:rFonts w:ascii="Consolas" w:eastAsia="Times New Roman" w:hAnsi="Consolas" w:cs="Times New Roman"/>
+          <w:color w:val="C9D1D9"/>
+          <w:kern w:val="0"/>
+          <w:sz w:val="21"/>
+          <w:szCs w:val="21"/>
+          <w:lang w:eastAsia="en-IN"/>
+          <w14:ligatures w14:val="none"/>
+        </w:rPr>
+        <w:t>   ]</w:t>
+      </w:r>
+      <w:r>
+        <w:rPr>
+          <w:rFonts w:ascii="Consolas" w:eastAsia="Times New Roman" w:hAnsi="Consolas" w:cs="Times New Roman"/>
+          <w:color w:val="BBBEBF"/>
+          <w:kern w:val="0"/>
+          <w:sz w:val="21"/>
+          <w:szCs w:val="21"/>
+          <w:lang w:eastAsia="en-IN"/>
+          <w14:ligatures w14:val="none"/>
+        </w:rPr>
+        <w:t>,</w:t>
+      </w:r>
+    </w:p>
+    <w:p>
+      <w:pPr>
+        <w:shd w:val="clear" w:color="auto" w:fill="121314"/>
+        <w:spacing w:after="0" w:line="285" w:lineRule="atLeast"/>
+        <w:rPr>
+          <w:rFonts w:ascii="Consolas" w:eastAsia="Times New Roman" w:hAnsi="Consolas" w:cs="Times New Roman"/>
+          <w:color w:val="BBBEBF"/>
+          <w:kern w:val="0"/>
+          <w:sz w:val="21"/>
+          <w:szCs w:val="21"/>
+          <w:lang w:eastAsia="en-IN"/>
+          <w14:ligatures w14:val="none"/>
+        </w:rPr>
+      </w:pPr>
+    </w:p>
+    <w:p>
+      <w:pPr>
+        <w:shd w:val="clear" w:color="auto" w:fill="121314"/>
+        <w:spacing w:after="0" w:line="285" w:lineRule="atLeast"/>
+        <w:rPr>
+          <w:rFonts w:ascii="Consolas" w:eastAsia="Times New Roman" w:hAnsi="Consolas" w:cs="Times New Roman"/>
+          <w:color w:val="BBBEBF"/>
+          <w:kern w:val="0"/>
+          <w:sz w:val="21"/>
+          <w:szCs w:val="21"/>
+          <w:lang w:eastAsia="en-IN"/>
+          <w14:ligatures w14:val="none"/>
+        </w:rPr>
+      </w:pPr>
+      <w:r>
+        <w:rPr>
+          <w:rFonts w:ascii="Consolas" w:eastAsia="Times New Roman" w:hAnsi="Consolas" w:cs="Times New Roman"/>
+          <w:color w:val="BBBEBF"/>
+          <w:kern w:val="0"/>
+          <w:sz w:val="21"/>
+          <w:szCs w:val="21"/>
+          <w:lang w:eastAsia="en-IN"/>
+          <w14:ligatures w14:val="none"/>
+        </w:rPr>
+        <w:t xml:space="preserve">    </w:t>
+      </w:r>
+      <w:r>
+        <w:rPr>
+          <w:rFonts w:ascii="Consolas" w:eastAsia="Times New Roman" w:hAnsi="Consolas" w:cs="Times New Roman"/>
+          <w:color w:val="C9D1D9"/>
+          <w:kern w:val="0"/>
+          <w:sz w:val="21"/>
+          <w:szCs w:val="21"/>
+          <w:lang w:eastAsia="en-IN"/>
+          <w14:ligatures w14:val="none"/>
+        </w:rPr>
+        <w:t>exports</w:t>
+      </w:r>
+      <w:r>
+        <w:rPr>
+          <w:rFonts w:ascii="Consolas" w:eastAsia="Times New Roman" w:hAnsi="Consolas" w:cs="Times New Roman"/>
+          <w:color w:val="9CDCFE"/>
+          <w:kern w:val="0"/>
+          <w:sz w:val="21"/>
+          <w:szCs w:val="21"/>
+          <w:lang w:eastAsia="en-IN"/>
+          <w14:ligatures w14:val="none"/>
+        </w:rPr>
+        <w:t>:</w:t>
+      </w:r>
+      <w:r>
+        <w:rPr>
+          <w:rFonts w:ascii="Consolas" w:eastAsia="Times New Roman" w:hAnsi="Consolas" w:cs="Times New Roman"/>
+          <w:color w:val="C9D1D9"/>
+          <w:kern w:val="0"/>
+          <w:sz w:val="21"/>
+          <w:szCs w:val="21"/>
+          <w:lang w:eastAsia="en-IN"/>
+          <w14:ligatures w14:val="none"/>
+        </w:rPr>
+        <w:t xml:space="preserve"> [</w:t>
+      </w:r>
+    </w:p>
+    <w:p>
+      <w:pPr>
+        <w:shd w:val="clear" w:color="auto" w:fill="121314"/>
+        <w:spacing w:after="0" w:line="285" w:lineRule="atLeast"/>
+        <w:rPr>
+          <w:rFonts w:ascii="Consolas" w:eastAsia="Times New Roman" w:hAnsi="Consolas" w:cs="Times New Roman"/>
+          <w:color w:val="BBBEBF"/>
+          <w:kern w:val="0"/>
+          <w:sz w:val="21"/>
+          <w:szCs w:val="21"/>
+          <w:lang w:eastAsia="en-IN"/>
+          <w14:ligatures w14:val="none"/>
+        </w:rPr>
+      </w:pPr>
+      <w:r>
+        <w:rPr>
+          <w:rFonts w:ascii="Consolas" w:eastAsia="Times New Roman" w:hAnsi="Consolas" w:cs="Times New Roman"/>
+          <w:color w:val="C9D1D9"/>
+          <w:kern w:val="0"/>
+          <w:sz w:val="21"/>
+          <w:szCs w:val="21"/>
+          <w:lang w:eastAsia="en-IN"/>
+          <w14:ligatures w14:val="none"/>
+        </w:rPr>
+        <w:t xml:space="preserve">        </w:t>
+      </w:r>
+      <w:proofErr w:type="spellStart"/>
+      <w:r>
+        <w:rPr>
+          <w:rFonts w:ascii="Consolas" w:eastAsia="Times New Roman" w:hAnsi="Consolas" w:cs="Times New Roman"/>
+          <w:color w:val="4EC9B0"/>
+          <w:kern w:val="0"/>
+          <w:sz w:val="21"/>
+          <w:szCs w:val="21"/>
+          <w:lang w:eastAsia="en-IN"/>
+          <w14:ligatures w14:val="none"/>
+        </w:rPr>
+        <w:t>LoginComponent</w:t>
+      </w:r>
+      <w:proofErr w:type="spellEnd"/>
+    </w:p>
+    <w:p>
+      <w:pPr>
+        <w:shd w:val="clear" w:color="auto" w:fill="121314"/>
+        <w:spacing w:after="0" w:line="285" w:lineRule="atLeast"/>
+        <w:rPr>
+          <w:rFonts w:ascii="Consolas" w:eastAsia="Times New Roman" w:hAnsi="Consolas" w:cs="Times New Roman"/>
+          <w:color w:val="BBBEBF"/>
+          <w:kern w:val="0"/>
+          <w:sz w:val="21"/>
+          <w:szCs w:val="21"/>
+          <w:lang w:eastAsia="en-IN"/>
+          <w14:ligatures w14:val="none"/>
+        </w:rPr>
+      </w:pPr>
+      <w:r>
+        <w:rPr>
+          <w:rFonts w:ascii="Consolas" w:eastAsia="Times New Roman" w:hAnsi="Consolas" w:cs="Times New Roman"/>
+          <w:color w:val="C9D1D9"/>
+          <w:kern w:val="0"/>
+          <w:sz w:val="21"/>
+          <w:szCs w:val="21"/>
+          <w:lang w:eastAsia="en-IN"/>
+          <w14:ligatures w14:val="none"/>
+        </w:rPr>
+        <w:t>    ]</w:t>
+      </w:r>
+    </w:p>
+    <w:p>
+      <w:pPr>
+        <w:shd w:val="clear" w:color="auto" w:fill="121314"/>
+        <w:spacing w:after="0" w:line="285" w:lineRule="atLeast"/>
+        <w:rPr>
+          <w:rFonts w:ascii="Consolas" w:eastAsia="Times New Roman" w:hAnsi="Consolas" w:cs="Times New Roman"/>
+          <w:color w:val="BBBEBF"/>
+          <w:kern w:val="0"/>
+          <w:sz w:val="21"/>
+          <w:szCs w:val="21"/>
+          <w:lang w:eastAsia="en-IN"/>
+          <w14:ligatures w14:val="none"/>
+        </w:rPr>
+      </w:pPr>
+      <w:r>
+        <w:rPr>
+          <w:rFonts w:ascii="Consolas" w:eastAsia="Times New Roman" w:hAnsi="Consolas" w:cs="Times New Roman"/>
+          <w:color w:val="BBBEBF"/>
+          <w:kern w:val="0"/>
+          <w:sz w:val="21"/>
+          <w:szCs w:val="21"/>
+          <w:lang w:eastAsia="en-IN"/>
+          <w14:ligatures w14:val="none"/>
+        </w:rPr>
+        <w:t>})</w:t>
+      </w:r>
+    </w:p>
+    <w:p>
+      <w:pPr>
+        <w:shd w:val="clear" w:color="auto" w:fill="121314"/>
+        <w:spacing w:after="0" w:line="285" w:lineRule="atLeast"/>
+        <w:rPr>
+          <w:rFonts w:ascii="Consolas" w:eastAsia="Times New Roman" w:hAnsi="Consolas" w:cs="Times New Roman"/>
+          <w:color w:val="BBBEBF"/>
+          <w:kern w:val="0"/>
+          <w:sz w:val="21"/>
+          <w:szCs w:val="21"/>
+          <w:lang w:eastAsia="en-IN"/>
+          <w14:ligatures w14:val="none"/>
+        </w:rPr>
+      </w:pPr>
+      <w:r>
+        <w:rPr>
+          <w:rFonts w:ascii="Consolas" w:eastAsia="Times New Roman" w:hAnsi="Consolas" w:cs="Times New Roman"/>
+          <w:color w:val="C586C0"/>
+          <w:kern w:val="0"/>
+          <w:sz w:val="21"/>
+          <w:szCs w:val="21"/>
+          <w:lang w:eastAsia="en-IN"/>
+          <w14:ligatures w14:val="none"/>
+        </w:rPr>
+        <w:t>export</w:t>
+      </w:r>
+      <w:r>
+        <w:rPr>
+          <w:rFonts w:ascii="Consolas" w:eastAsia="Times New Roman" w:hAnsi="Consolas" w:cs="Times New Roman"/>
+          <w:color w:val="BBBEBF"/>
+          <w:kern w:val="0"/>
+          <w:sz w:val="21"/>
+          <w:szCs w:val="21"/>
+          <w:lang w:eastAsia="en-IN"/>
+          <w14:ligatures w14:val="none"/>
+        </w:rPr>
+        <w:t xml:space="preserve"> </w:t>
+      </w:r>
+      <w:r>
+        <w:rPr>
+          <w:rFonts w:ascii="Consolas" w:eastAsia="Times New Roman" w:hAnsi="Consolas" w:cs="Times New Roman"/>
+          <w:color w:val="FF7B72"/>
+          <w:kern w:val="0"/>
+          <w:sz w:val="21"/>
+          <w:szCs w:val="21"/>
+          <w:lang w:eastAsia="en-IN"/>
+          <w14:ligatures w14:val="none"/>
+        </w:rPr>
+        <w:t>class</w:t>
+      </w:r>
+      <w:r>
+        <w:rPr>
+          <w:rFonts w:ascii="Consolas" w:eastAsia="Times New Roman" w:hAnsi="Consolas" w:cs="Times New Roman"/>
+          <w:color w:val="BBBEBF"/>
+          <w:kern w:val="0"/>
+          <w:sz w:val="21"/>
+          <w:szCs w:val="21"/>
+          <w:lang w:eastAsia="en-IN"/>
+          <w14:ligatures w14:val="none"/>
+        </w:rPr>
+        <w:t xml:space="preserve"> </w:t>
+      </w:r>
+      <w:proofErr w:type="spellStart"/>
+      <w:r>
+        <w:rPr>
+          <w:rFonts w:ascii="Consolas" w:eastAsia="Times New Roman" w:hAnsi="Consolas" w:cs="Times New Roman"/>
+          <w:color w:val="4EC9B0"/>
+          <w:kern w:val="0"/>
+          <w:sz w:val="21"/>
+          <w:szCs w:val="21"/>
+          <w:lang w:eastAsia="en-IN"/>
+          <w14:ligatures w14:val="none"/>
+        </w:rPr>
+        <w:t>AuthModule</w:t>
+      </w:r>
+      <w:proofErr w:type="spellEnd"/>
+      <w:r>
+        <w:rPr>
+          <w:rFonts w:ascii="Consolas" w:eastAsia="Times New Roman" w:hAnsi="Consolas" w:cs="Times New Roman"/>
+          <w:color w:val="BBBEBF"/>
+          <w:kern w:val="0"/>
+          <w:sz w:val="21"/>
+          <w:szCs w:val="21"/>
+          <w:lang w:eastAsia="en-IN"/>
+          <w14:ligatures w14:val="none"/>
+        </w:rPr>
+        <w:t xml:space="preserve"> {</w:t>
+      </w:r>
+    </w:p>
+    <w:p>
+      <w:pPr>
+        <w:shd w:val="clear" w:color="auto" w:fill="121314"/>
+        <w:spacing w:after="0" w:line="285" w:lineRule="atLeast"/>
+        <w:rPr>
+          <w:rFonts w:ascii="Consolas" w:eastAsia="Times New Roman" w:hAnsi="Consolas" w:cs="Times New Roman"/>
+          <w:color w:val="BBBEBF"/>
+          <w:kern w:val="0"/>
+          <w:sz w:val="21"/>
+          <w:szCs w:val="21"/>
+          <w:lang w:eastAsia="en-IN"/>
+          <w14:ligatures w14:val="none"/>
+        </w:rPr>
+      </w:pPr>
+      <w:r>
+        <w:rPr>
+          <w:rFonts w:ascii="Consolas" w:eastAsia="Times New Roman" w:hAnsi="Consolas" w:cs="Times New Roman"/>
+          <w:color w:val="BBBEBF"/>
+          <w:kern w:val="0"/>
+          <w:sz w:val="21"/>
+          <w:szCs w:val="21"/>
+          <w:lang w:eastAsia="en-IN"/>
+          <w14:ligatures w14:val="none"/>
+        </w:rPr>
+        <w:t>}</w:t>
+      </w:r>
+    </w:p>
+    <w:p/>
     <w:p/>
     <w:sectPr>
       <w:pgSz w:w="11906" w:h="16838"/>
